--- a/RelazioneProject2.docx
+++ b/RelazioneProject2.docx
@@ -1890,13 +1890,7 @@
           <w:rPr>
             <w:rFonts w:ascii="Cambria Math" w:hAnsi="Cambria Math"/>
           </w:rPr>
-          <m:t xml:space="preserve">  </m:t>
-        </m:r>
-        <m:r>
-          <w:rPr>
-            <w:rFonts w:ascii="Cambria Math" w:hAnsi="Cambria Math"/>
-          </w:rPr>
-          <m:t>per k=0</m:t>
+          <m:t xml:space="preserve">  per k=0</m:t>
         </m:r>
       </m:oMath>
       <w:r>
@@ -1932,13 +1926,7 @@
               <w:rPr>
                 <w:rFonts w:ascii="Cambria Math" w:hAnsi="Cambria Math"/>
               </w:rPr>
-              <m:t>2</m:t>
-            </m:r>
-            <m:r>
-              <w:rPr>
-                <w:rFonts w:ascii="Cambria Math" w:hAnsi="Cambria Math"/>
-              </w:rPr>
-              <m:t>/N</m:t>
+              <m:t>2/N</m:t>
             </m:r>
           </m:e>
         </m:rad>
@@ -1946,19 +1934,7 @@
           <w:rPr>
             <w:rFonts w:ascii="Cambria Math" w:hAnsi="Cambria Math"/>
           </w:rPr>
-          <m:t xml:space="preserve">  per k</m:t>
-        </m:r>
-        <m:r>
-          <w:rPr>
-            <w:rFonts w:ascii="Cambria Math" w:hAnsi="Cambria Math"/>
-          </w:rPr>
-          <m:t>&gt;</m:t>
-        </m:r>
-        <m:r>
-          <w:rPr>
-            <w:rFonts w:ascii="Cambria Math" w:hAnsi="Cambria Math"/>
-          </w:rPr>
-          <m:t>0</m:t>
+          <m:t xml:space="preserve">  per k&gt;0</m:t>
         </m:r>
       </m:oMath>
       <w:r>
@@ -2045,13 +2021,7 @@
             <w:rPr>
               <w:rFonts w:ascii="Cambria Math" w:hAnsi="Cambria Math"/>
             </w:rPr>
-            <m:t>=</m:t>
-          </m:r>
-          <m:r>
-            <w:rPr>
-              <w:rFonts w:ascii="Cambria Math" w:hAnsi="Cambria Math"/>
-            </w:rPr>
-            <m:t>∝(k)</m:t>
+            <m:t>=∝(k)</m:t>
           </m:r>
           <m:nary>
             <m:naryPr>
@@ -2222,13 +2192,7 @@
           <w:rPr>
             <w:rFonts w:ascii="Cambria Math" w:hAnsi="Cambria Math"/>
           </w:rPr>
-          <m:t>∝(k</m:t>
-        </m:r>
-        <m:r>
-          <w:rPr>
-            <w:rFonts w:ascii="Cambria Math" w:hAnsi="Cambria Math"/>
-          </w:rPr>
-          <m:t>)</m:t>
+          <m:t>∝(k)</m:t>
         </m:r>
         <m:r>
           <w:rPr>
@@ -2468,31 +2432,7 @@
         <w:rPr>
           <w:rFonts w:eastAsiaTheme="minorEastAsia"/>
         </w:rPr>
-        <w:t xml:space="preserve">Nel </w:t>
-      </w:r>
-      <w:r>
-        <w:rPr>
-          <w:rFonts w:eastAsiaTheme="minorEastAsia"/>
-        </w:rPr>
-        <w:t xml:space="preserve">secondo </w:t>
-      </w:r>
-      <w:r>
-        <w:rPr>
-          <w:rFonts w:eastAsiaTheme="minorEastAsia"/>
-        </w:rPr>
-        <w:t xml:space="preserve">ciclo for viene effettuato lo scorrimento di tutte le </w:t>
-      </w:r>
-      <w:r>
-        <w:rPr>
-          <w:rFonts w:eastAsiaTheme="minorEastAsia"/>
-        </w:rPr>
-        <w:t>colonne</w:t>
-      </w:r>
-      <w:r>
-        <w:rPr>
-          <w:rFonts w:eastAsiaTheme="minorEastAsia"/>
-        </w:rPr>
-        <w:t xml:space="preserve"> della matrice e per ciascuna viene calcolata la funzione dct1(v) inserendo poi il risultato in </w:t>
+        <w:t xml:space="preserve">Nel secondo ciclo for viene effettuato lo scorrimento di tutte le colonne della matrice e per ciascuna viene calcolata la funzione dct1(v) inserendo poi il risultato in </w:t>
       </w:r>
       <w:proofErr w:type="spellStart"/>
       <w:r>
@@ -2506,13 +2446,7 @@
         <w:rPr>
           <w:rFonts w:eastAsiaTheme="minorEastAsia"/>
         </w:rPr>
-        <w:t xml:space="preserve"> sempre nella stessa </w:t>
-      </w:r>
-      <w:r>
-        <w:rPr>
-          <w:rFonts w:eastAsiaTheme="minorEastAsia"/>
-        </w:rPr>
-        <w:t>colonna;</w:t>
+        <w:t xml:space="preserve"> sempre nella stessa colonna;</w:t>
       </w:r>
     </w:p>
     <w:p>
@@ -2604,7 +2538,16 @@
         <w:t>:</w:t>
       </w:r>
       <w:r>
-        <w:t xml:space="preserve"> contiene le dimensioni delle matrici quadrate da testare.</w:t>
+        <w:t xml:space="preserve"> contiene le dimensioni delle matrici quadrate da testare</w:t>
+      </w:r>
+      <w:r>
+        <w:t xml:space="preserve"> ossia </w:t>
+      </w:r>
+      <w:r>
+        <w:t>[10, 20, 40, 80, 160, 320, 640]</w:t>
+      </w:r>
+      <w:r>
+        <w:t>.</w:t>
       </w:r>
     </w:p>
     <w:p>
@@ -2618,10 +2561,7 @@
       </w:pPr>
       <w:proofErr w:type="spellStart"/>
       <w:r>
-        <w:t>I</w:t>
-      </w:r>
-      <w:r>
-        <w:t>terations</w:t>
+        <w:t>Iterations</w:t>
       </w:r>
       <w:proofErr w:type="spellEnd"/>
       <w:r>
@@ -2636,14 +2576,218 @@
         <w:spacing w:line="360" w:lineRule="auto"/>
       </w:pPr>
       <w:r>
-        <w:t>Successivamente</w:t>
-      </w:r>
-    </w:p>
-    <w:p>
-      <w:pPr>
+        <w:t xml:space="preserve">Successivamente, per ciascuna dimensione specificata in </w:t>
+      </w:r>
+      <w:proofErr w:type="spellStart"/>
+      <w:r>
+        <w:t>matrix_sizes</w:t>
+      </w:r>
+      <w:proofErr w:type="spellEnd"/>
+      <w:r>
+        <w:t xml:space="preserve">, il programma esegue una serie di test temporali utilizzando la funzione </w:t>
+      </w:r>
+      <w:proofErr w:type="spellStart"/>
+      <w:r>
+        <w:t>dct_time</w:t>
+      </w:r>
+      <w:proofErr w:type="spellEnd"/>
+      <w:r>
+        <w:t>. Questa funzione ha il compito di:</w:t>
+      </w:r>
+    </w:p>
+    <w:p>
+      <w:pPr>
+        <w:pStyle w:val="Paragrafoelenco"/>
+        <w:numPr>
+          <w:ilvl w:val="0"/>
+          <w:numId w:val="13"/>
+        </w:numPr>
         <w:spacing w:line="360" w:lineRule="auto"/>
       </w:pPr>
       <w:r>
+        <w:t>generare una matrice casuale di dimensione size × size</w:t>
+      </w:r>
+      <w:r>
+        <w:t xml:space="preserve"> grazie alla funzione rand</w:t>
+      </w:r>
+      <w:r>
+        <w:t>;</w:t>
+      </w:r>
+    </w:p>
+    <w:p>
+      <w:pPr>
+        <w:pStyle w:val="Paragrafoelenco"/>
+        <w:numPr>
+          <w:ilvl w:val="0"/>
+          <w:numId w:val="13"/>
+        </w:numPr>
+        <w:spacing w:line="360" w:lineRule="auto"/>
+      </w:pPr>
+      <w:r>
+        <w:t>misurare il tempo di esecuzione della trasformata DCT2 implementata manualmente</w:t>
+      </w:r>
+      <w:r>
+        <w:t xml:space="preserve"> nella libreria</w:t>
+      </w:r>
+      <w:r>
+        <w:t xml:space="preserve"> (DCT2(data));</w:t>
+      </w:r>
+    </w:p>
+    <w:p>
+      <w:pPr>
+        <w:pStyle w:val="Paragrafoelenco"/>
+        <w:numPr>
+          <w:ilvl w:val="0"/>
+          <w:numId w:val="13"/>
+        </w:numPr>
+        <w:spacing w:line="360" w:lineRule="auto"/>
+      </w:pPr>
+      <w:r>
+        <w:t>misurare il tempo di esecuzione della DCT2 fornita dalla libreria FFTW (</w:t>
+      </w:r>
+      <w:proofErr w:type="spellStart"/>
+      <w:r>
+        <w:t>FFTW.dct</w:t>
+      </w:r>
+      <w:proofErr w:type="spellEnd"/>
+      <w:r>
+        <w:t>(data)).</w:t>
+      </w:r>
+    </w:p>
+    <w:p>
+      <w:pPr>
+        <w:spacing w:line="360" w:lineRule="auto"/>
+      </w:pPr>
+      <w:r>
+        <w:t xml:space="preserve">Questo processo viene ripetuto </w:t>
+      </w:r>
+      <w:proofErr w:type="spellStart"/>
+      <w:r>
+        <w:t>iterations</w:t>
+      </w:r>
+      <w:proofErr w:type="spellEnd"/>
+      <w:r>
+        <w:t xml:space="preserve"> volte (in questo caso 10) per ogni dimensione, in modo da ottenere una stima più stabile e affidabile dei tempi di esecuzione medi. I risultati temporanei di ciascun metodo vengono memorizzati in due vettori (</w:t>
+      </w:r>
+      <w:proofErr w:type="spellStart"/>
+      <w:r>
+        <w:t>custom_times</w:t>
+      </w:r>
+      <w:proofErr w:type="spellEnd"/>
+      <w:r>
+        <w:t xml:space="preserve"> e </w:t>
+      </w:r>
+      <w:proofErr w:type="spellStart"/>
+      <w:r>
+        <w:t>fftw_times</w:t>
+      </w:r>
+      <w:proofErr w:type="spellEnd"/>
+      <w:r>
+        <w:t>), uno per ciascuna implementazione.</w:t>
+      </w:r>
+    </w:p>
+    <w:p>
+      <w:pPr>
+        <w:spacing w:line="360" w:lineRule="auto"/>
+      </w:pPr>
+      <w:r>
+        <w:t>Terminata la raccolta dei dati per una determinata dimensione, il codice calcola la media dei tempi per entrambe le implementazioni, li organizza in un dizionario (</w:t>
+      </w:r>
+      <w:proofErr w:type="spellStart"/>
+      <w:r>
+        <w:t>Dict</w:t>
+      </w:r>
+      <w:proofErr w:type="spellEnd"/>
+      <w:r>
+        <w:t xml:space="preserve">) e li salva in un </w:t>
+      </w:r>
+      <w:proofErr w:type="gramStart"/>
+      <w:r>
+        <w:t>file .</w:t>
+      </w:r>
+      <w:proofErr w:type="spellStart"/>
+      <w:r>
+        <w:t>json</w:t>
+      </w:r>
+      <w:proofErr w:type="spellEnd"/>
+      <w:proofErr w:type="gramEnd"/>
+      <w:r>
+        <w:t xml:space="preserve"> nella cartella </w:t>
+      </w:r>
+      <w:r>
+        <w:t>output definita precedentemente</w:t>
+      </w:r>
+      <w:r>
+        <w:t xml:space="preserve">. </w:t>
+      </w:r>
+    </w:p>
+    <w:p>
+      <w:pPr>
+        <w:spacing w:line="360" w:lineRule="auto"/>
+      </w:pPr>
+      <w:r>
+        <w:t>Infine,</w:t>
+      </w:r>
+      <w:r>
+        <w:t xml:space="preserve"> dopo aver estratto i risultati salvati precedentemente, con essi</w:t>
+      </w:r>
+      <w:r>
+        <w:t xml:space="preserve"> viene generato un grafico semilogaritmico in cui:</w:t>
+      </w:r>
+    </w:p>
+    <w:p>
+      <w:pPr>
+        <w:numPr>
+          <w:ilvl w:val="0"/>
+          <w:numId w:val="11"/>
+        </w:numPr>
+        <w:spacing w:line="360" w:lineRule="auto"/>
+      </w:pPr>
+      <w:r>
+        <w:t>l’asse delle ascisse (x) rappresenta la dimensione della matrice;</w:t>
+      </w:r>
+    </w:p>
+    <w:p>
+      <w:pPr>
+        <w:numPr>
+          <w:ilvl w:val="0"/>
+          <w:numId w:val="11"/>
+        </w:numPr>
+        <w:spacing w:line="360" w:lineRule="auto"/>
+      </w:pPr>
+      <w:r>
+        <w:t>l’asse delle ordinate (y), in scala logaritmica, mostra i tempi di esecuzione in secondi.</w:t>
+      </w:r>
+    </w:p>
+    <w:p>
+      <w:pPr>
+        <w:spacing w:line="360" w:lineRule="auto"/>
+      </w:pPr>
+      <w:r>
+        <w:t xml:space="preserve">Vengono </w:t>
+      </w:r>
+      <w:r>
+        <w:t xml:space="preserve">quindi </w:t>
+      </w:r>
+      <w:r>
+        <w:t>tracciate due curve: una per la DCT2 manuale e una per la DCT2 della libreria FFTW</w:t>
+      </w:r>
+      <w:r>
+        <w:t xml:space="preserve">, questa </w:t>
+      </w:r>
+      <w:r>
+        <w:t>procedura permette di confrontare visivamente la scalabilità delle due implementazioni della DCT2 al variare della dimensione della matrice, e di evidenziare il diverso comportamento in termini di complessità computazionale</w:t>
+      </w:r>
+      <w:r>
+        <w:t>.</w:t>
+      </w:r>
+    </w:p>
+    <w:p>
+      <w:pPr>
+        <w:spacing w:line="360" w:lineRule="auto"/>
+      </w:pPr>
+      <w:r>
+        <w:lastRenderedPageBreak/>
         <w:br w:type="page"/>
       </w:r>
     </w:p>
@@ -2710,18 +2854,30 @@
         <w:spacing w:line="360" w:lineRule="auto"/>
         <w:rPr>
           <w:rFonts w:eastAsiaTheme="minorEastAsia"/>
-        </w:rPr>
-      </w:pPr>
-      <w:r>
-        <w:rPr>
-          <w:rFonts w:eastAsiaTheme="minorEastAsia"/>
-        </w:rPr>
-        <w:t xml:space="preserve">Funzione </w:t>
-      </w:r>
+          <w:lang w:val="en-US"/>
+        </w:rPr>
+      </w:pPr>
       <w:proofErr w:type="spellStart"/>
       <w:r>
         <w:rPr>
           <w:rFonts w:eastAsiaTheme="minorEastAsia"/>
+          <w:lang w:val="en-US"/>
+        </w:rPr>
+        <w:t>Funzione</w:t>
+      </w:r>
+      <w:proofErr w:type="spellEnd"/>
+      <w:r>
+        <w:rPr>
+          <w:rFonts w:eastAsiaTheme="minorEastAsia"/>
+          <w:lang w:val="en-US"/>
+        </w:rPr>
+        <w:t xml:space="preserve"> </w:t>
+      </w:r>
+      <w:proofErr w:type="spellStart"/>
+      <w:r>
+        <w:rPr>
+          <w:rFonts w:eastAsiaTheme="minorEastAsia"/>
+          <w:lang w:val="en-US"/>
         </w:rPr>
         <w:t>image_to_</w:t>
       </w:r>
@@ -2729,6 +2885,7 @@
       <w:r>
         <w:rPr>
           <w:rFonts w:eastAsiaTheme="minorEastAsia"/>
+          <w:lang w:val="en-US"/>
         </w:rPr>
         <w:t>blocks</w:t>
       </w:r>
@@ -2736,6 +2893,7 @@
       <w:r>
         <w:rPr>
           <w:rFonts w:eastAsiaTheme="minorEastAsia"/>
+          <w:lang w:val="en-US"/>
         </w:rPr>
         <w:t>(</w:t>
       </w:r>
@@ -2744,6 +2902,7 @@
       <w:r>
         <w:rPr>
           <w:rFonts w:eastAsiaTheme="minorEastAsia"/>
+          <w:lang w:val="en-US"/>
         </w:rPr>
         <w:t>img</w:t>
       </w:r>
@@ -2751,14 +2910,453 @@
       <w:r>
         <w:rPr>
           <w:rFonts w:eastAsiaTheme="minorEastAsia"/>
-        </w:rPr>
-        <w:t>, f)</w:t>
+          <w:lang w:val="en-US"/>
+        </w:rPr>
+        <w:t>, f):</w:t>
+      </w:r>
+    </w:p>
+    <w:p>
+      <w:pPr>
+        <w:pStyle w:val="NormaleWeb"/>
+        <w:numPr>
+          <w:ilvl w:val="0"/>
+          <w:numId w:val="14"/>
+        </w:numPr>
+        <w:spacing w:line="276" w:lineRule="auto"/>
+        <w:jc w:val="both"/>
+        <w:rPr>
+          <w:rFonts w:ascii="Consolas" w:hAnsi="Consolas"/>
+          <w:sz w:val="22"/>
+          <w:szCs w:val="22"/>
+        </w:rPr>
+      </w:pPr>
+      <w:r>
+        <w:rPr>
+          <w:rFonts w:ascii="Consolas" w:hAnsi="Consolas"/>
+          <w:sz w:val="22"/>
+          <w:szCs w:val="22"/>
+        </w:rPr>
+        <w:t xml:space="preserve">Divide l’immagine </w:t>
+      </w:r>
+      <w:proofErr w:type="spellStart"/>
+      <w:r>
+        <w:rPr>
+          <w:rStyle w:val="CodiceHTML"/>
+          <w:rFonts w:ascii="Consolas" w:eastAsiaTheme="majorEastAsia" w:hAnsi="Consolas"/>
+          <w:sz w:val="22"/>
+          <w:szCs w:val="22"/>
+        </w:rPr>
+        <w:t>img</w:t>
+      </w:r>
+      <w:proofErr w:type="spellEnd"/>
+      <w:r>
+        <w:rPr>
+          <w:rFonts w:ascii="Consolas" w:hAnsi="Consolas"/>
+          <w:sz w:val="22"/>
+          <w:szCs w:val="22"/>
+        </w:rPr>
+        <w:t xml:space="preserve"> in una serie di blocchi quadrati di dimensione </w:t>
+      </w:r>
+      <w:r>
+        <w:rPr>
+          <w:rStyle w:val="CodiceHTML"/>
+          <w:rFonts w:ascii="Consolas" w:eastAsiaTheme="majorEastAsia" w:hAnsi="Consolas"/>
+          <w:sz w:val="22"/>
+          <w:szCs w:val="22"/>
+        </w:rPr>
+        <w:t>f × f</w:t>
+      </w:r>
+      <w:r>
+        <w:rPr>
+          <w:rFonts w:ascii="Consolas" w:hAnsi="Consolas"/>
+          <w:sz w:val="22"/>
+          <w:szCs w:val="22"/>
+        </w:rPr>
+        <w:t xml:space="preserve"> (ad esempio 8×8), effettuando un ritaglio preventivo per assicurarsi che altezza e larghezza siano divisibili per </w:t>
+      </w:r>
+      <w:r>
+        <w:rPr>
+          <w:rStyle w:val="CodiceHTML"/>
+          <w:rFonts w:ascii="Consolas" w:eastAsiaTheme="majorEastAsia" w:hAnsi="Consolas"/>
+          <w:sz w:val="22"/>
+          <w:szCs w:val="22"/>
+        </w:rPr>
+        <w:t>f</w:t>
+      </w:r>
+      <w:r>
+        <w:rPr>
+          <w:rFonts w:ascii="Consolas" w:hAnsi="Consolas"/>
+          <w:sz w:val="22"/>
+          <w:szCs w:val="22"/>
+        </w:rPr>
+        <w:t>.</w:t>
+      </w:r>
+    </w:p>
+    <w:p>
+      <w:pPr>
+        <w:pStyle w:val="NormaleWeb"/>
+        <w:numPr>
+          <w:ilvl w:val="0"/>
+          <w:numId w:val="14"/>
+        </w:numPr>
+        <w:spacing w:line="276" w:lineRule="auto"/>
+        <w:jc w:val="both"/>
+        <w:rPr>
+          <w:rFonts w:ascii="Consolas" w:hAnsi="Consolas"/>
+          <w:sz w:val="22"/>
+          <w:szCs w:val="22"/>
+        </w:rPr>
+      </w:pPr>
+      <w:r>
+        <w:rPr>
+          <w:rFonts w:ascii="Consolas" w:hAnsi="Consolas"/>
+          <w:sz w:val="22"/>
+          <w:szCs w:val="22"/>
+        </w:rPr>
+        <w:t>Restituisce una lista di viste (</w:t>
+      </w:r>
+      <w:r>
+        <w:rPr>
+          <w:rStyle w:val="CodiceHTML"/>
+          <w:rFonts w:ascii="Consolas" w:eastAsiaTheme="majorEastAsia" w:hAnsi="Consolas"/>
+          <w:sz w:val="22"/>
+          <w:szCs w:val="22"/>
+        </w:rPr>
+        <w:t>@view</w:t>
+      </w:r>
+      <w:r>
+        <w:rPr>
+          <w:rFonts w:ascii="Consolas" w:hAnsi="Consolas"/>
+          <w:sz w:val="22"/>
+          <w:szCs w:val="22"/>
+        </w:rPr>
+        <w:t>) che rappresentano i blocchi estratti dall’immagine, pronti per essere elaborati separatamente, ad esempio tramite DCT.</w:t>
+      </w:r>
+    </w:p>
+    <w:p>
+      <w:pPr>
+        <w:pStyle w:val="Paragrafoelenco"/>
+        <w:numPr>
+          <w:ilvl w:val="0"/>
+          <w:numId w:val="9"/>
+        </w:numPr>
+        <w:spacing w:line="360" w:lineRule="auto"/>
+        <w:rPr>
+          <w:rFonts w:eastAsiaTheme="minorEastAsia"/>
+        </w:rPr>
+      </w:pPr>
+      <w:r>
+        <w:rPr>
+          <w:rFonts w:eastAsiaTheme="minorEastAsia"/>
+        </w:rPr>
+        <w:t xml:space="preserve">Funzione </w:t>
+      </w:r>
+      <w:proofErr w:type="spellStart"/>
+      <w:r>
+        <w:rPr>
+          <w:rFonts w:eastAsiaTheme="minorEastAsia"/>
+        </w:rPr>
+        <w:t>image_</w:t>
+      </w:r>
+      <w:proofErr w:type="gramStart"/>
+      <w:r>
+        <w:rPr>
+          <w:rFonts w:eastAsiaTheme="minorEastAsia"/>
+        </w:rPr>
+        <w:t>compress</w:t>
+      </w:r>
+      <w:proofErr w:type="spellEnd"/>
+      <w:r>
+        <w:rPr>
+          <w:rFonts w:eastAsiaTheme="minorEastAsia"/>
+        </w:rPr>
+        <w:t>(</w:t>
+      </w:r>
+      <w:proofErr w:type="spellStart"/>
+      <w:proofErr w:type="gramEnd"/>
+      <w:r>
+        <w:rPr>
+          <w:rFonts w:eastAsiaTheme="minorEastAsia"/>
+        </w:rPr>
+        <w:t>blocks</w:t>
+      </w:r>
+      <w:proofErr w:type="spellEnd"/>
+      <w:r>
+        <w:rPr>
+          <w:rFonts w:eastAsiaTheme="minorEastAsia"/>
+        </w:rPr>
+        <w:t>, d)</w:t>
       </w:r>
       <w:r>
         <w:rPr>
           <w:rFonts w:eastAsiaTheme="minorEastAsia"/>
         </w:rPr>
         <w:t>:</w:t>
+      </w:r>
+    </w:p>
+    <w:p>
+      <w:pPr>
+        <w:pStyle w:val="NormaleWeb"/>
+        <w:numPr>
+          <w:ilvl w:val="0"/>
+          <w:numId w:val="15"/>
+        </w:numPr>
+        <w:spacing w:line="276" w:lineRule="auto"/>
+        <w:jc w:val="both"/>
+        <w:rPr>
+          <w:rFonts w:ascii="Consolas" w:hAnsi="Consolas"/>
+          <w:sz w:val="22"/>
+          <w:szCs w:val="22"/>
+        </w:rPr>
+      </w:pPr>
+      <w:r>
+        <w:rPr>
+          <w:rFonts w:ascii="Consolas" w:hAnsi="Consolas"/>
+          <w:sz w:val="22"/>
+          <w:szCs w:val="22"/>
+        </w:rPr>
+        <w:t xml:space="preserve">Applica la trasformata discreta del coseno (DCT) a ciascun blocco della lista. Per ogni blocco, annulla i coefficienti di frequenza la cui somma degli indici soddisfa la condizione </w:t>
+      </w:r>
+      <w:proofErr w:type="spellStart"/>
+      <w:r>
+        <w:rPr>
+          <w:rStyle w:val="katex-mathml"/>
+          <w:rFonts w:ascii="Consolas" w:eastAsiaTheme="majorEastAsia" w:hAnsi="Consolas"/>
+          <w:sz w:val="22"/>
+          <w:szCs w:val="22"/>
+        </w:rPr>
+        <w:t>i+j≥di</w:t>
+      </w:r>
+      <w:proofErr w:type="spellEnd"/>
+      <w:r>
+        <w:rPr>
+          <w:rStyle w:val="katex-mathml"/>
+          <w:rFonts w:ascii="Consolas" w:eastAsiaTheme="majorEastAsia" w:hAnsi="Consolas"/>
+          <w:sz w:val="22"/>
+          <w:szCs w:val="22"/>
+        </w:rPr>
+        <w:t xml:space="preserve"> + j \</w:t>
+      </w:r>
+      <w:proofErr w:type="spellStart"/>
+      <w:r>
+        <w:rPr>
+          <w:rStyle w:val="katex-mathml"/>
+          <w:rFonts w:ascii="Consolas" w:eastAsiaTheme="majorEastAsia" w:hAnsi="Consolas"/>
+          <w:sz w:val="22"/>
+          <w:szCs w:val="22"/>
+        </w:rPr>
+        <w:t>geq</w:t>
+      </w:r>
+      <w:proofErr w:type="spellEnd"/>
+      <w:r>
+        <w:rPr>
+          <w:rStyle w:val="katex-mathml"/>
+          <w:rFonts w:ascii="Consolas" w:eastAsiaTheme="majorEastAsia" w:hAnsi="Consolas"/>
+          <w:sz w:val="22"/>
+          <w:szCs w:val="22"/>
+        </w:rPr>
+        <w:t xml:space="preserve"> </w:t>
+      </w:r>
+      <w:proofErr w:type="spellStart"/>
+      <w:r>
+        <w:rPr>
+          <w:rStyle w:val="katex-mathml"/>
+          <w:rFonts w:ascii="Consolas" w:eastAsiaTheme="majorEastAsia" w:hAnsi="Consolas"/>
+          <w:sz w:val="22"/>
+          <w:szCs w:val="22"/>
+        </w:rPr>
+        <w:t>d</w:t>
+      </w:r>
+      <w:r>
+        <w:rPr>
+          <w:rStyle w:val="mord"/>
+          <w:rFonts w:ascii="Consolas" w:eastAsiaTheme="majorEastAsia" w:hAnsi="Consolas"/>
+          <w:sz w:val="22"/>
+          <w:szCs w:val="22"/>
+        </w:rPr>
+        <w:t>i</w:t>
+      </w:r>
+      <w:r>
+        <w:rPr>
+          <w:rStyle w:val="mbin"/>
+          <w:rFonts w:ascii="Consolas" w:hAnsi="Consolas"/>
+          <w:sz w:val="22"/>
+          <w:szCs w:val="22"/>
+        </w:rPr>
+        <w:t>+</w:t>
+      </w:r>
+      <w:r>
+        <w:rPr>
+          <w:rStyle w:val="mord"/>
+          <w:rFonts w:ascii="Consolas" w:eastAsiaTheme="majorEastAsia" w:hAnsi="Consolas"/>
+          <w:sz w:val="22"/>
+          <w:szCs w:val="22"/>
+        </w:rPr>
+        <w:t>j</w:t>
+      </w:r>
+      <w:r>
+        <w:rPr>
+          <w:rStyle w:val="mrel"/>
+          <w:rFonts w:ascii="Consolas" w:eastAsiaTheme="majorEastAsia" w:hAnsi="Consolas"/>
+          <w:sz w:val="22"/>
+          <w:szCs w:val="22"/>
+        </w:rPr>
+        <w:t>≥</w:t>
+      </w:r>
+      <w:r>
+        <w:rPr>
+          <w:rStyle w:val="mord"/>
+          <w:rFonts w:ascii="Consolas" w:eastAsiaTheme="majorEastAsia" w:hAnsi="Consolas"/>
+          <w:sz w:val="22"/>
+          <w:szCs w:val="22"/>
+        </w:rPr>
+        <w:t>d</w:t>
+      </w:r>
+      <w:proofErr w:type="spellEnd"/>
+      <w:r>
+        <w:rPr>
+          <w:rFonts w:ascii="Consolas" w:hAnsi="Consolas"/>
+          <w:sz w:val="22"/>
+          <w:szCs w:val="22"/>
+        </w:rPr>
+        <w:t>, riducendo così le componenti ad alta frequenza, cioè i dettagli fini dell’immagine.</w:t>
+      </w:r>
+    </w:p>
+    <w:p>
+      <w:pPr>
+        <w:pStyle w:val="NormaleWeb"/>
+        <w:numPr>
+          <w:ilvl w:val="0"/>
+          <w:numId w:val="15"/>
+        </w:numPr>
+        <w:spacing w:line="276" w:lineRule="auto"/>
+        <w:jc w:val="both"/>
+        <w:rPr>
+          <w:rFonts w:ascii="Consolas" w:hAnsi="Consolas"/>
+          <w:sz w:val="22"/>
+          <w:szCs w:val="22"/>
+        </w:rPr>
+      </w:pPr>
+      <w:r>
+        <w:rPr>
+          <w:rFonts w:ascii="Consolas" w:hAnsi="Consolas"/>
+          <w:sz w:val="22"/>
+          <w:szCs w:val="22"/>
+        </w:rPr>
+        <w:t xml:space="preserve">Dopo l’azzeramento, applica l’inversa della DCT (IDCT) per ricostruire il blocco compresso e ne limita i valori tra 0 e 1 tramite </w:t>
+      </w:r>
+      <w:proofErr w:type="spellStart"/>
+      <w:r>
+        <w:rPr>
+          <w:rStyle w:val="CodiceHTML"/>
+          <w:rFonts w:ascii="Consolas" w:hAnsi="Consolas"/>
+          <w:sz w:val="22"/>
+          <w:szCs w:val="22"/>
+        </w:rPr>
+        <w:t>clamp</w:t>
+      </w:r>
+      <w:proofErr w:type="spellEnd"/>
+      <w:r>
+        <w:rPr>
+          <w:rFonts w:ascii="Consolas" w:hAnsi="Consolas"/>
+          <w:sz w:val="22"/>
+          <w:szCs w:val="22"/>
+        </w:rPr>
+        <w:t>, per garantire che i pixel restino in un intervallo valido. I blocchi compressi così ottenuti vengono accumulati e restituiti.</w:t>
+      </w:r>
+    </w:p>
+    <w:p>
+      <w:pPr>
+        <w:pStyle w:val="Paragrafoelenco"/>
+        <w:spacing w:line="360" w:lineRule="auto"/>
+        <w:ind w:left="1440"/>
+        <w:rPr>
+          <w:rFonts w:eastAsiaTheme="minorEastAsia"/>
+        </w:rPr>
+      </w:pPr>
+      <w:r>
+        <w:rPr>
+          <w:rFonts w:eastAsiaTheme="minorEastAsia"/>
+        </w:rPr>
+        <w:t>.</w:t>
+      </w:r>
+    </w:p>
+    <w:p>
+      <w:pPr>
+        <w:pStyle w:val="Paragrafoelenco"/>
+        <w:numPr>
+          <w:ilvl w:val="0"/>
+          <w:numId w:val="9"/>
+        </w:numPr>
+        <w:spacing w:line="360" w:lineRule="auto"/>
+        <w:rPr>
+          <w:rFonts w:eastAsiaTheme="minorEastAsia"/>
+          <w:lang w:val="en-US"/>
+        </w:rPr>
+      </w:pPr>
+      <w:proofErr w:type="spellStart"/>
+      <w:r>
+        <w:rPr>
+          <w:rFonts w:eastAsiaTheme="minorEastAsia"/>
+          <w:lang w:val="en-US"/>
+        </w:rPr>
+        <w:t>Funzione</w:t>
+      </w:r>
+      <w:proofErr w:type="spellEnd"/>
+      <w:r>
+        <w:rPr>
+          <w:rFonts w:eastAsiaTheme="minorEastAsia"/>
+          <w:lang w:val="en-US"/>
+        </w:rPr>
+        <w:t xml:space="preserve"> </w:t>
+      </w:r>
+      <w:proofErr w:type="spellStart"/>
+      <w:r>
+        <w:rPr>
+          <w:rFonts w:eastAsiaTheme="minorEastAsia"/>
+          <w:lang w:val="en-US"/>
+        </w:rPr>
+        <w:t>reassemble_</w:t>
+      </w:r>
+      <w:proofErr w:type="gramStart"/>
+      <w:r>
+        <w:rPr>
+          <w:rFonts w:eastAsiaTheme="minorEastAsia"/>
+          <w:lang w:val="en-US"/>
+        </w:rPr>
+        <w:t>image</w:t>
+      </w:r>
+      <w:proofErr w:type="spellEnd"/>
+      <w:r>
+        <w:rPr>
+          <w:rFonts w:eastAsiaTheme="minorEastAsia"/>
+          <w:lang w:val="en-US"/>
+        </w:rPr>
+        <w:t>(</w:t>
+      </w:r>
+      <w:proofErr w:type="gramEnd"/>
+      <w:r>
+        <w:rPr>
+          <w:rFonts w:eastAsiaTheme="minorEastAsia"/>
+          <w:lang w:val="en-US"/>
+        </w:rPr>
+        <w:t xml:space="preserve">blocks, height, width, </w:t>
+      </w:r>
+      <w:proofErr w:type="spellStart"/>
+      <w:r>
+        <w:rPr>
+          <w:rFonts w:eastAsiaTheme="minorEastAsia"/>
+          <w:lang w:val="en-US"/>
+        </w:rPr>
+        <w:t>block_size</w:t>
+      </w:r>
+      <w:proofErr w:type="spellEnd"/>
+      <w:r>
+        <w:rPr>
+          <w:rFonts w:eastAsiaTheme="minorEastAsia"/>
+          <w:lang w:val="en-US"/>
+        </w:rPr>
+        <w:t>):</w:t>
       </w:r>
     </w:p>
     <w:p>
@@ -2773,37 +3371,18 @@
           <w:rFonts w:eastAsiaTheme="minorEastAsia"/>
         </w:rPr>
       </w:pPr>
-      <w:r>
-        <w:rPr>
-          <w:rFonts w:eastAsiaTheme="minorEastAsia"/>
-        </w:rPr>
-        <w:t xml:space="preserve">spezza un’immagine </w:t>
-      </w:r>
-      <w:proofErr w:type="spellStart"/>
-      <w:r>
-        <w:rPr>
-          <w:rFonts w:eastAsiaTheme="minorEastAsia"/>
-        </w:rPr>
-        <w:t>img</w:t>
-      </w:r>
-      <w:proofErr w:type="spellEnd"/>
-      <w:r>
-        <w:rPr>
-          <w:rFonts w:eastAsiaTheme="minorEastAsia"/>
-        </w:rPr>
-        <w:t xml:space="preserve"> in blocchi quadrati di dimensione f × f (ad </w:t>
-      </w:r>
-      <w:r>
-        <w:rPr>
-          <w:rFonts w:eastAsiaTheme="minorEastAsia"/>
-        </w:rPr>
-        <w:t>esempio 8×8), per prepararla alla compressione</w:t>
-      </w:r>
-      <w:r>
-        <w:rPr>
-          <w:rFonts w:eastAsiaTheme="minorEastAsia"/>
-        </w:rPr>
-        <w:t>;</w:t>
+      <w:bookmarkStart w:id="13" w:name="_Toc199866746"/>
+      <w:r>
+        <w:rPr>
+          <w:rFonts w:eastAsiaTheme="minorEastAsia"/>
+        </w:rPr>
+        <w:t>Ricostruisce</w:t>
+      </w:r>
+      <w:r>
+        <w:rPr>
+          <w:rFonts w:eastAsiaTheme="minorEastAsia"/>
+        </w:rPr>
+        <w:t xml:space="preserve"> un’immagine completa a partire dai blocchi compressi, riposizionandoli correttamente in base alla dimensione originale dell’immagine e alla grandezza dei blocchi.</w:t>
       </w:r>
     </w:p>
     <w:p>
@@ -2822,293 +3401,101 @@
         <w:rPr>
           <w:rFonts w:eastAsiaTheme="minorEastAsia"/>
         </w:rPr>
-        <w:t>Restituisce una lista di blocchi estratti dall'immagine</w:t>
-      </w:r>
-      <w:r>
-        <w:rPr>
-          <w:rFonts w:eastAsiaTheme="minorEastAsia"/>
-        </w:rPr>
-        <w:t>.</w:t>
-      </w:r>
-    </w:p>
-    <w:p>
-      <w:pPr>
-        <w:pStyle w:val="Paragrafoelenco"/>
-        <w:numPr>
-          <w:ilvl w:val="0"/>
-          <w:numId w:val="9"/>
-        </w:numPr>
+        <w:t xml:space="preserve">In pratica, svolge l’operazione inversa rispetto a </w:t>
+      </w:r>
+      <w:proofErr w:type="spellStart"/>
+      <w:r>
+        <w:rPr>
+          <w:rFonts w:eastAsiaTheme="minorEastAsia"/>
+        </w:rPr>
+        <w:t>image_to_blocks</w:t>
+      </w:r>
+      <w:proofErr w:type="spellEnd"/>
+      <w:r>
+        <w:rPr>
+          <w:rFonts w:eastAsiaTheme="minorEastAsia"/>
+        </w:rPr>
+        <w:t>, permettendo di ottenere una nuova immagine coerente partendo dai blocchi elaborati.</w:t>
+      </w:r>
+    </w:p>
+    <w:p>
+      <w:pPr>
         <w:spacing w:line="360" w:lineRule="auto"/>
         <w:rPr>
           <w:rFonts w:eastAsiaTheme="minorEastAsia"/>
         </w:rPr>
       </w:pPr>
-      <w:r>
-        <w:rPr>
-          <w:rFonts w:eastAsiaTheme="minorEastAsia"/>
-        </w:rPr>
-        <w:t xml:space="preserve">Funzione </w:t>
+    </w:p>
+    <w:p>
+      <w:pPr>
+        <w:spacing w:line="360" w:lineRule="auto"/>
+        <w:rPr>
+          <w:rFonts w:eastAsiaTheme="minorEastAsia"/>
+        </w:rPr>
+      </w:pPr>
+    </w:p>
+    <w:p>
+      <w:pPr>
+        <w:spacing w:line="360" w:lineRule="auto"/>
+        <w:rPr>
+          <w:b/>
+          <w:bCs/>
+          <w:sz w:val="28"/>
+          <w:szCs w:val="28"/>
+          <w:u w:val="single"/>
+        </w:rPr>
+      </w:pPr>
+      <w:r>
+        <w:rPr>
+          <w:b/>
+          <w:bCs/>
+          <w:sz w:val="28"/>
+          <w:szCs w:val="28"/>
+        </w:rPr>
+        <w:lastRenderedPageBreak/>
+        <w:t>mainPt2</w:t>
+      </w:r>
+      <w:bookmarkEnd w:id="13"/>
+    </w:p>
+    <w:p>
+      <w:pPr>
+        <w:spacing w:line="360" w:lineRule="auto"/>
+      </w:pPr>
+      <w:r>
+        <w:t>Il codice implementa un’interfaccia web interattiva utilizzando il framework Dash per Julia, con l’obiettivo di permettere all’utente di applicare una compressione su un’immagine utilizzando la trasformata discreta del coseno bidimensionale (DCT2). L’interfaccia consente di caricare un’immagine BMP dal proprio dispositivo e di specificare due parametri: F, la dimensione dei blocchi quadrati su cui verrà applicata la DCT2, e d, la soglia oltre la quale le componenti in frequenza verranno eliminate.</w:t>
+      </w:r>
+    </w:p>
+    <w:p>
+      <w:pPr>
+        <w:spacing w:line="360" w:lineRule="auto"/>
+      </w:pPr>
+      <w:r>
+        <w:t xml:space="preserve">Una volta che l’utente ha selezionato i parametri e caricato l’immagine, l’applicazione attiva una funzione di </w:t>
       </w:r>
       <w:proofErr w:type="spellStart"/>
       <w:r>
-        <w:rPr>
-          <w:rFonts w:eastAsiaTheme="minorEastAsia"/>
-        </w:rPr>
-        <w:t>image_</w:t>
-      </w:r>
-      <w:proofErr w:type="gramStart"/>
-      <w:r>
-        <w:rPr>
-          <w:rFonts w:eastAsiaTheme="minorEastAsia"/>
-        </w:rPr>
-        <w:t>compress</w:t>
+        <w:t>callback</w:t>
       </w:r>
       <w:proofErr w:type="spellEnd"/>
       <w:r>
-        <w:rPr>
-          <w:rFonts w:eastAsiaTheme="minorEastAsia"/>
-        </w:rPr>
-        <w:t>(</w:t>
-      </w:r>
-      <w:proofErr w:type="spellStart"/>
-      <w:proofErr w:type="gramEnd"/>
-      <w:r>
-        <w:rPr>
-          <w:rFonts w:eastAsiaTheme="minorEastAsia"/>
-        </w:rPr>
-        <w:t>blocks</w:t>
-      </w:r>
-      <w:proofErr w:type="spellEnd"/>
-      <w:r>
-        <w:rPr>
-          <w:rFonts w:eastAsiaTheme="minorEastAsia"/>
-        </w:rPr>
-        <w:t>, d)</w:t>
-      </w:r>
-      <w:r>
-        <w:rPr>
-          <w:rFonts w:eastAsiaTheme="minorEastAsia"/>
-        </w:rPr>
-        <w:t>:</w:t>
-      </w:r>
-    </w:p>
-    <w:p>
-      <w:pPr>
-        <w:pStyle w:val="Paragrafoelenco"/>
-        <w:numPr>
-          <w:ilvl w:val="1"/>
-          <w:numId w:val="9"/>
-        </w:numPr>
+        <w:t xml:space="preserve"> che gestisce l’intero processo. Innanzitutto, vengono effettuati dei controlli per assicurarsi che tutti i campi siano stati compilati correttamente e che d sia compreso tra 0 e 2F−22F - 22F−2, come richiesto dalla specifica. Se i dati sono validi, l’immagine viene decodificata dal formato base64, salvata temporaneamente su disco e poi caricata come immagine in scala di grigi.</w:t>
+      </w:r>
+    </w:p>
+    <w:p>
+      <w:pPr>
         <w:spacing w:line="360" w:lineRule="auto"/>
-        <w:rPr>
-          <w:rFonts w:eastAsiaTheme="minorEastAsia"/>
-        </w:rPr>
-      </w:pPr>
-      <w:r>
-        <w:rPr>
-          <w:rFonts w:eastAsiaTheme="minorEastAsia"/>
-        </w:rPr>
-        <w:t xml:space="preserve">Applica una compressione tramite DCT a ogni blocco. Azzerando le componenti alte dove i + j ≥ d. </w:t>
-      </w:r>
-    </w:p>
-    <w:p>
-      <w:pPr>
-        <w:pStyle w:val="Paragrafoelenco"/>
-        <w:numPr>
-          <w:ilvl w:val="1"/>
-          <w:numId w:val="9"/>
-        </w:numPr>
+      </w:pPr>
+      <w:r>
+        <w:t>L’immagine viene quindi suddivisa in blocchi di dimensione F×F, e su ciascun blocco viene applicata la DCT2. Tutti i coefficienti la cui somma degli indici è maggiore o uguale a d vengono azzerati, simulando la rimozione delle alte frequenze. A seguito di questa operazione, viene eseguita l’inversa della trasformata per ciascun blocco e i blocchi compressi vengono ricombinati per ottenere l’immagine finale.</w:t>
+      </w:r>
+    </w:p>
+    <w:p>
+      <w:pPr>
         <w:spacing w:line="360" w:lineRule="auto"/>
-        <w:rPr>
-          <w:rFonts w:eastAsiaTheme="minorEastAsia"/>
-        </w:rPr>
-      </w:pPr>
-      <w:r>
-        <w:rPr>
-          <w:rFonts w:eastAsiaTheme="minorEastAsia"/>
-        </w:rPr>
-        <w:t>Poi ricostruisce i blocchi compressi.</w:t>
-      </w:r>
-    </w:p>
-    <w:p>
-      <w:pPr>
-        <w:pStyle w:val="Paragrafoelenco"/>
-        <w:numPr>
-          <w:ilvl w:val="0"/>
-          <w:numId w:val="9"/>
-        </w:numPr>
-        <w:spacing w:line="360" w:lineRule="auto"/>
-        <w:rPr>
-          <w:rFonts w:eastAsiaTheme="minorEastAsia"/>
-        </w:rPr>
-      </w:pPr>
-      <w:r>
-        <w:rPr>
-          <w:rFonts w:eastAsiaTheme="minorEastAsia"/>
-        </w:rPr>
-        <w:t xml:space="preserve">Funzione </w:t>
-      </w:r>
-      <w:proofErr w:type="spellStart"/>
-      <w:r>
-        <w:rPr>
-          <w:rFonts w:eastAsiaTheme="minorEastAsia"/>
-        </w:rPr>
-        <w:t>reassemble_</w:t>
-      </w:r>
-      <w:proofErr w:type="gramStart"/>
-      <w:r>
-        <w:rPr>
-          <w:rFonts w:eastAsiaTheme="minorEastAsia"/>
-        </w:rPr>
-        <w:t>image</w:t>
-      </w:r>
-      <w:proofErr w:type="spellEnd"/>
-      <w:r>
-        <w:rPr>
-          <w:rFonts w:eastAsiaTheme="minorEastAsia"/>
-        </w:rPr>
-        <w:t>(</w:t>
-      </w:r>
-      <w:proofErr w:type="spellStart"/>
-      <w:proofErr w:type="gramEnd"/>
-      <w:r>
-        <w:rPr>
-          <w:rFonts w:eastAsiaTheme="minorEastAsia"/>
-        </w:rPr>
-        <w:t>blocks</w:t>
-      </w:r>
-      <w:proofErr w:type="spellEnd"/>
-      <w:r>
-        <w:rPr>
-          <w:rFonts w:eastAsiaTheme="minorEastAsia"/>
-        </w:rPr>
-        <w:t xml:space="preserve">, </w:t>
-      </w:r>
-      <w:proofErr w:type="spellStart"/>
-      <w:r>
-        <w:rPr>
-          <w:rFonts w:eastAsiaTheme="minorEastAsia"/>
-        </w:rPr>
-        <w:t>height</w:t>
-      </w:r>
-      <w:proofErr w:type="spellEnd"/>
-      <w:r>
-        <w:rPr>
-          <w:rFonts w:eastAsiaTheme="minorEastAsia"/>
-        </w:rPr>
-        <w:t xml:space="preserve">, </w:t>
-      </w:r>
-      <w:proofErr w:type="spellStart"/>
-      <w:r>
-        <w:rPr>
-          <w:rFonts w:eastAsiaTheme="minorEastAsia"/>
-        </w:rPr>
-        <w:t>width</w:t>
-      </w:r>
-      <w:proofErr w:type="spellEnd"/>
-      <w:r>
-        <w:rPr>
-          <w:rFonts w:eastAsiaTheme="minorEastAsia"/>
-        </w:rPr>
-        <w:t xml:space="preserve">, </w:t>
-      </w:r>
-      <w:proofErr w:type="spellStart"/>
-      <w:r>
-        <w:rPr>
-          <w:rFonts w:eastAsiaTheme="minorEastAsia"/>
-        </w:rPr>
-        <w:t>block_size</w:t>
-      </w:r>
-      <w:proofErr w:type="spellEnd"/>
-      <w:r>
-        <w:rPr>
-          <w:rFonts w:eastAsiaTheme="minorEastAsia"/>
-        </w:rPr>
-        <w:t>):</w:t>
-      </w:r>
-    </w:p>
-    <w:p>
-      <w:pPr>
-        <w:pStyle w:val="Paragrafoelenco"/>
-        <w:numPr>
-          <w:ilvl w:val="1"/>
-          <w:numId w:val="9"/>
-        </w:numPr>
-        <w:spacing w:line="360" w:lineRule="auto"/>
-        <w:rPr>
-          <w:rFonts w:eastAsiaTheme="minorEastAsia"/>
-        </w:rPr>
-      </w:pPr>
-      <w:r>
-        <w:rPr>
-          <w:rFonts w:eastAsiaTheme="minorEastAsia"/>
-        </w:rPr>
-        <w:t>Rimette insieme i blocchi compressi in una nuova immagine completa;</w:t>
-      </w:r>
-    </w:p>
-    <w:p>
-      <w:pPr>
-        <w:pStyle w:val="Paragrafoelenco"/>
-        <w:numPr>
-          <w:ilvl w:val="1"/>
-          <w:numId w:val="9"/>
-        </w:numPr>
-        <w:spacing w:line="360" w:lineRule="auto"/>
-        <w:rPr>
-          <w:rFonts w:eastAsiaTheme="minorEastAsia"/>
-        </w:rPr>
-      </w:pPr>
-      <w:r>
-        <w:rPr>
-          <w:rFonts w:eastAsiaTheme="minorEastAsia"/>
-        </w:rPr>
-        <w:t>Sostanzialmente svolge l</w:t>
-      </w:r>
-      <w:r>
-        <w:rPr>
-          <w:rFonts w:eastAsiaTheme="minorEastAsia"/>
-        </w:rPr>
-        <w:t>’</w:t>
-      </w:r>
-      <w:r>
-        <w:rPr>
-          <w:rFonts w:eastAsiaTheme="minorEastAsia"/>
-        </w:rPr>
-        <w:t>opposto della funzione</w:t>
-      </w:r>
-      <w:r>
-        <w:rPr>
-          <w:rFonts w:eastAsiaTheme="minorEastAsia"/>
-        </w:rPr>
-        <w:t xml:space="preserve"> </w:t>
-      </w:r>
-      <w:proofErr w:type="spellStart"/>
-      <w:r>
-        <w:rPr>
-          <w:rFonts w:eastAsiaTheme="minorEastAsia"/>
-        </w:rPr>
-        <w:t>image_to_blocks</w:t>
-      </w:r>
-      <w:proofErr w:type="spellEnd"/>
-      <w:r>
-        <w:rPr>
-          <w:rFonts w:eastAsiaTheme="minorEastAsia"/>
-        </w:rPr>
-        <w:t>.</w:t>
-      </w:r>
-    </w:p>
-    <w:p>
-      <w:pPr>
-        <w:pStyle w:val="Titolo3"/>
-      </w:pPr>
-      <w:bookmarkStart w:id="13" w:name="_Toc199866746"/>
-      <w:r>
-        <w:t>mainPt</w:t>
-      </w:r>
-      <w:r>
-        <w:t>2</w:t>
-      </w:r>
-      <w:bookmarkEnd w:id="13"/>
+      </w:pPr>
+      <w:r>
+        <w:t>L’applicazione mostra quindi entrambe le immagini — quella originale e quella compressa — in finestre grafiche separate, permettendo all’utente di confrontarle visivamente. Infine, un messaggio a schermo comunica l’esito dell’operazione. Questo strumento permette di esplorare in modo pratico e interattivo gli effetti della compressione DCT2, evidenziando l’impatto della dimensione del blocco e del taglio delle frequenze sulla qualità visiva dell’immagine.</w:t>
+      </w:r>
     </w:p>
     <w:p>
       <w:pPr>
@@ -3128,6 +3515,119 @@
 <file path=word/numbering.xml><?xml version="1.0" encoding="utf-8"?>
 <w:numbering xmlns:wpc="http://schemas.microsoft.com/office/word/2010/wordprocessingCanvas" xmlns:cx="http://schemas.microsoft.com/office/drawing/2014/chartex" xmlns:cx1="http://schemas.microsoft.com/office/drawing/2015/9/8/chartex" xmlns:cx2="http://schemas.microsoft.com/office/drawing/2015/10/21/chartex" xmlns:cx3="http://schemas.microsoft.com/office/drawing/2016/5/9/chartex" xmlns:cx4="http://schemas.microsoft.com/office/drawing/2016/5/10/chartex" xmlns:cx5="http://schemas.microsoft.com/office/drawing/2016/5/11/chartex" xmlns:cx6="http://schemas.microsoft.com/office/drawing/2016/5/12/chartex" xmlns:cx7="http://schemas.microsoft.com/office/drawing/2016/5/13/chartex" xmlns:cx8="http://schemas.microsoft.com/office/drawing/2016/5/14/chartex" xmlns:mc="http://schemas.openxmlformats.org/markup-compatibility/2006" xmlns:aink="http://schemas.microsoft.com/office/drawing/2016/ink" xmlns:am3d="http://schemas.microsoft.com/office/drawing/2017/model3d" xmlns:o="urn:schemas-microsoft-com:office:office" xmlns:oel="http://schemas.microsoft.com/office/2019/extlst" xmlns:r="http://schemas.openxmlformats.org/officeDocument/2006/relationships" xmlns:m="http://schemas.openxmlformats.org/officeDocument/2006/math" xmlns:v="urn:schemas-microsoft-com:vml" xmlns:wp14="http://schemas.microsoft.com/office/word/2010/wordprocessingDrawing" xmlns:wp="http://schemas.openxmlformats.org/drawingml/2006/wordprocessingDrawing" xmlns:w10="urn:schemas-microsoft-com:office:word" xmlns:w="http://schemas.openxmlformats.org/wordprocessingml/2006/main" xmlns:w14="http://schemas.microsoft.com/office/word/2010/wordml" xmlns:w15="http://schemas.microsoft.com/office/word/2012/wordml" xmlns:w16cex="http://schemas.microsoft.com/office/word/2018/wordml/cex" xmlns:w16cid="http://schemas.microsoft.com/office/word/2016/wordml/cid" xmlns:w16="http://schemas.microsoft.com/office/word/2018/wordml" xmlns:w16du="http://schemas.microsoft.com/office/word/2023/wordml/word16du" xmlns:w16sdtdh="http://schemas.microsoft.com/office/word/2020/wordml/sdtdatahash" xmlns:w16sdtfl="http://schemas.microsoft.com/office/word/2024/wordml/sdtformatlock" xmlns:w16se="http://schemas.microsoft.com/office/word/2015/wordml/symex" xmlns:wpg="http://schemas.microsoft.com/office/word/2010/wordprocessingGroup" xmlns:wpi="http://schemas.microsoft.com/office/word/2010/wordprocessingInk" xmlns:wne="http://schemas.microsoft.com/office/word/2006/wordml" xmlns:wps="http://schemas.microsoft.com/office/word/2010/wordprocessingShape" mc:Ignorable="w14 w15 w16se w16cid w16 w16cex w16sdtdh w16sdtfl w16du wp14">
   <w:abstractNum w:abstractNumId="0" w15:restartNumberingAfterBreak="0">
+    <w:nsid w:val="02885C23"/>
+    <w:multiLevelType w:val="hybridMultilevel"/>
+    <w:tmpl w:val="EA5430C6"/>
+    <w:lvl w:ilvl="0" w:tplc="04100001">
+      <w:start w:val="1"/>
+      <w:numFmt w:val="bullet"/>
+      <w:lvlText w:val=""/>
+      <w:lvlJc w:val="left"/>
+      <w:pPr>
+        <w:ind w:left="1080" w:hanging="360"/>
+      </w:pPr>
+      <w:rPr>
+        <w:rFonts w:ascii="Symbol" w:hAnsi="Symbol" w:hint="default"/>
+      </w:rPr>
+    </w:lvl>
+    <w:lvl w:ilvl="1" w:tplc="04100003" w:tentative="1">
+      <w:start w:val="1"/>
+      <w:numFmt w:val="bullet"/>
+      <w:lvlText w:val="o"/>
+      <w:lvlJc w:val="left"/>
+      <w:pPr>
+        <w:ind w:left="1800" w:hanging="360"/>
+      </w:pPr>
+      <w:rPr>
+        <w:rFonts w:ascii="Courier New" w:hAnsi="Courier New" w:cs="Courier New" w:hint="default"/>
+      </w:rPr>
+    </w:lvl>
+    <w:lvl w:ilvl="2" w:tplc="04100005" w:tentative="1">
+      <w:start w:val="1"/>
+      <w:numFmt w:val="bullet"/>
+      <w:lvlText w:val=""/>
+      <w:lvlJc w:val="left"/>
+      <w:pPr>
+        <w:ind w:left="2520" w:hanging="360"/>
+      </w:pPr>
+      <w:rPr>
+        <w:rFonts w:ascii="Wingdings" w:hAnsi="Wingdings" w:hint="default"/>
+      </w:rPr>
+    </w:lvl>
+    <w:lvl w:ilvl="3" w:tplc="04100001" w:tentative="1">
+      <w:start w:val="1"/>
+      <w:numFmt w:val="bullet"/>
+      <w:lvlText w:val=""/>
+      <w:lvlJc w:val="left"/>
+      <w:pPr>
+        <w:ind w:left="3240" w:hanging="360"/>
+      </w:pPr>
+      <w:rPr>
+        <w:rFonts w:ascii="Symbol" w:hAnsi="Symbol" w:hint="default"/>
+      </w:rPr>
+    </w:lvl>
+    <w:lvl w:ilvl="4" w:tplc="04100003" w:tentative="1">
+      <w:start w:val="1"/>
+      <w:numFmt w:val="bullet"/>
+      <w:lvlText w:val="o"/>
+      <w:lvlJc w:val="left"/>
+      <w:pPr>
+        <w:ind w:left="3960" w:hanging="360"/>
+      </w:pPr>
+      <w:rPr>
+        <w:rFonts w:ascii="Courier New" w:hAnsi="Courier New" w:cs="Courier New" w:hint="default"/>
+      </w:rPr>
+    </w:lvl>
+    <w:lvl w:ilvl="5" w:tplc="04100005" w:tentative="1">
+      <w:start w:val="1"/>
+      <w:numFmt w:val="bullet"/>
+      <w:lvlText w:val=""/>
+      <w:lvlJc w:val="left"/>
+      <w:pPr>
+        <w:ind w:left="4680" w:hanging="360"/>
+      </w:pPr>
+      <w:rPr>
+        <w:rFonts w:ascii="Wingdings" w:hAnsi="Wingdings" w:hint="default"/>
+      </w:rPr>
+    </w:lvl>
+    <w:lvl w:ilvl="6" w:tplc="04100001" w:tentative="1">
+      <w:start w:val="1"/>
+      <w:numFmt w:val="bullet"/>
+      <w:lvlText w:val=""/>
+      <w:lvlJc w:val="left"/>
+      <w:pPr>
+        <w:ind w:left="5400" w:hanging="360"/>
+      </w:pPr>
+      <w:rPr>
+        <w:rFonts w:ascii="Symbol" w:hAnsi="Symbol" w:hint="default"/>
+      </w:rPr>
+    </w:lvl>
+    <w:lvl w:ilvl="7" w:tplc="04100003" w:tentative="1">
+      <w:start w:val="1"/>
+      <w:numFmt w:val="bullet"/>
+      <w:lvlText w:val="o"/>
+      <w:lvlJc w:val="left"/>
+      <w:pPr>
+        <w:ind w:left="6120" w:hanging="360"/>
+      </w:pPr>
+      <w:rPr>
+        <w:rFonts w:ascii="Courier New" w:hAnsi="Courier New" w:cs="Courier New" w:hint="default"/>
+      </w:rPr>
+    </w:lvl>
+    <w:lvl w:ilvl="8" w:tplc="04100005" w:tentative="1">
+      <w:start w:val="1"/>
+      <w:numFmt w:val="bullet"/>
+      <w:lvlText w:val=""/>
+      <w:lvlJc w:val="left"/>
+      <w:pPr>
+        <w:ind w:left="6840" w:hanging="360"/>
+      </w:pPr>
+      <w:rPr>
+        <w:rFonts w:ascii="Wingdings" w:hAnsi="Wingdings" w:hint="default"/>
+      </w:rPr>
+    </w:lvl>
+  </w:abstractNum>
+  <w:abstractNum w:abstractNumId="1" w15:restartNumberingAfterBreak="0">
     <w:nsid w:val="04F55EB9"/>
     <w:multiLevelType w:val="hybridMultilevel"/>
     <w:tmpl w:val="628AA2DA"/>
@@ -3240,7 +3740,382 @@
       </w:rPr>
     </w:lvl>
   </w:abstractNum>
-  <w:abstractNum w:abstractNumId="1" w15:restartNumberingAfterBreak="0">
+  <w:abstractNum w:abstractNumId="2" w15:restartNumberingAfterBreak="0">
+    <w:nsid w:val="07D5305D"/>
+    <w:multiLevelType w:val="hybridMultilevel"/>
+    <w:tmpl w:val="21C875AE"/>
+    <w:lvl w:ilvl="0" w:tplc="04100003">
+      <w:start w:val="1"/>
+      <w:numFmt w:val="bullet"/>
+      <w:lvlText w:val="o"/>
+      <w:lvlJc w:val="left"/>
+      <w:pPr>
+        <w:ind w:left="1440" w:hanging="360"/>
+      </w:pPr>
+      <w:rPr>
+        <w:rFonts w:ascii="Courier New" w:hAnsi="Courier New" w:cs="Courier New" w:hint="default"/>
+      </w:rPr>
+    </w:lvl>
+    <w:lvl w:ilvl="1" w:tplc="04100003" w:tentative="1">
+      <w:start w:val="1"/>
+      <w:numFmt w:val="bullet"/>
+      <w:lvlText w:val="o"/>
+      <w:lvlJc w:val="left"/>
+      <w:pPr>
+        <w:ind w:left="2160" w:hanging="360"/>
+      </w:pPr>
+      <w:rPr>
+        <w:rFonts w:ascii="Courier New" w:hAnsi="Courier New" w:cs="Courier New" w:hint="default"/>
+      </w:rPr>
+    </w:lvl>
+    <w:lvl w:ilvl="2" w:tplc="04100005" w:tentative="1">
+      <w:start w:val="1"/>
+      <w:numFmt w:val="bullet"/>
+      <w:lvlText w:val=""/>
+      <w:lvlJc w:val="left"/>
+      <w:pPr>
+        <w:ind w:left="2880" w:hanging="360"/>
+      </w:pPr>
+      <w:rPr>
+        <w:rFonts w:ascii="Wingdings" w:hAnsi="Wingdings" w:hint="default"/>
+      </w:rPr>
+    </w:lvl>
+    <w:lvl w:ilvl="3" w:tplc="04100001" w:tentative="1">
+      <w:start w:val="1"/>
+      <w:numFmt w:val="bullet"/>
+      <w:lvlText w:val=""/>
+      <w:lvlJc w:val="left"/>
+      <w:pPr>
+        <w:ind w:left="3600" w:hanging="360"/>
+      </w:pPr>
+      <w:rPr>
+        <w:rFonts w:ascii="Symbol" w:hAnsi="Symbol" w:hint="default"/>
+      </w:rPr>
+    </w:lvl>
+    <w:lvl w:ilvl="4" w:tplc="04100003" w:tentative="1">
+      <w:start w:val="1"/>
+      <w:numFmt w:val="bullet"/>
+      <w:lvlText w:val="o"/>
+      <w:lvlJc w:val="left"/>
+      <w:pPr>
+        <w:ind w:left="4320" w:hanging="360"/>
+      </w:pPr>
+      <w:rPr>
+        <w:rFonts w:ascii="Courier New" w:hAnsi="Courier New" w:cs="Courier New" w:hint="default"/>
+      </w:rPr>
+    </w:lvl>
+    <w:lvl w:ilvl="5" w:tplc="04100005" w:tentative="1">
+      <w:start w:val="1"/>
+      <w:numFmt w:val="bullet"/>
+      <w:lvlText w:val=""/>
+      <w:lvlJc w:val="left"/>
+      <w:pPr>
+        <w:ind w:left="5040" w:hanging="360"/>
+      </w:pPr>
+      <w:rPr>
+        <w:rFonts w:ascii="Wingdings" w:hAnsi="Wingdings" w:hint="default"/>
+      </w:rPr>
+    </w:lvl>
+    <w:lvl w:ilvl="6" w:tplc="04100001" w:tentative="1">
+      <w:start w:val="1"/>
+      <w:numFmt w:val="bullet"/>
+      <w:lvlText w:val=""/>
+      <w:lvlJc w:val="left"/>
+      <w:pPr>
+        <w:ind w:left="5760" w:hanging="360"/>
+      </w:pPr>
+      <w:rPr>
+        <w:rFonts w:ascii="Symbol" w:hAnsi="Symbol" w:hint="default"/>
+      </w:rPr>
+    </w:lvl>
+    <w:lvl w:ilvl="7" w:tplc="04100003" w:tentative="1">
+      <w:start w:val="1"/>
+      <w:numFmt w:val="bullet"/>
+      <w:lvlText w:val="o"/>
+      <w:lvlJc w:val="left"/>
+      <w:pPr>
+        <w:ind w:left="6480" w:hanging="360"/>
+      </w:pPr>
+      <w:rPr>
+        <w:rFonts w:ascii="Courier New" w:hAnsi="Courier New" w:cs="Courier New" w:hint="default"/>
+      </w:rPr>
+    </w:lvl>
+    <w:lvl w:ilvl="8" w:tplc="04100005" w:tentative="1">
+      <w:start w:val="1"/>
+      <w:numFmt w:val="bullet"/>
+      <w:lvlText w:val=""/>
+      <w:lvlJc w:val="left"/>
+      <w:pPr>
+        <w:ind w:left="7200" w:hanging="360"/>
+      </w:pPr>
+      <w:rPr>
+        <w:rFonts w:ascii="Wingdings" w:hAnsi="Wingdings" w:hint="default"/>
+      </w:rPr>
+    </w:lvl>
+  </w:abstractNum>
+  <w:abstractNum w:abstractNumId="3" w15:restartNumberingAfterBreak="0">
+    <w:nsid w:val="17D33943"/>
+    <w:multiLevelType w:val="hybridMultilevel"/>
+    <w:tmpl w:val="1DDAA670"/>
+    <w:lvl w:ilvl="0" w:tplc="04100001">
+      <w:start w:val="1"/>
+      <w:numFmt w:val="bullet"/>
+      <w:lvlText w:val=""/>
+      <w:lvlJc w:val="left"/>
+      <w:pPr>
+        <w:ind w:left="1080" w:hanging="360"/>
+      </w:pPr>
+      <w:rPr>
+        <w:rFonts w:ascii="Symbol" w:hAnsi="Symbol" w:hint="default"/>
+      </w:rPr>
+    </w:lvl>
+    <w:lvl w:ilvl="1" w:tplc="04100003" w:tentative="1">
+      <w:start w:val="1"/>
+      <w:numFmt w:val="bullet"/>
+      <w:lvlText w:val="o"/>
+      <w:lvlJc w:val="left"/>
+      <w:pPr>
+        <w:ind w:left="1800" w:hanging="360"/>
+      </w:pPr>
+      <w:rPr>
+        <w:rFonts w:ascii="Courier New" w:hAnsi="Courier New" w:cs="Courier New" w:hint="default"/>
+      </w:rPr>
+    </w:lvl>
+    <w:lvl w:ilvl="2" w:tplc="04100005" w:tentative="1">
+      <w:start w:val="1"/>
+      <w:numFmt w:val="bullet"/>
+      <w:lvlText w:val=""/>
+      <w:lvlJc w:val="left"/>
+      <w:pPr>
+        <w:ind w:left="2520" w:hanging="360"/>
+      </w:pPr>
+      <w:rPr>
+        <w:rFonts w:ascii="Wingdings" w:hAnsi="Wingdings" w:hint="default"/>
+      </w:rPr>
+    </w:lvl>
+    <w:lvl w:ilvl="3" w:tplc="04100001" w:tentative="1">
+      <w:start w:val="1"/>
+      <w:numFmt w:val="bullet"/>
+      <w:lvlText w:val=""/>
+      <w:lvlJc w:val="left"/>
+      <w:pPr>
+        <w:ind w:left="3240" w:hanging="360"/>
+      </w:pPr>
+      <w:rPr>
+        <w:rFonts w:ascii="Symbol" w:hAnsi="Symbol" w:hint="default"/>
+      </w:rPr>
+    </w:lvl>
+    <w:lvl w:ilvl="4" w:tplc="04100003" w:tentative="1">
+      <w:start w:val="1"/>
+      <w:numFmt w:val="bullet"/>
+      <w:lvlText w:val="o"/>
+      <w:lvlJc w:val="left"/>
+      <w:pPr>
+        <w:ind w:left="3960" w:hanging="360"/>
+      </w:pPr>
+      <w:rPr>
+        <w:rFonts w:ascii="Courier New" w:hAnsi="Courier New" w:cs="Courier New" w:hint="default"/>
+      </w:rPr>
+    </w:lvl>
+    <w:lvl w:ilvl="5" w:tplc="04100005" w:tentative="1">
+      <w:start w:val="1"/>
+      <w:numFmt w:val="bullet"/>
+      <w:lvlText w:val=""/>
+      <w:lvlJc w:val="left"/>
+      <w:pPr>
+        <w:ind w:left="4680" w:hanging="360"/>
+      </w:pPr>
+      <w:rPr>
+        <w:rFonts w:ascii="Wingdings" w:hAnsi="Wingdings" w:hint="default"/>
+      </w:rPr>
+    </w:lvl>
+    <w:lvl w:ilvl="6" w:tplc="04100001" w:tentative="1">
+      <w:start w:val="1"/>
+      <w:numFmt w:val="bullet"/>
+      <w:lvlText w:val=""/>
+      <w:lvlJc w:val="left"/>
+      <w:pPr>
+        <w:ind w:left="5400" w:hanging="360"/>
+      </w:pPr>
+      <w:rPr>
+        <w:rFonts w:ascii="Symbol" w:hAnsi="Symbol" w:hint="default"/>
+      </w:rPr>
+    </w:lvl>
+    <w:lvl w:ilvl="7" w:tplc="04100003" w:tentative="1">
+      <w:start w:val="1"/>
+      <w:numFmt w:val="bullet"/>
+      <w:lvlText w:val="o"/>
+      <w:lvlJc w:val="left"/>
+      <w:pPr>
+        <w:ind w:left="6120" w:hanging="360"/>
+      </w:pPr>
+      <w:rPr>
+        <w:rFonts w:ascii="Courier New" w:hAnsi="Courier New" w:cs="Courier New" w:hint="default"/>
+      </w:rPr>
+    </w:lvl>
+    <w:lvl w:ilvl="8" w:tplc="04100005" w:tentative="1">
+      <w:start w:val="1"/>
+      <w:numFmt w:val="bullet"/>
+      <w:lvlText w:val=""/>
+      <w:lvlJc w:val="left"/>
+      <w:pPr>
+        <w:ind w:left="6840" w:hanging="360"/>
+      </w:pPr>
+      <w:rPr>
+        <w:rFonts w:ascii="Wingdings" w:hAnsi="Wingdings" w:hint="default"/>
+      </w:rPr>
+    </w:lvl>
+  </w:abstractNum>
+  <w:abstractNum w:abstractNumId="4" w15:restartNumberingAfterBreak="0">
+    <w:nsid w:val="180D6BE3"/>
+    <w:multiLevelType w:val="multilevel"/>
+    <w:tmpl w:val="6AE2F496"/>
+    <w:lvl w:ilvl="0">
+      <w:start w:val="1"/>
+      <w:numFmt w:val="bullet"/>
+      <w:lvlText w:val=""/>
+      <w:lvlJc w:val="left"/>
+      <w:pPr>
+        <w:tabs>
+          <w:tab w:val="num" w:pos="720"/>
+        </w:tabs>
+        <w:ind w:left="720" w:hanging="360"/>
+      </w:pPr>
+      <w:rPr>
+        <w:rFonts w:ascii="Symbol" w:hAnsi="Symbol" w:hint="default"/>
+        <w:sz w:val="20"/>
+      </w:rPr>
+    </w:lvl>
+    <w:lvl w:ilvl="1" w:tentative="1">
+      <w:start w:val="1"/>
+      <w:numFmt w:val="bullet"/>
+      <w:lvlText w:val="o"/>
+      <w:lvlJc w:val="left"/>
+      <w:pPr>
+        <w:tabs>
+          <w:tab w:val="num" w:pos="1440"/>
+        </w:tabs>
+        <w:ind w:left="1440" w:hanging="360"/>
+      </w:pPr>
+      <w:rPr>
+        <w:rFonts w:ascii="Courier New" w:hAnsi="Courier New" w:hint="default"/>
+        <w:sz w:val="20"/>
+      </w:rPr>
+    </w:lvl>
+    <w:lvl w:ilvl="2" w:tentative="1">
+      <w:start w:val="1"/>
+      <w:numFmt w:val="bullet"/>
+      <w:lvlText w:val=""/>
+      <w:lvlJc w:val="left"/>
+      <w:pPr>
+        <w:tabs>
+          <w:tab w:val="num" w:pos="2160"/>
+        </w:tabs>
+        <w:ind w:left="2160" w:hanging="360"/>
+      </w:pPr>
+      <w:rPr>
+        <w:rFonts w:ascii="Wingdings" w:hAnsi="Wingdings" w:hint="default"/>
+        <w:sz w:val="20"/>
+      </w:rPr>
+    </w:lvl>
+    <w:lvl w:ilvl="3" w:tentative="1">
+      <w:start w:val="1"/>
+      <w:numFmt w:val="bullet"/>
+      <w:lvlText w:val=""/>
+      <w:lvlJc w:val="left"/>
+      <w:pPr>
+        <w:tabs>
+          <w:tab w:val="num" w:pos="2880"/>
+        </w:tabs>
+        <w:ind w:left="2880" w:hanging="360"/>
+      </w:pPr>
+      <w:rPr>
+        <w:rFonts w:ascii="Wingdings" w:hAnsi="Wingdings" w:hint="default"/>
+        <w:sz w:val="20"/>
+      </w:rPr>
+    </w:lvl>
+    <w:lvl w:ilvl="4" w:tentative="1">
+      <w:start w:val="1"/>
+      <w:numFmt w:val="bullet"/>
+      <w:lvlText w:val=""/>
+      <w:lvlJc w:val="left"/>
+      <w:pPr>
+        <w:tabs>
+          <w:tab w:val="num" w:pos="3600"/>
+        </w:tabs>
+        <w:ind w:left="3600" w:hanging="360"/>
+      </w:pPr>
+      <w:rPr>
+        <w:rFonts w:ascii="Wingdings" w:hAnsi="Wingdings" w:hint="default"/>
+        <w:sz w:val="20"/>
+      </w:rPr>
+    </w:lvl>
+    <w:lvl w:ilvl="5" w:tentative="1">
+      <w:start w:val="1"/>
+      <w:numFmt w:val="bullet"/>
+      <w:lvlText w:val=""/>
+      <w:lvlJc w:val="left"/>
+      <w:pPr>
+        <w:tabs>
+          <w:tab w:val="num" w:pos="4320"/>
+        </w:tabs>
+        <w:ind w:left="4320" w:hanging="360"/>
+      </w:pPr>
+      <w:rPr>
+        <w:rFonts w:ascii="Wingdings" w:hAnsi="Wingdings" w:hint="default"/>
+        <w:sz w:val="20"/>
+      </w:rPr>
+    </w:lvl>
+    <w:lvl w:ilvl="6" w:tentative="1">
+      <w:start w:val="1"/>
+      <w:numFmt w:val="bullet"/>
+      <w:lvlText w:val=""/>
+      <w:lvlJc w:val="left"/>
+      <w:pPr>
+        <w:tabs>
+          <w:tab w:val="num" w:pos="5040"/>
+        </w:tabs>
+        <w:ind w:left="5040" w:hanging="360"/>
+      </w:pPr>
+      <w:rPr>
+        <w:rFonts w:ascii="Wingdings" w:hAnsi="Wingdings" w:hint="default"/>
+        <w:sz w:val="20"/>
+      </w:rPr>
+    </w:lvl>
+    <w:lvl w:ilvl="7" w:tentative="1">
+      <w:start w:val="1"/>
+      <w:numFmt w:val="bullet"/>
+      <w:lvlText w:val=""/>
+      <w:lvlJc w:val="left"/>
+      <w:pPr>
+        <w:tabs>
+          <w:tab w:val="num" w:pos="5760"/>
+        </w:tabs>
+        <w:ind w:left="5760" w:hanging="360"/>
+      </w:pPr>
+      <w:rPr>
+        <w:rFonts w:ascii="Wingdings" w:hAnsi="Wingdings" w:hint="default"/>
+        <w:sz w:val="20"/>
+      </w:rPr>
+    </w:lvl>
+    <w:lvl w:ilvl="8" w:tentative="1">
+      <w:start w:val="1"/>
+      <w:numFmt w:val="bullet"/>
+      <w:lvlText w:val=""/>
+      <w:lvlJc w:val="left"/>
+      <w:pPr>
+        <w:tabs>
+          <w:tab w:val="num" w:pos="6480"/>
+        </w:tabs>
+        <w:ind w:left="6480" w:hanging="360"/>
+      </w:pPr>
+      <w:rPr>
+        <w:rFonts w:ascii="Wingdings" w:hAnsi="Wingdings" w:hint="default"/>
+        <w:sz w:val="20"/>
+      </w:rPr>
+    </w:lvl>
+  </w:abstractNum>
+  <w:abstractNum w:abstractNumId="5" w15:restartNumberingAfterBreak="0">
     <w:nsid w:val="18837E6A"/>
     <w:multiLevelType w:val="multilevel"/>
     <w:tmpl w:val="0CB874E4"/>
@@ -3361,7 +4236,120 @@
       </w:pPr>
     </w:lvl>
   </w:abstractNum>
-  <w:abstractNum w:abstractNumId="2" w15:restartNumberingAfterBreak="0">
+  <w:abstractNum w:abstractNumId="6" w15:restartNumberingAfterBreak="0">
+    <w:nsid w:val="233D0408"/>
+    <w:multiLevelType w:val="hybridMultilevel"/>
+    <w:tmpl w:val="A0F45AD2"/>
+    <w:lvl w:ilvl="0" w:tplc="04100003">
+      <w:start w:val="1"/>
+      <w:numFmt w:val="bullet"/>
+      <w:lvlText w:val="o"/>
+      <w:lvlJc w:val="left"/>
+      <w:pPr>
+        <w:ind w:left="1440" w:hanging="360"/>
+      </w:pPr>
+      <w:rPr>
+        <w:rFonts w:ascii="Courier New" w:hAnsi="Courier New" w:cs="Courier New" w:hint="default"/>
+      </w:rPr>
+    </w:lvl>
+    <w:lvl w:ilvl="1" w:tplc="04100003" w:tentative="1">
+      <w:start w:val="1"/>
+      <w:numFmt w:val="bullet"/>
+      <w:lvlText w:val="o"/>
+      <w:lvlJc w:val="left"/>
+      <w:pPr>
+        <w:ind w:left="2160" w:hanging="360"/>
+      </w:pPr>
+      <w:rPr>
+        <w:rFonts w:ascii="Courier New" w:hAnsi="Courier New" w:cs="Courier New" w:hint="default"/>
+      </w:rPr>
+    </w:lvl>
+    <w:lvl w:ilvl="2" w:tplc="04100005" w:tentative="1">
+      <w:start w:val="1"/>
+      <w:numFmt w:val="bullet"/>
+      <w:lvlText w:val=""/>
+      <w:lvlJc w:val="left"/>
+      <w:pPr>
+        <w:ind w:left="2880" w:hanging="360"/>
+      </w:pPr>
+      <w:rPr>
+        <w:rFonts w:ascii="Wingdings" w:hAnsi="Wingdings" w:hint="default"/>
+      </w:rPr>
+    </w:lvl>
+    <w:lvl w:ilvl="3" w:tplc="04100001" w:tentative="1">
+      <w:start w:val="1"/>
+      <w:numFmt w:val="bullet"/>
+      <w:lvlText w:val=""/>
+      <w:lvlJc w:val="left"/>
+      <w:pPr>
+        <w:ind w:left="3600" w:hanging="360"/>
+      </w:pPr>
+      <w:rPr>
+        <w:rFonts w:ascii="Symbol" w:hAnsi="Symbol" w:hint="default"/>
+      </w:rPr>
+    </w:lvl>
+    <w:lvl w:ilvl="4" w:tplc="04100003" w:tentative="1">
+      <w:start w:val="1"/>
+      <w:numFmt w:val="bullet"/>
+      <w:lvlText w:val="o"/>
+      <w:lvlJc w:val="left"/>
+      <w:pPr>
+        <w:ind w:left="4320" w:hanging="360"/>
+      </w:pPr>
+      <w:rPr>
+        <w:rFonts w:ascii="Courier New" w:hAnsi="Courier New" w:cs="Courier New" w:hint="default"/>
+      </w:rPr>
+    </w:lvl>
+    <w:lvl w:ilvl="5" w:tplc="04100005" w:tentative="1">
+      <w:start w:val="1"/>
+      <w:numFmt w:val="bullet"/>
+      <w:lvlText w:val=""/>
+      <w:lvlJc w:val="left"/>
+      <w:pPr>
+        <w:ind w:left="5040" w:hanging="360"/>
+      </w:pPr>
+      <w:rPr>
+        <w:rFonts w:ascii="Wingdings" w:hAnsi="Wingdings" w:hint="default"/>
+      </w:rPr>
+    </w:lvl>
+    <w:lvl w:ilvl="6" w:tplc="04100001" w:tentative="1">
+      <w:start w:val="1"/>
+      <w:numFmt w:val="bullet"/>
+      <w:lvlText w:val=""/>
+      <w:lvlJc w:val="left"/>
+      <w:pPr>
+        <w:ind w:left="5760" w:hanging="360"/>
+      </w:pPr>
+      <w:rPr>
+        <w:rFonts w:ascii="Symbol" w:hAnsi="Symbol" w:hint="default"/>
+      </w:rPr>
+    </w:lvl>
+    <w:lvl w:ilvl="7" w:tplc="04100003" w:tentative="1">
+      <w:start w:val="1"/>
+      <w:numFmt w:val="bullet"/>
+      <w:lvlText w:val="o"/>
+      <w:lvlJc w:val="left"/>
+      <w:pPr>
+        <w:ind w:left="6480" w:hanging="360"/>
+      </w:pPr>
+      <w:rPr>
+        <w:rFonts w:ascii="Courier New" w:hAnsi="Courier New" w:cs="Courier New" w:hint="default"/>
+      </w:rPr>
+    </w:lvl>
+    <w:lvl w:ilvl="8" w:tplc="04100005" w:tentative="1">
+      <w:start w:val="1"/>
+      <w:numFmt w:val="bullet"/>
+      <w:lvlText w:val=""/>
+      <w:lvlJc w:val="left"/>
+      <w:pPr>
+        <w:ind w:left="7200" w:hanging="360"/>
+      </w:pPr>
+      <w:rPr>
+        <w:rFonts w:ascii="Wingdings" w:hAnsi="Wingdings" w:hint="default"/>
+      </w:rPr>
+    </w:lvl>
+  </w:abstractNum>
+  <w:abstractNum w:abstractNumId="7" w15:restartNumberingAfterBreak="0">
     <w:nsid w:val="2E280219"/>
     <w:multiLevelType w:val="multilevel"/>
     <w:tmpl w:val="6A00E26A"/>
@@ -3510,7 +4498,7 @@
       </w:rPr>
     </w:lvl>
   </w:abstractNum>
-  <w:abstractNum w:abstractNumId="3" w15:restartNumberingAfterBreak="0">
+  <w:abstractNum w:abstractNumId="8" w15:restartNumberingAfterBreak="0">
     <w:nsid w:val="4906238D"/>
     <w:multiLevelType w:val="multilevel"/>
     <w:tmpl w:val="0568DDEA"/>
@@ -3631,7 +4619,7 @@
       </w:pPr>
     </w:lvl>
   </w:abstractNum>
-  <w:abstractNum w:abstractNumId="4" w15:restartNumberingAfterBreak="0">
+  <w:abstractNum w:abstractNumId="9" w15:restartNumberingAfterBreak="0">
     <w:nsid w:val="52665E71"/>
     <w:multiLevelType w:val="multilevel"/>
     <w:tmpl w:val="6A00E26A"/>
@@ -3780,7 +4768,7 @@
       </w:rPr>
     </w:lvl>
   </w:abstractNum>
-  <w:abstractNum w:abstractNumId="5" w15:restartNumberingAfterBreak="0">
+  <w:abstractNum w:abstractNumId="10" w15:restartNumberingAfterBreak="0">
     <w:nsid w:val="53076A76"/>
     <w:multiLevelType w:val="hybridMultilevel"/>
     <w:tmpl w:val="EF94C7BC"/>
@@ -3893,7 +4881,7 @@
       </w:rPr>
     </w:lvl>
   </w:abstractNum>
-  <w:abstractNum w:abstractNumId="6" w15:restartNumberingAfterBreak="0">
+  <w:abstractNum w:abstractNumId="11" w15:restartNumberingAfterBreak="0">
     <w:nsid w:val="59B23A5E"/>
     <w:multiLevelType w:val="hybridMultilevel"/>
     <w:tmpl w:val="C3D43702"/>
@@ -4006,7 +4994,7 @@
       </w:rPr>
     </w:lvl>
   </w:abstractNum>
-  <w:abstractNum w:abstractNumId="7" w15:restartNumberingAfterBreak="0">
+  <w:abstractNum w:abstractNumId="12" w15:restartNumberingAfterBreak="0">
     <w:nsid w:val="5AA00147"/>
     <w:multiLevelType w:val="multilevel"/>
     <w:tmpl w:val="6568B6CC"/>
@@ -4155,7 +5143,7 @@
       </w:rPr>
     </w:lvl>
   </w:abstractNum>
-  <w:abstractNum w:abstractNumId="8" w15:restartNumberingAfterBreak="0">
+  <w:abstractNum w:abstractNumId="13" w15:restartNumberingAfterBreak="0">
     <w:nsid w:val="5BE825E9"/>
     <w:multiLevelType w:val="hybridMultilevel"/>
     <w:tmpl w:val="E95CF636"/>
@@ -4244,31 +5232,198 @@
       </w:pPr>
     </w:lvl>
   </w:abstractNum>
+  <w:abstractNum w:abstractNumId="14" w15:restartNumberingAfterBreak="0">
+    <w:nsid w:val="75603DE2"/>
+    <w:multiLevelType w:val="multilevel"/>
+    <w:tmpl w:val="99F83410"/>
+    <w:lvl w:ilvl="0">
+      <w:start w:val="1"/>
+      <w:numFmt w:val="bullet"/>
+      <w:lvlText w:val=""/>
+      <w:lvlJc w:val="left"/>
+      <w:pPr>
+        <w:tabs>
+          <w:tab w:val="num" w:pos="720"/>
+        </w:tabs>
+        <w:ind w:left="720" w:hanging="360"/>
+      </w:pPr>
+      <w:rPr>
+        <w:rFonts w:ascii="Symbol" w:hAnsi="Symbol" w:hint="default"/>
+        <w:sz w:val="20"/>
+      </w:rPr>
+    </w:lvl>
+    <w:lvl w:ilvl="1" w:tentative="1">
+      <w:start w:val="1"/>
+      <w:numFmt w:val="bullet"/>
+      <w:lvlText w:val="o"/>
+      <w:lvlJc w:val="left"/>
+      <w:pPr>
+        <w:tabs>
+          <w:tab w:val="num" w:pos="1440"/>
+        </w:tabs>
+        <w:ind w:left="1440" w:hanging="360"/>
+      </w:pPr>
+      <w:rPr>
+        <w:rFonts w:ascii="Courier New" w:hAnsi="Courier New" w:hint="default"/>
+        <w:sz w:val="20"/>
+      </w:rPr>
+    </w:lvl>
+    <w:lvl w:ilvl="2" w:tentative="1">
+      <w:start w:val="1"/>
+      <w:numFmt w:val="bullet"/>
+      <w:lvlText w:val=""/>
+      <w:lvlJc w:val="left"/>
+      <w:pPr>
+        <w:tabs>
+          <w:tab w:val="num" w:pos="2160"/>
+        </w:tabs>
+        <w:ind w:left="2160" w:hanging="360"/>
+      </w:pPr>
+      <w:rPr>
+        <w:rFonts w:ascii="Wingdings" w:hAnsi="Wingdings" w:hint="default"/>
+        <w:sz w:val="20"/>
+      </w:rPr>
+    </w:lvl>
+    <w:lvl w:ilvl="3" w:tentative="1">
+      <w:start w:val="1"/>
+      <w:numFmt w:val="bullet"/>
+      <w:lvlText w:val=""/>
+      <w:lvlJc w:val="left"/>
+      <w:pPr>
+        <w:tabs>
+          <w:tab w:val="num" w:pos="2880"/>
+        </w:tabs>
+        <w:ind w:left="2880" w:hanging="360"/>
+      </w:pPr>
+      <w:rPr>
+        <w:rFonts w:ascii="Wingdings" w:hAnsi="Wingdings" w:hint="default"/>
+        <w:sz w:val="20"/>
+      </w:rPr>
+    </w:lvl>
+    <w:lvl w:ilvl="4" w:tentative="1">
+      <w:start w:val="1"/>
+      <w:numFmt w:val="bullet"/>
+      <w:lvlText w:val=""/>
+      <w:lvlJc w:val="left"/>
+      <w:pPr>
+        <w:tabs>
+          <w:tab w:val="num" w:pos="3600"/>
+        </w:tabs>
+        <w:ind w:left="3600" w:hanging="360"/>
+      </w:pPr>
+      <w:rPr>
+        <w:rFonts w:ascii="Wingdings" w:hAnsi="Wingdings" w:hint="default"/>
+        <w:sz w:val="20"/>
+      </w:rPr>
+    </w:lvl>
+    <w:lvl w:ilvl="5" w:tentative="1">
+      <w:start w:val="1"/>
+      <w:numFmt w:val="bullet"/>
+      <w:lvlText w:val=""/>
+      <w:lvlJc w:val="left"/>
+      <w:pPr>
+        <w:tabs>
+          <w:tab w:val="num" w:pos="4320"/>
+        </w:tabs>
+        <w:ind w:left="4320" w:hanging="360"/>
+      </w:pPr>
+      <w:rPr>
+        <w:rFonts w:ascii="Wingdings" w:hAnsi="Wingdings" w:hint="default"/>
+        <w:sz w:val="20"/>
+      </w:rPr>
+    </w:lvl>
+    <w:lvl w:ilvl="6" w:tentative="1">
+      <w:start w:val="1"/>
+      <w:numFmt w:val="bullet"/>
+      <w:lvlText w:val=""/>
+      <w:lvlJc w:val="left"/>
+      <w:pPr>
+        <w:tabs>
+          <w:tab w:val="num" w:pos="5040"/>
+        </w:tabs>
+        <w:ind w:left="5040" w:hanging="360"/>
+      </w:pPr>
+      <w:rPr>
+        <w:rFonts w:ascii="Wingdings" w:hAnsi="Wingdings" w:hint="default"/>
+        <w:sz w:val="20"/>
+      </w:rPr>
+    </w:lvl>
+    <w:lvl w:ilvl="7" w:tentative="1">
+      <w:start w:val="1"/>
+      <w:numFmt w:val="bullet"/>
+      <w:lvlText w:val=""/>
+      <w:lvlJc w:val="left"/>
+      <w:pPr>
+        <w:tabs>
+          <w:tab w:val="num" w:pos="5760"/>
+        </w:tabs>
+        <w:ind w:left="5760" w:hanging="360"/>
+      </w:pPr>
+      <w:rPr>
+        <w:rFonts w:ascii="Wingdings" w:hAnsi="Wingdings" w:hint="default"/>
+        <w:sz w:val="20"/>
+      </w:rPr>
+    </w:lvl>
+    <w:lvl w:ilvl="8" w:tentative="1">
+      <w:start w:val="1"/>
+      <w:numFmt w:val="bullet"/>
+      <w:lvlText w:val=""/>
+      <w:lvlJc w:val="left"/>
+      <w:pPr>
+        <w:tabs>
+          <w:tab w:val="num" w:pos="6480"/>
+        </w:tabs>
+        <w:ind w:left="6480" w:hanging="360"/>
+      </w:pPr>
+      <w:rPr>
+        <w:rFonts w:ascii="Wingdings" w:hAnsi="Wingdings" w:hint="default"/>
+        <w:sz w:val="20"/>
+      </w:rPr>
+    </w:lvl>
+  </w:abstractNum>
   <w:num w:numId="1" w16cid:durableId="2073381053">
+    <w:abstractNumId w:val="8"/>
+  </w:num>
+  <w:num w:numId="2" w16cid:durableId="1481114721">
+    <w:abstractNumId w:val="5"/>
+  </w:num>
+  <w:num w:numId="3" w16cid:durableId="220291580">
+    <w:abstractNumId w:val="13"/>
+  </w:num>
+  <w:num w:numId="4" w16cid:durableId="1789544247">
+    <w:abstractNumId w:val="9"/>
+  </w:num>
+  <w:num w:numId="5" w16cid:durableId="823199490">
+    <w:abstractNumId w:val="7"/>
+  </w:num>
+  <w:num w:numId="6" w16cid:durableId="316764379">
+    <w:abstractNumId w:val="10"/>
+  </w:num>
+  <w:num w:numId="7" w16cid:durableId="771778377">
+    <w:abstractNumId w:val="12"/>
+  </w:num>
+  <w:num w:numId="8" w16cid:durableId="1834251668">
+    <w:abstractNumId w:val="1"/>
+  </w:num>
+  <w:num w:numId="9" w16cid:durableId="1916737956">
+    <w:abstractNumId w:val="11"/>
+  </w:num>
+  <w:num w:numId="10" w16cid:durableId="1819421652">
+    <w:abstractNumId w:val="14"/>
+  </w:num>
+  <w:num w:numId="11" w16cid:durableId="1365866525">
+    <w:abstractNumId w:val="4"/>
+  </w:num>
+  <w:num w:numId="12" w16cid:durableId="822895976">
+    <w:abstractNumId w:val="0"/>
+  </w:num>
+  <w:num w:numId="13" w16cid:durableId="136726196">
     <w:abstractNumId w:val="3"/>
   </w:num>
-  <w:num w:numId="2" w16cid:durableId="1481114721">
-    <w:abstractNumId w:val="1"/>
-  </w:num>
-  <w:num w:numId="3" w16cid:durableId="220291580">
-    <w:abstractNumId w:val="8"/>
-  </w:num>
-  <w:num w:numId="4" w16cid:durableId="1789544247">
-    <w:abstractNumId w:val="4"/>
-  </w:num>
-  <w:num w:numId="5" w16cid:durableId="823199490">
+  <w:num w:numId="14" w16cid:durableId="308218913">
     <w:abstractNumId w:val="2"/>
   </w:num>
-  <w:num w:numId="6" w16cid:durableId="316764379">
-    <w:abstractNumId w:val="5"/>
-  </w:num>
-  <w:num w:numId="7" w16cid:durableId="771778377">
-    <w:abstractNumId w:val="7"/>
-  </w:num>
-  <w:num w:numId="8" w16cid:durableId="1834251668">
-    <w:abstractNumId w:val="0"/>
-  </w:num>
-  <w:num w:numId="9" w16cid:durableId="1916737956">
+  <w:num w:numId="15" w16cid:durableId="1297956525">
     <w:abstractNumId w:val="6"/>
   </w:num>
 </w:numbering>
@@ -5387,6 +6542,11 @@
       </w:rPr>
     </w:tblStylePr>
   </w:style>
+  <w:style w:type="character" w:customStyle="1" w:styleId="mbin">
+    <w:name w:val="mbin"/>
+    <w:basedOn w:val="Carpredefinitoparagrafo"/>
+    <w:rsid w:val="00FF5C21"/>
+  </w:style>
 </w:styles>
 </file>
 

--- a/RelazioneProject2.docx
+++ b/RelazioneProject2.docx
@@ -238,7 +238,18 @@
           <w:szCs w:val="30"/>
           <w14:ligatures w14:val="none"/>
         </w:rPr>
-        <w:t>Progetto 1 alternativo</w:t>
+        <w:t xml:space="preserve">Progetto </w:t>
+      </w:r>
+      <w:r>
+        <w:rPr>
+          <w:rFonts w:eastAsia="MS Mincho" w:cs="Times New Roman"/>
+          <w:color w:val="000000" w:themeColor="text1"/>
+          <w:kern w:val="0"/>
+          <w:sz w:val="30"/>
+          <w:szCs w:val="30"/>
+          <w14:ligatures w14:val="none"/>
+        </w:rPr>
+        <w:t>2</w:t>
       </w:r>
     </w:p>
     <w:p>
@@ -280,7 +291,7 @@
                     </pic:cNvPicPr>
                   </pic:nvPicPr>
                   <pic:blipFill>
-                    <a:blip r:embed="rId5">
+                    <a:blip r:embed="rId6">
                       <a:extLst>
                         <a:ext uri="{28A0092B-C50C-407E-A947-70E740481C1C}">
                           <a14:useLocalDpi xmlns:a14="http://schemas.microsoft.com/office/drawing/2010/main" val="0"/>
@@ -408,6 +419,11 @@
           <w:szCs w:val="30"/>
           <w14:ligatures w14:val="none"/>
         </w:rPr>
+      </w:pPr>
+    </w:p>
+    <w:p>
+      <w:pPr>
+        <w:spacing w:line="360" w:lineRule="auto"/>
       </w:pPr>
     </w:p>
     <w:p>
@@ -491,7 +507,7 @@
             </w:rPr>
             <w:fldChar w:fldCharType="separate"/>
           </w:r>
-          <w:hyperlink w:anchor="_Toc199866733" w:history="1">
+          <w:hyperlink w:anchor="_Toc200043766" w:history="1">
             <w:r>
               <w:rPr>
                 <w:rStyle w:val="Collegamentoipertestuale"/>
@@ -518,7 +534,7 @@
                 <w:noProof/>
                 <w:webHidden/>
               </w:rPr>
-              <w:instrText xml:space="preserve"> PAGEREF _Toc199866733 \h </w:instrText>
+              <w:instrText xml:space="preserve"> PAGEREF _Toc200043766 \h </w:instrText>
             </w:r>
             <w:r>
               <w:rPr>
@@ -563,7 +579,7 @@
               <w:lang w:eastAsia="it-IT"/>
             </w:rPr>
           </w:pPr>
-          <w:hyperlink w:anchor="_Toc199866734" w:history="1">
+          <w:hyperlink w:anchor="_Toc200043767" w:history="1">
             <w:r>
               <w:rPr>
                 <w:rStyle w:val="Collegamentoipertestuale"/>
@@ -590,7 +606,7 @@
                 <w:noProof/>
                 <w:webHidden/>
               </w:rPr>
-              <w:instrText xml:space="preserve"> PAGEREF _Toc199866734 \h </w:instrText>
+              <w:instrText xml:space="preserve"> PAGEREF _Toc200043767 \h </w:instrText>
             </w:r>
             <w:r>
               <w:rPr>
@@ -635,7 +651,7 @@
               <w:lang w:eastAsia="it-IT"/>
             </w:rPr>
           </w:pPr>
-          <w:hyperlink w:anchor="_Toc199866735" w:history="1">
+          <w:hyperlink w:anchor="_Toc200043768" w:history="1">
             <w:r>
               <w:rPr>
                 <w:rStyle w:val="Collegamentoipertestuale"/>
@@ -662,7 +678,7 @@
                 <w:noProof/>
                 <w:webHidden/>
               </w:rPr>
-              <w:instrText xml:space="preserve"> PAGEREF _Toc199866735 \h </w:instrText>
+              <w:instrText xml:space="preserve"> PAGEREF _Toc200043768 \h </w:instrText>
             </w:r>
             <w:r>
               <w:rPr>
@@ -707,7 +723,7 @@
               <w:lang w:eastAsia="it-IT"/>
             </w:rPr>
           </w:pPr>
-          <w:hyperlink w:anchor="_Toc199866736" w:history="1">
+          <w:hyperlink w:anchor="_Toc200043769" w:history="1">
             <w:r>
               <w:rPr>
                 <w:rStyle w:val="Collegamentoipertestuale"/>
@@ -734,7 +750,7 @@
                 <w:noProof/>
                 <w:webHidden/>
               </w:rPr>
-              <w:instrText xml:space="preserve"> PAGEREF _Toc199866736 \h </w:instrText>
+              <w:instrText xml:space="preserve"> PAGEREF _Toc200043769 \h </w:instrText>
             </w:r>
             <w:r>
               <w:rPr>
@@ -779,7 +795,7 @@
               <w:lang w:eastAsia="it-IT"/>
             </w:rPr>
           </w:pPr>
-          <w:hyperlink w:anchor="_Toc199866737" w:history="1">
+          <w:hyperlink w:anchor="_Toc200043770" w:history="1">
             <w:r>
               <w:rPr>
                 <w:rStyle w:val="Collegamentoipertestuale"/>
@@ -806,7 +822,7 @@
                 <w:noProof/>
                 <w:webHidden/>
               </w:rPr>
-              <w:instrText xml:space="preserve"> PAGEREF _Toc199866737 \h </w:instrText>
+              <w:instrText xml:space="preserve"> PAGEREF _Toc200043770 \h </w:instrText>
             </w:r>
             <w:r>
               <w:rPr>
@@ -851,7 +867,7 @@
               <w:lang w:eastAsia="it-IT"/>
             </w:rPr>
           </w:pPr>
-          <w:hyperlink w:anchor="_Toc199866738" w:history="1">
+          <w:hyperlink w:anchor="_Toc200043771" w:history="1">
             <w:r>
               <w:rPr>
                 <w:rStyle w:val="Collegamentoipertestuale"/>
@@ -878,7 +894,7 @@
                 <w:noProof/>
                 <w:webHidden/>
               </w:rPr>
-              <w:instrText xml:space="preserve"> PAGEREF _Toc199866738 \h </w:instrText>
+              <w:instrText xml:space="preserve"> PAGEREF _Toc200043771 \h </w:instrText>
             </w:r>
             <w:r>
               <w:rPr>
@@ -923,7 +939,7 @@
               <w:lang w:eastAsia="it-IT"/>
             </w:rPr>
           </w:pPr>
-          <w:hyperlink w:anchor="_Toc199866739" w:history="1">
+          <w:hyperlink w:anchor="_Toc200043772" w:history="1">
             <w:r>
               <w:rPr>
                 <w:rStyle w:val="Collegamentoipertestuale"/>
@@ -950,7 +966,7 @@
                 <w:noProof/>
                 <w:webHidden/>
               </w:rPr>
-              <w:instrText xml:space="preserve"> PAGEREF _Toc199866739 \h </w:instrText>
+              <w:instrText xml:space="preserve"> PAGEREF _Toc200043772 \h </w:instrText>
             </w:r>
             <w:r>
               <w:rPr>
@@ -995,7 +1011,7 @@
               <w:lang w:eastAsia="it-IT"/>
             </w:rPr>
           </w:pPr>
-          <w:hyperlink w:anchor="_Toc199866740" w:history="1">
+          <w:hyperlink w:anchor="_Toc200043773" w:history="1">
             <w:r>
               <w:rPr>
                 <w:rStyle w:val="Collegamentoipertestuale"/>
@@ -1022,7 +1038,7 @@
                 <w:noProof/>
                 <w:webHidden/>
               </w:rPr>
-              <w:instrText xml:space="preserve"> PAGEREF _Toc199866740 \h </w:instrText>
+              <w:instrText xml:space="preserve"> PAGEREF _Toc200043773 \h </w:instrText>
             </w:r>
             <w:r>
               <w:rPr>
@@ -1067,7 +1083,7 @@
               <w:lang w:eastAsia="it-IT"/>
             </w:rPr>
           </w:pPr>
-          <w:hyperlink w:anchor="_Toc199866741" w:history="1">
+          <w:hyperlink w:anchor="_Toc200043774" w:history="1">
             <w:r>
               <w:rPr>
                 <w:rStyle w:val="Collegamentoipertestuale"/>
@@ -1094,7 +1110,7 @@
                 <w:noProof/>
                 <w:webHidden/>
               </w:rPr>
-              <w:instrText xml:space="preserve"> PAGEREF _Toc199866741 \h </w:instrText>
+              <w:instrText xml:space="preserve"> PAGEREF _Toc200043774 \h </w:instrText>
             </w:r>
             <w:r>
               <w:rPr>
@@ -1115,6 +1131,78 @@
                 <w:webHidden/>
               </w:rPr>
               <w:t>6</w:t>
+            </w:r>
+            <w:r>
+              <w:rPr>
+                <w:noProof/>
+                <w:webHidden/>
+              </w:rPr>
+              <w:fldChar w:fldCharType="end"/>
+            </w:r>
+          </w:hyperlink>
+        </w:p>
+        <w:p>
+          <w:pPr>
+            <w:pStyle w:val="Sommario2"/>
+            <w:tabs>
+              <w:tab w:val="right" w:leader="dot" w:pos="9771"/>
+            </w:tabs>
+            <w:rPr>
+              <w:rFonts w:asciiTheme="minorHAnsi" w:eastAsiaTheme="minorEastAsia" w:hAnsiTheme="minorHAnsi"/>
+              <w:noProof/>
+              <w:sz w:val="24"/>
+              <w:szCs w:val="24"/>
+              <w:lang w:eastAsia="it-IT"/>
+            </w:rPr>
+          </w:pPr>
+          <w:hyperlink w:anchor="_Toc200043775" w:history="1">
+            <w:r>
+              <w:rPr>
+                <w:rStyle w:val="Collegamentoipertestuale"/>
+                <w:noProof/>
+              </w:rPr>
+              <w:t>Analisi dei dati ottenuti</w:t>
+            </w:r>
+            <w:r>
+              <w:rPr>
+                <w:noProof/>
+                <w:webHidden/>
+              </w:rPr>
+              <w:tab/>
+            </w:r>
+            <w:r>
+              <w:rPr>
+                <w:noProof/>
+                <w:webHidden/>
+              </w:rPr>
+              <w:fldChar w:fldCharType="begin"/>
+            </w:r>
+            <w:r>
+              <w:rPr>
+                <w:noProof/>
+                <w:webHidden/>
+              </w:rPr>
+              <w:instrText xml:space="preserve"> PAGEREF _Toc200043775 \h </w:instrText>
+            </w:r>
+            <w:r>
+              <w:rPr>
+                <w:noProof/>
+                <w:webHidden/>
+              </w:rPr>
+            </w:r>
+            <w:r>
+              <w:rPr>
+                <w:noProof/>
+                <w:webHidden/>
+              </w:rPr>
+              <w:fldChar w:fldCharType="separate"/>
+            </w:r>
+            <w:r>
+              <w:rPr>
+                <w:noProof/>
+                <w:webHidden/>
+              </w:rPr>
+              <w:t>8</w:t>
             </w:r>
             <w:r>
               <w:rPr>
@@ -1139,7 +1227,7 @@
               <w:lang w:eastAsia="it-IT"/>
             </w:rPr>
           </w:pPr>
-          <w:hyperlink w:anchor="_Toc199866742" w:history="1">
+          <w:hyperlink w:anchor="_Toc200043776" w:history="1">
             <w:r>
               <w:rPr>
                 <w:rStyle w:val="Collegamentoipertestuale"/>
@@ -1166,7 +1254,7 @@
                 <w:noProof/>
                 <w:webHidden/>
               </w:rPr>
-              <w:instrText xml:space="preserve"> PAGEREF _Toc199866742 \h </w:instrText>
+              <w:instrText xml:space="preserve"> PAGEREF _Toc200043776 \h </w:instrText>
             </w:r>
             <w:r>
               <w:rPr>
@@ -1186,7 +1274,7 @@
                 <w:noProof/>
                 <w:webHidden/>
               </w:rPr>
-              <w:t>7</w:t>
+              <w:t>9</w:t>
             </w:r>
             <w:r>
               <w:rPr>
@@ -1211,7 +1299,7 @@
               <w:lang w:eastAsia="it-IT"/>
             </w:rPr>
           </w:pPr>
-          <w:hyperlink w:anchor="_Toc199866743" w:history="1">
+          <w:hyperlink w:anchor="_Toc200043777" w:history="1">
             <w:r>
               <w:rPr>
                 <w:rStyle w:val="Collegamentoipertestuale"/>
@@ -1238,7 +1326,7 @@
                 <w:noProof/>
                 <w:webHidden/>
               </w:rPr>
-              <w:instrText xml:space="preserve"> PAGEREF _Toc199866743 \h </w:instrText>
+              <w:instrText xml:space="preserve"> PAGEREF _Toc200043777 \h </w:instrText>
             </w:r>
             <w:r>
               <w:rPr>
@@ -1258,7 +1346,7 @@
                 <w:noProof/>
                 <w:webHidden/>
               </w:rPr>
-              <w:t>7</w:t>
+              <w:t>9</w:t>
             </w:r>
             <w:r>
               <w:rPr>
@@ -1283,7 +1371,7 @@
               <w:lang w:eastAsia="it-IT"/>
             </w:rPr>
           </w:pPr>
-          <w:hyperlink w:anchor="_Toc199866744" w:history="1">
+          <w:hyperlink w:anchor="_Toc200043778" w:history="1">
             <w:r>
               <w:rPr>
                 <w:rStyle w:val="Collegamentoipertestuale"/>
@@ -1310,7 +1398,7 @@
                 <w:noProof/>
                 <w:webHidden/>
               </w:rPr>
-              <w:instrText xml:space="preserve"> PAGEREF _Toc199866744 \h </w:instrText>
+              <w:instrText xml:space="preserve"> PAGEREF _Toc200043778 \h </w:instrText>
             </w:r>
             <w:r>
               <w:rPr>
@@ -1330,7 +1418,7 @@
                 <w:noProof/>
                 <w:webHidden/>
               </w:rPr>
-              <w:t>7</w:t>
+              <w:t>9</w:t>
             </w:r>
             <w:r>
               <w:rPr>
@@ -1355,7 +1443,7 @@
               <w:lang w:eastAsia="it-IT"/>
             </w:rPr>
           </w:pPr>
-          <w:hyperlink w:anchor="_Toc199866745" w:history="1">
+          <w:hyperlink w:anchor="_Toc200043779" w:history="1">
             <w:r>
               <w:rPr>
                 <w:rStyle w:val="Collegamentoipertestuale"/>
@@ -1382,7 +1470,7 @@
                 <w:noProof/>
                 <w:webHidden/>
               </w:rPr>
-              <w:instrText xml:space="preserve"> PAGEREF _Toc199866745 \h </w:instrText>
+              <w:instrText xml:space="preserve"> PAGEREF _Toc200043779 \h </w:instrText>
             </w:r>
             <w:r>
               <w:rPr>
@@ -1402,7 +1490,7 @@
                 <w:noProof/>
                 <w:webHidden/>
               </w:rPr>
-              <w:t>7</w:t>
+              <w:t>9</w:t>
             </w:r>
             <w:r>
               <w:rPr>
@@ -1427,7 +1515,7 @@
               <w:lang w:eastAsia="it-IT"/>
             </w:rPr>
           </w:pPr>
-          <w:hyperlink w:anchor="_Toc199866746" w:history="1">
+          <w:hyperlink w:anchor="_Toc200043780" w:history="1">
             <w:r>
               <w:rPr>
                 <w:rStyle w:val="Collegamentoipertestuale"/>
@@ -1454,7 +1542,7 @@
                 <w:noProof/>
                 <w:webHidden/>
               </w:rPr>
-              <w:instrText xml:space="preserve"> PAGEREF _Toc199866746 \h </w:instrText>
+              <w:instrText xml:space="preserve"> PAGEREF _Toc200043780 \h </w:instrText>
             </w:r>
             <w:r>
               <w:rPr>
@@ -1474,7 +1562,151 @@
                 <w:noProof/>
                 <w:webHidden/>
               </w:rPr>
-              <w:t>7</w:t>
+              <w:t>11</w:t>
+            </w:r>
+            <w:r>
+              <w:rPr>
+                <w:noProof/>
+                <w:webHidden/>
+              </w:rPr>
+              <w:fldChar w:fldCharType="end"/>
+            </w:r>
+          </w:hyperlink>
+        </w:p>
+        <w:p>
+          <w:pPr>
+            <w:pStyle w:val="Sommario3"/>
+            <w:tabs>
+              <w:tab w:val="right" w:leader="dot" w:pos="9771"/>
+            </w:tabs>
+            <w:rPr>
+              <w:rFonts w:asciiTheme="minorHAnsi" w:eastAsiaTheme="minorEastAsia" w:hAnsiTheme="minorHAnsi"/>
+              <w:noProof/>
+              <w:sz w:val="24"/>
+              <w:szCs w:val="24"/>
+              <w:lang w:eastAsia="it-IT"/>
+            </w:rPr>
+          </w:pPr>
+          <w:hyperlink w:anchor="_Toc200043781" w:history="1">
+            <w:r>
+              <w:rPr>
+                <w:rStyle w:val="Collegamentoipertestuale"/>
+                <w:noProof/>
+              </w:rPr>
+              <w:t>Test</w:t>
+            </w:r>
+            <w:r>
+              <w:rPr>
+                <w:noProof/>
+                <w:webHidden/>
+              </w:rPr>
+              <w:tab/>
+            </w:r>
+            <w:r>
+              <w:rPr>
+                <w:noProof/>
+                <w:webHidden/>
+              </w:rPr>
+              <w:fldChar w:fldCharType="begin"/>
+            </w:r>
+            <w:r>
+              <w:rPr>
+                <w:noProof/>
+                <w:webHidden/>
+              </w:rPr>
+              <w:instrText xml:space="preserve"> PAGEREF _Toc200043781 \h </w:instrText>
+            </w:r>
+            <w:r>
+              <w:rPr>
+                <w:noProof/>
+                <w:webHidden/>
+              </w:rPr>
+            </w:r>
+            <w:r>
+              <w:rPr>
+                <w:noProof/>
+                <w:webHidden/>
+              </w:rPr>
+              <w:fldChar w:fldCharType="separate"/>
+            </w:r>
+            <w:r>
+              <w:rPr>
+                <w:noProof/>
+                <w:webHidden/>
+              </w:rPr>
+              <w:t>12</w:t>
+            </w:r>
+            <w:r>
+              <w:rPr>
+                <w:noProof/>
+                <w:webHidden/>
+              </w:rPr>
+              <w:fldChar w:fldCharType="end"/>
+            </w:r>
+          </w:hyperlink>
+        </w:p>
+        <w:p>
+          <w:pPr>
+            <w:pStyle w:val="Sommario1"/>
+            <w:tabs>
+              <w:tab w:val="right" w:leader="dot" w:pos="9771"/>
+            </w:tabs>
+            <w:rPr>
+              <w:rFonts w:asciiTheme="minorHAnsi" w:eastAsiaTheme="minorEastAsia" w:hAnsiTheme="minorHAnsi"/>
+              <w:noProof/>
+              <w:sz w:val="24"/>
+              <w:szCs w:val="24"/>
+              <w:lang w:eastAsia="it-IT"/>
+            </w:rPr>
+          </w:pPr>
+          <w:hyperlink w:anchor="_Toc200043782" w:history="1">
+            <w:r>
+              <w:rPr>
+                <w:rStyle w:val="Collegamentoipertestuale"/>
+                <w:noProof/>
+              </w:rPr>
+              <w:t>Conclusioni</w:t>
+            </w:r>
+            <w:r>
+              <w:rPr>
+                <w:noProof/>
+                <w:webHidden/>
+              </w:rPr>
+              <w:tab/>
+            </w:r>
+            <w:r>
+              <w:rPr>
+                <w:noProof/>
+                <w:webHidden/>
+              </w:rPr>
+              <w:fldChar w:fldCharType="begin"/>
+            </w:r>
+            <w:r>
+              <w:rPr>
+                <w:noProof/>
+                <w:webHidden/>
+              </w:rPr>
+              <w:instrText xml:space="preserve"> PAGEREF _Toc200043782 \h </w:instrText>
+            </w:r>
+            <w:r>
+              <w:rPr>
+                <w:noProof/>
+                <w:webHidden/>
+              </w:rPr>
+            </w:r>
+            <w:r>
+              <w:rPr>
+                <w:noProof/>
+                <w:webHidden/>
+              </w:rPr>
+              <w:fldChar w:fldCharType="separate"/>
+            </w:r>
+            <w:r>
+              <w:rPr>
+                <w:noProof/>
+                <w:webHidden/>
+              </w:rPr>
+              <w:t>13</w:t>
             </w:r>
             <w:r>
               <w:rPr>
@@ -1513,7 +1745,7 @@
         <w:pStyle w:val="Titolo1"/>
         <w:spacing w:line="360" w:lineRule="auto"/>
       </w:pPr>
-      <w:bookmarkStart w:id="0" w:name="_Toc199866733"/>
+      <w:bookmarkStart w:id="0" w:name="_Toc200043766"/>
       <w:r>
         <w:lastRenderedPageBreak/>
         <w:t>Introduzione</w:t>
@@ -1525,7 +1757,7 @@
         <w:pStyle w:val="Titolo2"/>
         <w:spacing w:line="360" w:lineRule="auto"/>
       </w:pPr>
-      <w:bookmarkStart w:id="1" w:name="_Toc199866734"/>
+      <w:bookmarkStart w:id="1" w:name="_Toc200043767"/>
       <w:r>
         <w:t>Prima parte</w:t>
       </w:r>
@@ -1564,7 +1796,7 @@
         <w:pStyle w:val="Titolo2"/>
         <w:spacing w:line="360" w:lineRule="auto"/>
       </w:pPr>
-      <w:bookmarkStart w:id="2" w:name="_Toc199866735"/>
+      <w:bookmarkStart w:id="2" w:name="_Toc200043768"/>
       <w:r>
         <w:t>Seconda parte</w:t>
       </w:r>
@@ -1586,19 +1818,15 @@
       <w:r>
         <w:t xml:space="preserve"> il caricamento di un’immagine, l’impostazione dei parametri di compressione e l’avvio del processo. </w:t>
       </w:r>
-      <w:proofErr w:type="gramStart"/>
-      <w:r>
-        <w:t>Infine</w:t>
-      </w:r>
-      <w:proofErr w:type="gramEnd"/>
+      <w:r>
+        <w:t>Infine,</w:t>
+      </w:r>
       <w:r>
         <w:t xml:space="preserve"> viene visualizzata l’immagine originale e quella compressa (con DCT </w:t>
       </w:r>
-      <w:proofErr w:type="gramStart"/>
-      <w:r>
-        <w:t>FFT)  così</w:t>
-      </w:r>
-      <w:proofErr w:type="gramEnd"/>
+      <w:r>
+        <w:t>FFT) così</w:t>
+      </w:r>
       <w:r>
         <w:t xml:space="preserve"> da notare le differenze</w:t>
       </w:r>
@@ -1610,7 +1838,7 @@
       <w:pPr>
         <w:pStyle w:val="Titolo2"/>
       </w:pPr>
-      <w:bookmarkStart w:id="3" w:name="_Toc199866736"/>
+      <w:bookmarkStart w:id="3" w:name="_Toc200043769"/>
       <w:r>
         <w:t>Linguaggio e librerie scelte</w:t>
       </w:r>
@@ -1736,7 +1964,7 @@
         <w:pStyle w:val="Titolo1"/>
         <w:spacing w:line="360" w:lineRule="auto"/>
       </w:pPr>
-      <w:bookmarkStart w:id="4" w:name="_Toc199866737"/>
+      <w:bookmarkStart w:id="4" w:name="_Toc200043770"/>
       <w:r>
         <w:lastRenderedPageBreak/>
         <w:t>Prima parte</w:t>
@@ -1748,7 +1976,7 @@
         <w:pStyle w:val="Titolo2"/>
         <w:spacing w:line="360" w:lineRule="auto"/>
       </w:pPr>
-      <w:bookmarkStart w:id="5" w:name="_Toc199866738"/>
+      <w:bookmarkStart w:id="5" w:name="_Toc200043771"/>
       <w:r>
         <w:t xml:space="preserve">Struttura </w:t>
       </w:r>
@@ -1769,7 +1997,7 @@
       <w:pPr>
         <w:pStyle w:val="Titolo2"/>
       </w:pPr>
-      <w:bookmarkStart w:id="6" w:name="_Toc199866739"/>
+      <w:bookmarkStart w:id="6" w:name="_Toc200043772"/>
       <w:r>
         <w:t>Analisi del codice</w:t>
       </w:r>
@@ -1779,7 +2007,7 @@
       <w:pPr>
         <w:pStyle w:val="Titolo3"/>
       </w:pPr>
-      <w:bookmarkStart w:id="7" w:name="_Toc199866740"/>
+      <w:bookmarkStart w:id="7" w:name="_Toc200043773"/>
       <w:proofErr w:type="spellStart"/>
       <w:r>
         <w:t>compressionLib</w:t>
@@ -2330,13 +2558,87 @@
     </w:p>
     <w:p>
       <w:pPr>
-        <w:pStyle w:val="Paragrafoelenco"/>
+        <w:keepNext/>
         <w:spacing w:line="360" w:lineRule="auto"/>
-        <w:ind w:left="1440"/>
+        <w:jc w:val="center"/>
+      </w:pPr>
+      <w:r>
+        <w:rPr>
+          <w:noProof/>
+        </w:rPr>
+        <w:lastRenderedPageBreak/>
+        <w:drawing>
+          <wp:inline distT="0" distB="0" distL="0" distR="0" wp14:anchorId="21535F2A" wp14:editId="017F7EB7">
+            <wp:extent cx="3614141" cy="2590800"/>
+            <wp:effectExtent l="0" t="0" r="5715" b="0"/>
+            <wp:docPr id="942905066" name="Immagine 1" descr="Immagine che contiene testo, schermata, Carattere&#10;&#10;Il contenuto generato dall'IA potrebbe non essere corretto."/>
+            <wp:cNvGraphicFramePr>
+              <a:graphicFrameLocks xmlns:a="http://schemas.openxmlformats.org/drawingml/2006/main" noChangeAspect="1"/>
+            </wp:cNvGraphicFramePr>
+            <a:graphic xmlns:a="http://schemas.openxmlformats.org/drawingml/2006/main">
+              <a:graphicData uri="http://schemas.openxmlformats.org/drawingml/2006/picture">
+                <pic:pic xmlns:pic="http://schemas.openxmlformats.org/drawingml/2006/picture">
+                  <pic:nvPicPr>
+                    <pic:cNvPr id="942905066" name="Immagine 1" descr="Immagine che contiene testo, schermata, Carattere&#10;&#10;Il contenuto generato dall'IA potrebbe non essere corretto."/>
+                    <pic:cNvPicPr>
+                      <a:picLocks noChangeAspect="1" noChangeArrowheads="1"/>
+                    </pic:cNvPicPr>
+                  </pic:nvPicPr>
+                  <pic:blipFill>
+                    <a:blip r:embed="rId7">
+                      <a:extLst>
+                        <a:ext uri="{28A0092B-C50C-407E-A947-70E740481C1C}">
+                          <a14:useLocalDpi xmlns:a14="http://schemas.microsoft.com/office/drawing/2010/main" val="0"/>
+                        </a:ext>
+                      </a:extLst>
+                    </a:blip>
+                    <a:srcRect/>
+                    <a:stretch>
+                      <a:fillRect/>
+                    </a:stretch>
+                  </pic:blipFill>
+                  <pic:spPr bwMode="auto">
+                    <a:xfrm>
+                      <a:off x="0" y="0"/>
+                      <a:ext cx="3616832" cy="2592729"/>
+                    </a:xfrm>
+                    <a:prstGeom prst="rect">
+                      <a:avLst/>
+                    </a:prstGeom>
+                    <a:noFill/>
+                    <a:ln>
+                      <a:noFill/>
+                    </a:ln>
+                  </pic:spPr>
+                </pic:pic>
+              </a:graphicData>
+            </a:graphic>
+          </wp:inline>
+        </w:drawing>
+      </w:r>
+    </w:p>
+    <w:p>
+      <w:pPr>
+        <w:pStyle w:val="Didascalia"/>
+        <w:jc w:val="center"/>
         <w:rPr>
           <w:rFonts w:eastAsiaTheme="minorEastAsia"/>
         </w:rPr>
       </w:pPr>
+      <w:r>
+        <w:t xml:space="preserve">Figura </w:t>
+      </w:r>
+      <w:fldSimple w:instr=" SEQ Figura \* ARABIC ">
+        <w:r>
+          <w:rPr>
+            <w:noProof/>
+          </w:rPr>
+          <w:t>1</w:t>
+        </w:r>
+      </w:fldSimple>
+      <w:r>
+        <w:t xml:space="preserve"> Codice DCT1</w:t>
+      </w:r>
     </w:p>
     <w:p>
       <w:pPr>
@@ -2398,7 +2700,6 @@
         <w:rPr>
           <w:rFonts w:eastAsiaTheme="minorEastAsia"/>
         </w:rPr>
-        <w:lastRenderedPageBreak/>
         <w:t xml:space="preserve">Nel primo ciclo for viene effettuato lo scorrimento di tutte le righe della matrice e per ciascuna viene calcolata la funzione dct1(v) inserendo poi il risultato in </w:t>
       </w:r>
       <w:proofErr w:type="spellStart"/>
@@ -2470,25 +2771,99 @@
     </w:p>
     <w:p>
       <w:pPr>
-        <w:jc w:val="left"/>
+        <w:keepNext/>
+        <w:spacing w:line="360" w:lineRule="auto"/>
+        <w:jc w:val="center"/>
+      </w:pPr>
+      <w:r>
+        <w:rPr>
+          <w:noProof/>
+        </w:rPr>
+        <w:drawing>
+          <wp:inline distT="0" distB="0" distL="0" distR="0" wp14:anchorId="57094699" wp14:editId="70FF1B07">
+            <wp:extent cx="2927395" cy="2317750"/>
+            <wp:effectExtent l="0" t="0" r="6350" b="6350"/>
+            <wp:docPr id="704263361" name="Immagine 2" descr="Immagine che contiene testo, schermata, Carattere&#10;&#10;Il contenuto generato dall'IA potrebbe non essere corretto."/>
+            <wp:cNvGraphicFramePr>
+              <a:graphicFrameLocks xmlns:a="http://schemas.openxmlformats.org/drawingml/2006/main" noChangeAspect="1"/>
+            </wp:cNvGraphicFramePr>
+            <a:graphic xmlns:a="http://schemas.openxmlformats.org/drawingml/2006/main">
+              <a:graphicData uri="http://schemas.openxmlformats.org/drawingml/2006/picture">
+                <pic:pic xmlns:pic="http://schemas.openxmlformats.org/drawingml/2006/picture">
+                  <pic:nvPicPr>
+                    <pic:cNvPr id="704263361" name="Immagine 2" descr="Immagine che contiene testo, schermata, Carattere&#10;&#10;Il contenuto generato dall'IA potrebbe non essere corretto."/>
+                    <pic:cNvPicPr>
+                      <a:picLocks noChangeAspect="1" noChangeArrowheads="1"/>
+                    </pic:cNvPicPr>
+                  </pic:nvPicPr>
+                  <pic:blipFill>
+                    <a:blip r:embed="rId8">
+                      <a:extLst>
+                        <a:ext uri="{28A0092B-C50C-407E-A947-70E740481C1C}">
+                          <a14:useLocalDpi xmlns:a14="http://schemas.microsoft.com/office/drawing/2010/main" val="0"/>
+                        </a:ext>
+                      </a:extLst>
+                    </a:blip>
+                    <a:srcRect/>
+                    <a:stretch>
+                      <a:fillRect/>
+                    </a:stretch>
+                  </pic:blipFill>
+                  <pic:spPr bwMode="auto">
+                    <a:xfrm>
+                      <a:off x="0" y="0"/>
+                      <a:ext cx="2931163" cy="2320733"/>
+                    </a:xfrm>
+                    <a:prstGeom prst="rect">
+                      <a:avLst/>
+                    </a:prstGeom>
+                    <a:noFill/>
+                    <a:ln>
+                      <a:noFill/>
+                    </a:ln>
+                  </pic:spPr>
+                </pic:pic>
+              </a:graphicData>
+            </a:graphic>
+          </wp:inline>
+        </w:drawing>
+      </w:r>
+    </w:p>
+    <w:p>
+      <w:pPr>
+        <w:pStyle w:val="Didascalia"/>
+        <w:jc w:val="center"/>
         <w:rPr>
           <w:rFonts w:eastAsiaTheme="minorEastAsia"/>
         </w:rPr>
       </w:pPr>
       <w:r>
-        <w:rPr>
-          <w:rFonts w:eastAsiaTheme="minorEastAsia"/>
-        </w:rPr>
-        <w:br w:type="page"/>
-      </w:r>
-    </w:p>
+        <w:t xml:space="preserve">Figura </w:t>
+      </w:r>
+      <w:fldSimple w:instr=" SEQ Figura \* ARABIC ">
+        <w:r>
+          <w:rPr>
+            <w:noProof/>
+          </w:rPr>
+          <w:t>2</w:t>
+        </w:r>
+      </w:fldSimple>
+      <w:r>
+        <w:t xml:space="preserve"> Codice DCT2</w:t>
+      </w:r>
+    </w:p>
+    <w:p/>
     <w:p>
       <w:pPr>
         <w:pStyle w:val="Titolo3"/>
       </w:pPr>
-      <w:bookmarkStart w:id="8" w:name="_Toc199866741"/>
-      <w:r>
-        <w:lastRenderedPageBreak/>
+    </w:p>
+    <w:p>
+      <w:pPr>
+        <w:pStyle w:val="Titolo3"/>
+      </w:pPr>
+      <w:bookmarkStart w:id="8" w:name="_Toc200043774"/>
+      <w:r>
         <w:t>mainPt1</w:t>
       </w:r>
       <w:bookmarkEnd w:id="8"/>
@@ -2785,63 +3160,471 @@
     <w:p>
       <w:pPr>
         <w:spacing w:line="360" w:lineRule="auto"/>
+        <w:jc w:val="left"/>
       </w:pPr>
       <w:r>
         <w:lastRenderedPageBreak/>
+        <w:t>Inoltre,</w:t>
+      </w:r>
+      <w:r>
+        <w:t xml:space="preserve"> p</w:t>
+      </w:r>
+      <w:r>
+        <w:t>er confrontare l'efficienza algoritmica delle due implementazioni della DCT2, sono state aggiunte al grafico due curve teoriche di riferimento:</w:t>
+      </w:r>
+    </w:p>
+    <w:p>
+      <w:pPr>
+        <w:numPr>
+          <w:ilvl w:val="0"/>
+          <w:numId w:val="20"/>
+        </w:numPr>
+        <w:spacing w:line="360" w:lineRule="auto"/>
+        <w:jc w:val="left"/>
+      </w:pPr>
+      <w:r>
+        <w:t>una rappresenta la complessità attesa della DCT2 personalizzata, che applica due trasformate DCT1 in sequenza (una per righe e una per colonne), ciascuna con complessità O(N</w:t>
+      </w:r>
+      <w:r>
+        <w:rPr>
+          <w:vertAlign w:val="superscript"/>
+        </w:rPr>
+        <w:t>2</w:t>
+      </w:r>
+      <w:r>
+        <w:t>), su una matrice N×N. Il risultato è una complessità complessiva di ordine O(N</w:t>
+      </w:r>
+      <w:r>
+        <w:rPr>
+          <w:vertAlign w:val="superscript"/>
+        </w:rPr>
+        <w:t>3</w:t>
+      </w:r>
+      <w:r>
+        <w:t>).</w:t>
+      </w:r>
+    </w:p>
+    <w:p>
+      <w:pPr>
+        <w:numPr>
+          <w:ilvl w:val="0"/>
+          <w:numId w:val="20"/>
+        </w:numPr>
+        <w:spacing w:line="360" w:lineRule="auto"/>
+        <w:jc w:val="left"/>
+      </w:pPr>
+      <w:r>
+        <w:t>L’altra rappresenta la complessità attesa dell'implementazione ottimizzata FFTW, che sfrutta trasformate rapide per eseguire la DCT2 in tempo un tempo che ci si aspetta essere asintotico a O(N</w:t>
+      </w:r>
+      <w:r>
+        <w:rPr>
+          <w:vertAlign w:val="superscript"/>
+        </w:rPr>
+        <w:t>2</w:t>
+      </w:r>
+      <w:r>
+        <w:t>log</w:t>
+      </w:r>
+      <w:r>
+        <w:t>N).</w:t>
+      </w:r>
+    </w:p>
+    <w:p>
+      <w:pPr>
+        <w:jc w:val="left"/>
+      </w:pPr>
+      <w:r>
         <w:br w:type="page"/>
       </w:r>
-    </w:p>
-    <w:p>
-      <w:pPr>
-        <w:spacing w:line="360" w:lineRule="auto"/>
-      </w:pPr>
-    </w:p>
-    <w:p>
-      <w:pPr>
-        <w:pStyle w:val="Titolo1"/>
-      </w:pPr>
-      <w:bookmarkStart w:id="9" w:name="_Toc199866742"/>
-      <w:r>
-        <w:t>Seconda parte</w:t>
-      </w:r>
-      <w:bookmarkEnd w:id="9"/>
     </w:p>
     <w:p>
       <w:pPr>
         <w:pStyle w:val="Titolo2"/>
         <w:spacing w:line="360" w:lineRule="auto"/>
       </w:pPr>
-      <w:bookmarkStart w:id="10" w:name="_Toc199866743"/>
+      <w:bookmarkStart w:id="9" w:name="_Toc200043775"/>
+      <w:r>
+        <w:lastRenderedPageBreak/>
+        <w:t>Analisi dei dati ottenuti</w:t>
+      </w:r>
+      <w:bookmarkEnd w:id="9"/>
+    </w:p>
+    <w:p>
+      <w:pPr>
+        <w:spacing w:line="360" w:lineRule="auto"/>
+        <w:jc w:val="center"/>
+      </w:pPr>
+      <w:r>
+        <w:rPr>
+          <w:noProof/>
+        </w:rPr>
+        <w:drawing>
+          <wp:inline distT="0" distB="0" distL="0" distR="0" wp14:anchorId="6107F759" wp14:editId="06662682">
+            <wp:extent cx="3803650" cy="2535767"/>
+            <wp:effectExtent l="0" t="0" r="6350" b="0"/>
+            <wp:docPr id="2087028608" name="Immagine 7"/>
+            <wp:cNvGraphicFramePr>
+              <a:graphicFrameLocks xmlns:a="http://schemas.openxmlformats.org/drawingml/2006/main" noChangeAspect="1"/>
+            </wp:cNvGraphicFramePr>
+            <a:graphic xmlns:a="http://schemas.openxmlformats.org/drawingml/2006/main">
+              <a:graphicData uri="http://schemas.openxmlformats.org/drawingml/2006/picture">
+                <pic:pic xmlns:pic="http://schemas.openxmlformats.org/drawingml/2006/picture">
+                  <pic:nvPicPr>
+                    <pic:cNvPr id="0" name="Picture 12"/>
+                    <pic:cNvPicPr>
+                      <a:picLocks noChangeAspect="1" noChangeArrowheads="1"/>
+                    </pic:cNvPicPr>
+                  </pic:nvPicPr>
+                  <pic:blipFill>
+                    <a:blip r:embed="rId9">
+                      <a:extLst>
+                        <a:ext uri="{28A0092B-C50C-407E-A947-70E740481C1C}">
+                          <a14:useLocalDpi xmlns:a14="http://schemas.microsoft.com/office/drawing/2010/main" val="0"/>
+                        </a:ext>
+                      </a:extLst>
+                    </a:blip>
+                    <a:srcRect/>
+                    <a:stretch>
+                      <a:fillRect/>
+                    </a:stretch>
+                  </pic:blipFill>
+                  <pic:spPr bwMode="auto">
+                    <a:xfrm>
+                      <a:off x="0" y="0"/>
+                      <a:ext cx="3811577" cy="2541051"/>
+                    </a:xfrm>
+                    <a:prstGeom prst="rect">
+                      <a:avLst/>
+                    </a:prstGeom>
+                    <a:noFill/>
+                    <a:ln>
+                      <a:noFill/>
+                    </a:ln>
+                  </pic:spPr>
+                </pic:pic>
+              </a:graphicData>
+            </a:graphic>
+          </wp:inline>
+        </w:drawing>
+      </w:r>
+    </w:p>
+    <w:p>
+      <w:pPr>
+        <w:spacing w:line="360" w:lineRule="auto"/>
+        <w:jc w:val="left"/>
+      </w:pPr>
+      <w:r>
+        <w:t>Custom DCT2:</w:t>
+      </w:r>
+    </w:p>
+    <w:p>
+      <w:pPr>
+        <w:numPr>
+          <w:ilvl w:val="0"/>
+          <w:numId w:val="16"/>
+        </w:numPr>
+        <w:spacing w:line="360" w:lineRule="auto"/>
+        <w:jc w:val="left"/>
+      </w:pPr>
+      <w:r>
+        <w:t xml:space="preserve">Mostra una crescita esponenziale molto marcata </w:t>
+      </w:r>
+      <w:r>
+        <w:t>n</w:t>
+      </w:r>
+      <w:r>
+        <w:t>el tempo al crescere della dimensione della matrice.</w:t>
+      </w:r>
+    </w:p>
+    <w:p>
+      <w:pPr>
+        <w:numPr>
+          <w:ilvl w:val="0"/>
+          <w:numId w:val="16"/>
+        </w:numPr>
+        <w:spacing w:line="360" w:lineRule="auto"/>
+        <w:jc w:val="left"/>
+      </w:pPr>
+      <w:r>
+        <w:t xml:space="preserve">In scala logaritmica, la curva è quasi lineare </w:t>
+      </w:r>
+      <w:r>
+        <w:t xml:space="preserve">ciò </w:t>
+      </w:r>
+      <w:r>
+        <w:t xml:space="preserve">indica una complessità polinomiale elevata, </w:t>
+      </w:r>
+      <w:r>
+        <w:t xml:space="preserve">compatibile con </w:t>
+      </w:r>
+      <w:r>
+        <w:t>O(N</w:t>
+      </w:r>
+      <w:r>
+        <w:rPr>
+          <w:vertAlign w:val="superscript"/>
+        </w:rPr>
+        <w:t>3</w:t>
+      </w:r>
+      <w:r>
+        <w:t>)</w:t>
+      </w:r>
+    </w:p>
+    <w:p>
+      <w:pPr>
+        <w:numPr>
+          <w:ilvl w:val="0"/>
+          <w:numId w:val="16"/>
+        </w:numPr>
+        <w:spacing w:line="360" w:lineRule="auto"/>
+        <w:jc w:val="left"/>
+      </w:pPr>
+      <w:r>
+        <w:t>Ad esempio:</w:t>
+      </w:r>
+    </w:p>
+    <w:p>
+      <w:pPr>
+        <w:numPr>
+          <w:ilvl w:val="1"/>
+          <w:numId w:val="16"/>
+        </w:numPr>
+        <w:spacing w:line="360" w:lineRule="auto"/>
+        <w:jc w:val="left"/>
+      </w:pPr>
+      <w:r>
+        <w:t>Per N=16</w:t>
+      </w:r>
+      <w:r>
+        <w:t>0</w:t>
+      </w:r>
+      <w:r>
+        <w:t xml:space="preserve"> il tempo è già attorno ai decimi di secondo.</w:t>
+      </w:r>
+    </w:p>
+    <w:p>
+      <w:pPr>
+        <w:numPr>
+          <w:ilvl w:val="1"/>
+          <w:numId w:val="16"/>
+        </w:numPr>
+        <w:spacing w:line="360" w:lineRule="auto"/>
+        <w:jc w:val="left"/>
+      </w:pPr>
+      <w:r>
+        <w:t>Per N=640, supera i 10 secondi.</w:t>
+      </w:r>
+    </w:p>
+    <w:p>
+      <w:pPr>
+        <w:spacing w:line="360" w:lineRule="auto"/>
+        <w:jc w:val="left"/>
+      </w:pPr>
+      <w:r>
+        <w:t>FFTW DCT2</w:t>
+      </w:r>
+    </w:p>
+    <w:p>
+      <w:pPr>
+        <w:numPr>
+          <w:ilvl w:val="0"/>
+          <w:numId w:val="17"/>
+        </w:numPr>
+        <w:spacing w:line="360" w:lineRule="auto"/>
+        <w:jc w:val="left"/>
+      </w:pPr>
+      <w:r>
+        <w:t>È la DCT2 fornita da FFTW, una libreria ottimizzata.</w:t>
+      </w:r>
+    </w:p>
+    <w:p>
+      <w:pPr>
+        <w:numPr>
+          <w:ilvl w:val="0"/>
+          <w:numId w:val="17"/>
+        </w:numPr>
+        <w:spacing w:line="360" w:lineRule="auto"/>
+        <w:jc w:val="left"/>
+      </w:pPr>
+      <w:r>
+        <w:t>Mostra un andamento molto più piatto: la crescita del tempo è molto più lenta.</w:t>
+      </w:r>
+    </w:p>
+    <w:p>
+      <w:pPr>
+        <w:numPr>
+          <w:ilvl w:val="0"/>
+          <w:numId w:val="17"/>
+        </w:numPr>
+        <w:spacing w:line="360" w:lineRule="auto"/>
+        <w:jc w:val="left"/>
+      </w:pPr>
+      <w:r>
+        <w:t xml:space="preserve">Anche in scala logaritmica, la curva si piega leggermente verso il basso </w:t>
+      </w:r>
+      <w:r>
+        <w:t>ciò</w:t>
+      </w:r>
+      <w:r>
+        <w:t xml:space="preserve"> indica una complessità coerente con O(N</w:t>
+      </w:r>
+      <w:r>
+        <w:rPr>
+          <w:vertAlign w:val="superscript"/>
+        </w:rPr>
+        <w:t>2</w:t>
+      </w:r>
+      <w:r>
+        <w:t>log</w:t>
+      </w:r>
+      <w:r>
+        <w:t>(</w:t>
+      </w:r>
+      <w:r>
+        <w:t>N</w:t>
+      </w:r>
+      <w:r>
+        <w:t>)</w:t>
+      </w:r>
+      <w:r>
+        <w:t>)</w:t>
+      </w:r>
+    </w:p>
+    <w:p>
+      <w:pPr>
+        <w:spacing w:line="360" w:lineRule="auto"/>
+        <w:jc w:val="left"/>
+      </w:pPr>
+      <w:r>
+        <w:t>È possibile dedurre quindi che</w:t>
+      </w:r>
+      <w:r>
+        <w:t xml:space="preserve"> a</w:t>
+      </w:r>
+      <w:r>
+        <w:t xml:space="preserve"> piccole dimensioni (es. N=10), le differenze sono trascurabili</w:t>
+      </w:r>
+      <w:r>
+        <w:t xml:space="preserve"> anche se g</w:t>
+      </w:r>
+      <w:r>
+        <w:t>ià da N=</w:t>
+      </w:r>
+      <w:r>
+        <w:t>20</w:t>
+      </w:r>
+      <w:r>
+        <w:t xml:space="preserve"> in poi, il divario cresce rapidamente</w:t>
+      </w:r>
+      <w:r>
+        <w:t>, dimostrando quanto sia più rapida la versione ottimizzata rispetto a quella da noi implementata</w:t>
+      </w:r>
+      <w:r>
+        <w:t>.</w:t>
+      </w:r>
+    </w:p>
+    <w:p>
+      <w:pPr>
+        <w:jc w:val="left"/>
+        <w:rPr>
+          <w:rFonts w:eastAsiaTheme="majorEastAsia" w:cstheme="majorBidi"/>
+          <w:color w:val="000000" w:themeColor="text1"/>
+          <w:sz w:val="40"/>
+          <w:szCs w:val="40"/>
+        </w:rPr>
+      </w:pPr>
+      <w:r>
+        <w:br w:type="page"/>
+      </w:r>
+    </w:p>
+    <w:p>
+      <w:pPr>
+        <w:pStyle w:val="Titolo1"/>
+      </w:pPr>
+      <w:bookmarkStart w:id="10" w:name="_Toc200043776"/>
+      <w:r>
+        <w:lastRenderedPageBreak/>
+        <w:t>Seconda parte</w:t>
+      </w:r>
+      <w:bookmarkEnd w:id="10"/>
+    </w:p>
+    <w:p>
+      <w:pPr>
+        <w:pStyle w:val="Titolo2"/>
+        <w:spacing w:line="360" w:lineRule="auto"/>
+      </w:pPr>
+      <w:bookmarkStart w:id="11" w:name="_Toc200043777"/>
       <w:r>
         <w:t>Struttura del codice</w:t>
       </w:r>
-      <w:bookmarkEnd w:id="10"/>
+      <w:bookmarkEnd w:id="11"/>
     </w:p>
     <w:p>
       <w:pPr>
         <w:spacing w:line="360" w:lineRule="auto"/>
       </w:pPr>
+      <w:r>
+        <w:t>Per questa seconda parte i</w:t>
+      </w:r>
+      <w:r>
+        <w:t xml:space="preserve">l codice è strutturato </w:t>
+      </w:r>
+      <w:r>
+        <w:t>su</w:t>
+      </w:r>
+      <w:r>
+        <w:t xml:space="preserve"> due componenti principali: </w:t>
+      </w:r>
+      <w:proofErr w:type="spellStart"/>
+      <w:r>
+        <w:t>compressionLib</w:t>
+      </w:r>
+      <w:proofErr w:type="spellEnd"/>
+      <w:r>
+        <w:t>, che</w:t>
+      </w:r>
+      <w:r>
+        <w:t xml:space="preserve"> </w:t>
+      </w:r>
+      <w:r>
+        <w:t>applica la trasformata discreta del coseno (DCT)</w:t>
+      </w:r>
+      <w:r>
+        <w:t>,</w:t>
+      </w:r>
+      <w:r>
+        <w:t xml:space="preserve"> </w:t>
+      </w:r>
+      <w:r>
+        <w:t>raccoglie le funzioni necessarie per suddividere l’immagine in blocchi, e ricostruire l’immagine compressa</w:t>
+      </w:r>
+      <w:r>
+        <w:t>;</w:t>
+      </w:r>
+      <w:r>
+        <w:t xml:space="preserve"> e mainPt2, che realizza un’interfaccia web interattiva con cui l’utente può caricare un’immagine BMP, impostare i parametri di compressione e visualizzare il confronto tra l’immagine originale e quella elaborata.</w:t>
+      </w:r>
     </w:p>
     <w:p>
       <w:pPr>
         <w:pStyle w:val="Titolo2"/>
       </w:pPr>
-      <w:bookmarkStart w:id="11" w:name="_Toc199866744"/>
+      <w:bookmarkStart w:id="12" w:name="_Toc200043778"/>
       <w:r>
         <w:t>Analisi del codice</w:t>
       </w:r>
-      <w:bookmarkEnd w:id="11"/>
+      <w:bookmarkEnd w:id="12"/>
     </w:p>
     <w:p>
       <w:pPr>
         <w:pStyle w:val="Titolo3"/>
       </w:pPr>
-      <w:bookmarkStart w:id="12" w:name="_Toc199866745"/>
+      <w:bookmarkStart w:id="13" w:name="_Toc200043779"/>
       <w:proofErr w:type="spellStart"/>
       <w:r>
         <w:t>compressionLib</w:t>
       </w:r>
-      <w:bookmarkEnd w:id="12"/>
+      <w:bookmarkEnd w:id="13"/>
       <w:proofErr w:type="spellEnd"/>
     </w:p>
     <w:p>
@@ -3035,6 +3818,96 @@
     </w:p>
     <w:p>
       <w:pPr>
+        <w:pStyle w:val="NormaleWeb"/>
+        <w:keepNext/>
+        <w:spacing w:line="276" w:lineRule="auto"/>
+        <w:jc w:val="center"/>
+      </w:pPr>
+      <w:r>
+        <w:rPr>
+          <w:noProof/>
+        </w:rPr>
+        <w:drawing>
+          <wp:inline distT="0" distB="0" distL="0" distR="0" wp14:anchorId="1AE9E6B4" wp14:editId="05B6A82D">
+            <wp:extent cx="2774950" cy="2474955"/>
+            <wp:effectExtent l="0" t="0" r="6350" b="1905"/>
+            <wp:docPr id="1765105093" name="Immagine 3" descr="Immagine che contiene testo, schermata, Carattere&#10;&#10;Il contenuto generato dall'IA potrebbe non essere corretto."/>
+            <wp:cNvGraphicFramePr>
+              <a:graphicFrameLocks xmlns:a="http://schemas.openxmlformats.org/drawingml/2006/main" noChangeAspect="1"/>
+            </wp:cNvGraphicFramePr>
+            <a:graphic xmlns:a="http://schemas.openxmlformats.org/drawingml/2006/main">
+              <a:graphicData uri="http://schemas.openxmlformats.org/drawingml/2006/picture">
+                <pic:pic xmlns:pic="http://schemas.openxmlformats.org/drawingml/2006/picture">
+                  <pic:nvPicPr>
+                    <pic:cNvPr id="1765105093" name="Immagine 3" descr="Immagine che contiene testo, schermata, Carattere&#10;&#10;Il contenuto generato dall'IA potrebbe non essere corretto."/>
+                    <pic:cNvPicPr>
+                      <a:picLocks noChangeAspect="1" noChangeArrowheads="1"/>
+                    </pic:cNvPicPr>
+                  </pic:nvPicPr>
+                  <pic:blipFill>
+                    <a:blip r:embed="rId10">
+                      <a:extLst>
+                        <a:ext uri="{28A0092B-C50C-407E-A947-70E740481C1C}">
+                          <a14:useLocalDpi xmlns:a14="http://schemas.microsoft.com/office/drawing/2010/main" val="0"/>
+                        </a:ext>
+                      </a:extLst>
+                    </a:blip>
+                    <a:srcRect/>
+                    <a:stretch>
+                      <a:fillRect/>
+                    </a:stretch>
+                  </pic:blipFill>
+                  <pic:spPr bwMode="auto">
+                    <a:xfrm>
+                      <a:off x="0" y="0"/>
+                      <a:ext cx="2778321" cy="2477961"/>
+                    </a:xfrm>
+                    <a:prstGeom prst="rect">
+                      <a:avLst/>
+                    </a:prstGeom>
+                    <a:noFill/>
+                    <a:ln>
+                      <a:noFill/>
+                    </a:ln>
+                  </pic:spPr>
+                </pic:pic>
+              </a:graphicData>
+            </a:graphic>
+          </wp:inline>
+        </w:drawing>
+      </w:r>
+    </w:p>
+    <w:p>
+      <w:pPr>
+        <w:pStyle w:val="Didascalia"/>
+        <w:jc w:val="center"/>
+        <w:rPr>
+          <w:sz w:val="22"/>
+          <w:szCs w:val="22"/>
+        </w:rPr>
+      </w:pPr>
+      <w:r>
+        <w:t xml:space="preserve">Figura </w:t>
+      </w:r>
+      <w:fldSimple w:instr=" SEQ Figura \* ARABIC ">
+        <w:r>
+          <w:rPr>
+            <w:noProof/>
+          </w:rPr>
+          <w:t>3</w:t>
+        </w:r>
+      </w:fldSimple>
+      <w:r>
+        <w:t xml:space="preserve"> Codice </w:t>
+      </w:r>
+      <w:proofErr w:type="spellStart"/>
+      <w:r>
+        <w:t>image_to_blocks</w:t>
+      </w:r>
+      <w:proofErr w:type="spellEnd"/>
+    </w:p>
+    <w:p>
+      <w:pPr>
         <w:pStyle w:val="Paragrafoelenco"/>
         <w:numPr>
           <w:ilvl w:val="0"/>
@@ -3262,24 +4135,105 @@
           <w:sz w:val="22"/>
           <w:szCs w:val="22"/>
         </w:rPr>
-        <w:t>, per garantire che i pixel restino in un intervallo valido. I blocchi compressi così ottenuti vengono accumulati e restituiti.</w:t>
-      </w:r>
-    </w:p>
-    <w:p>
-      <w:pPr>
-        <w:pStyle w:val="Paragrafoelenco"/>
+        <w:t xml:space="preserve">, per </w:t>
+      </w:r>
+      <w:r>
+        <w:rPr>
+          <w:rFonts w:ascii="Consolas" w:hAnsi="Consolas"/>
+          <w:sz w:val="22"/>
+          <w:szCs w:val="22"/>
+        </w:rPr>
+        <w:lastRenderedPageBreak/>
+        <w:t>garantire che i pixel restino in un intervallo valido. I blocchi compressi così ottenuti vengono accumulati e restituiti.</w:t>
+      </w:r>
+    </w:p>
+    <w:p>
+      <w:pPr>
+        <w:keepNext/>
         <w:spacing w:line="360" w:lineRule="auto"/>
-        <w:ind w:left="1440"/>
+        <w:jc w:val="center"/>
+      </w:pPr>
+      <w:r>
+        <w:rPr>
+          <w:noProof/>
+        </w:rPr>
+        <w:drawing>
+          <wp:inline distT="0" distB="0" distL="0" distR="0" wp14:anchorId="034F49C0" wp14:editId="0560407F">
+            <wp:extent cx="2470150" cy="2858926"/>
+            <wp:effectExtent l="0" t="0" r="6350" b="0"/>
+            <wp:docPr id="559574361" name="Immagine 4" descr="Immagine che contiene testo, schermata, Carattere&#10;&#10;Il contenuto generato dall'IA potrebbe non essere corretto."/>
+            <wp:cNvGraphicFramePr>
+              <a:graphicFrameLocks xmlns:a="http://schemas.openxmlformats.org/drawingml/2006/main" noChangeAspect="1"/>
+            </wp:cNvGraphicFramePr>
+            <a:graphic xmlns:a="http://schemas.openxmlformats.org/drawingml/2006/main">
+              <a:graphicData uri="http://schemas.openxmlformats.org/drawingml/2006/picture">
+                <pic:pic xmlns:pic="http://schemas.openxmlformats.org/drawingml/2006/picture">
+                  <pic:nvPicPr>
+                    <pic:cNvPr id="559574361" name="Immagine 4" descr="Immagine che contiene testo, schermata, Carattere&#10;&#10;Il contenuto generato dall'IA potrebbe non essere corretto."/>
+                    <pic:cNvPicPr>
+                      <a:picLocks noChangeAspect="1" noChangeArrowheads="1"/>
+                    </pic:cNvPicPr>
+                  </pic:nvPicPr>
+                  <pic:blipFill>
+                    <a:blip r:embed="rId11">
+                      <a:extLst>
+                        <a:ext uri="{28A0092B-C50C-407E-A947-70E740481C1C}">
+                          <a14:useLocalDpi xmlns:a14="http://schemas.microsoft.com/office/drawing/2010/main" val="0"/>
+                        </a:ext>
+                      </a:extLst>
+                    </a:blip>
+                    <a:srcRect/>
+                    <a:stretch>
+                      <a:fillRect/>
+                    </a:stretch>
+                  </pic:blipFill>
+                  <pic:spPr bwMode="auto">
+                    <a:xfrm>
+                      <a:off x="0" y="0"/>
+                      <a:ext cx="2483117" cy="2873934"/>
+                    </a:xfrm>
+                    <a:prstGeom prst="rect">
+                      <a:avLst/>
+                    </a:prstGeom>
+                    <a:noFill/>
+                    <a:ln>
+                      <a:noFill/>
+                    </a:ln>
+                  </pic:spPr>
+                </pic:pic>
+              </a:graphicData>
+            </a:graphic>
+          </wp:inline>
+        </w:drawing>
+      </w:r>
+    </w:p>
+    <w:p>
+      <w:pPr>
+        <w:pStyle w:val="Didascalia"/>
+        <w:jc w:val="center"/>
         <w:rPr>
           <w:rFonts w:eastAsiaTheme="minorEastAsia"/>
         </w:rPr>
       </w:pPr>
       <w:r>
-        <w:rPr>
-          <w:rFonts w:eastAsiaTheme="minorEastAsia"/>
-        </w:rPr>
-        <w:t>.</w:t>
-      </w:r>
+        <w:t xml:space="preserve">Figura </w:t>
+      </w:r>
+      <w:fldSimple w:instr=" SEQ Figura \* ARABIC ">
+        <w:r>
+          <w:rPr>
+            <w:noProof/>
+          </w:rPr>
+          <w:t>4</w:t>
+        </w:r>
+      </w:fldSimple>
+      <w:r>
+        <w:t xml:space="preserve"> Codice </w:t>
+      </w:r>
+      <w:proofErr w:type="spellStart"/>
+      <w:r>
+        <w:t>image_compress</w:t>
+      </w:r>
+      <w:proofErr w:type="spellEnd"/>
     </w:p>
     <w:p>
       <w:pPr>
@@ -3371,7 +4325,6 @@
           <w:rFonts w:eastAsiaTheme="minorEastAsia"/>
         </w:rPr>
       </w:pPr>
-      <w:bookmarkStart w:id="13" w:name="_Toc199866746"/>
       <w:r>
         <w:rPr>
           <w:rFonts w:eastAsiaTheme="minorEastAsia"/>
@@ -3420,42 +4373,105 @@
     </w:p>
     <w:p>
       <w:pPr>
+        <w:keepNext/>
         <w:spacing w:line="360" w:lineRule="auto"/>
-        <w:rPr>
-          <w:rFonts w:eastAsiaTheme="minorEastAsia"/>
-        </w:rPr>
-      </w:pPr>
-    </w:p>
-    <w:p>
-      <w:pPr>
-        <w:spacing w:line="360" w:lineRule="auto"/>
-        <w:rPr>
-          <w:rFonts w:eastAsiaTheme="minorEastAsia"/>
-        </w:rPr>
-      </w:pPr>
-    </w:p>
-    <w:p>
-      <w:pPr>
-        <w:spacing w:line="360" w:lineRule="auto"/>
-        <w:rPr>
-          <w:b/>
-          <w:bCs/>
-          <w:sz w:val="28"/>
-          <w:szCs w:val="28"/>
+        <w:jc w:val="center"/>
+      </w:pPr>
+      <w:r>
+        <w:rPr>
+          <w:noProof/>
+        </w:rPr>
+        <w:drawing>
+          <wp:inline distT="0" distB="0" distL="0" distR="0" wp14:anchorId="1BAA9EC2" wp14:editId="35AC537E">
+            <wp:extent cx="3067050" cy="2200596"/>
+            <wp:effectExtent l="0" t="0" r="0" b="9525"/>
+            <wp:docPr id="1834707795" name="Immagine 5" descr="Immagine che contiene testo, schermata, Carattere&#10;&#10;Il contenuto generato dall'IA potrebbe non essere corretto."/>
+            <wp:cNvGraphicFramePr>
+              <a:graphicFrameLocks xmlns:a="http://schemas.openxmlformats.org/drawingml/2006/main" noChangeAspect="1"/>
+            </wp:cNvGraphicFramePr>
+            <a:graphic xmlns:a="http://schemas.openxmlformats.org/drawingml/2006/main">
+              <a:graphicData uri="http://schemas.openxmlformats.org/drawingml/2006/picture">
+                <pic:pic xmlns:pic="http://schemas.openxmlformats.org/drawingml/2006/picture">
+                  <pic:nvPicPr>
+                    <pic:cNvPr id="1834707795" name="Immagine 5" descr="Immagine che contiene testo, schermata, Carattere&#10;&#10;Il contenuto generato dall'IA potrebbe non essere corretto."/>
+                    <pic:cNvPicPr>
+                      <a:picLocks noChangeAspect="1" noChangeArrowheads="1"/>
+                    </pic:cNvPicPr>
+                  </pic:nvPicPr>
+                  <pic:blipFill>
+                    <a:blip r:embed="rId12">
+                      <a:extLst>
+                        <a:ext uri="{28A0092B-C50C-407E-A947-70E740481C1C}">
+                          <a14:useLocalDpi xmlns:a14="http://schemas.microsoft.com/office/drawing/2010/main" val="0"/>
+                        </a:ext>
+                      </a:extLst>
+                    </a:blip>
+                    <a:srcRect/>
+                    <a:stretch>
+                      <a:fillRect/>
+                    </a:stretch>
+                  </pic:blipFill>
+                  <pic:spPr bwMode="auto">
+                    <a:xfrm>
+                      <a:off x="0" y="0"/>
+                      <a:ext cx="3073624" cy="2205313"/>
+                    </a:xfrm>
+                    <a:prstGeom prst="rect">
+                      <a:avLst/>
+                    </a:prstGeom>
+                    <a:noFill/>
+                    <a:ln>
+                      <a:noFill/>
+                    </a:ln>
+                  </pic:spPr>
+                </pic:pic>
+              </a:graphicData>
+            </a:graphic>
+          </wp:inline>
+        </w:drawing>
+      </w:r>
+    </w:p>
+    <w:p>
+      <w:pPr>
+        <w:pStyle w:val="Didascalia"/>
+        <w:jc w:val="center"/>
+      </w:pPr>
+      <w:r>
+        <w:t xml:space="preserve">Figura </w:t>
+      </w:r>
+      <w:fldSimple w:instr=" SEQ Figura \* ARABIC ">
+        <w:r>
+          <w:rPr>
+            <w:noProof/>
+          </w:rPr>
+          <w:t>5</w:t>
+        </w:r>
+      </w:fldSimple>
+      <w:r>
+        <w:t xml:space="preserve"> Codice </w:t>
+      </w:r>
+      <w:proofErr w:type="spellStart"/>
+      <w:r>
+        <w:t>rassemble_image</w:t>
+      </w:r>
+      <w:proofErr w:type="spellEnd"/>
+    </w:p>
+    <w:p/>
+    <w:p/>
+    <w:p/>
+    <w:p>
+      <w:pPr>
+        <w:pStyle w:val="Titolo3"/>
+        <w:rPr>
           <w:u w:val="single"/>
         </w:rPr>
       </w:pPr>
-      <w:r>
-        <w:rPr>
-          <w:b/>
-          <w:bCs/>
-          <w:sz w:val="28"/>
-          <w:szCs w:val="28"/>
-        </w:rPr>
+      <w:bookmarkStart w:id="14" w:name="_Toc200043780"/>
+      <w:r>
         <w:lastRenderedPageBreak/>
         <w:t>mainPt2</w:t>
       </w:r>
-      <w:bookmarkEnd w:id="13"/>
+      <w:bookmarkEnd w:id="14"/>
     </w:p>
     <w:p>
       <w:pPr>
@@ -3495,6 +4511,893 @@
       </w:pPr>
       <w:r>
         <w:t>L’applicazione mostra quindi entrambe le immagini — quella originale e quella compressa — in finestre grafiche separate, permettendo all’utente di confrontarle visivamente. Infine, un messaggio a schermo comunica l’esito dell’operazione. Questo strumento permette di esplorare in modo pratico e interattivo gli effetti della compressione DCT2, evidenziando l’impatto della dimensione del blocco e del taglio delle frequenze sulla qualità visiva dell’immagine.</w:t>
+      </w:r>
+    </w:p>
+    <w:p>
+      <w:pPr>
+        <w:jc w:val="left"/>
+      </w:pPr>
+      <w:r>
+        <w:br w:type="page"/>
+      </w:r>
+    </w:p>
+    <w:p>
+      <w:pPr>
+        <w:pStyle w:val="Titolo3"/>
+      </w:pPr>
+      <w:bookmarkStart w:id="15" w:name="_Toc200043781"/>
+      <w:r>
+        <w:lastRenderedPageBreak/>
+        <w:t>Test</w:t>
+      </w:r>
+      <w:bookmarkEnd w:id="15"/>
+    </w:p>
+    <w:p>
+      <w:r>
+        <w:t>Partendo dall’immagine originale:</w:t>
+      </w:r>
+    </w:p>
+    <w:p>
+      <w:pPr>
+        <w:jc w:val="center"/>
+      </w:pPr>
+      <w:r>
+        <w:rPr>
+          <w:noProof/>
+        </w:rPr>
+        <w:drawing>
+          <wp:inline distT="0" distB="0" distL="0" distR="0" wp14:anchorId="3E32C26F" wp14:editId="0BC08A68">
+            <wp:extent cx="2339975" cy="2339975"/>
+            <wp:effectExtent l="0" t="0" r="3175" b="3175"/>
+            <wp:docPr id="1233224112" name="Immagine 8" descr="Immagine che contiene calzature, scarpa, bianco, testo&#10;&#10;Il contenuto generato dall'IA potrebbe non essere corretto."/>
+            <wp:cNvGraphicFramePr>
+              <a:graphicFrameLocks xmlns:a="http://schemas.openxmlformats.org/drawingml/2006/main" noChangeAspect="1"/>
+            </wp:cNvGraphicFramePr>
+            <a:graphic xmlns:a="http://schemas.openxmlformats.org/drawingml/2006/main">
+              <a:graphicData uri="http://schemas.openxmlformats.org/drawingml/2006/picture">
+                <pic:pic xmlns:pic="http://schemas.openxmlformats.org/drawingml/2006/picture">
+                  <pic:nvPicPr>
+                    <pic:cNvPr id="1233224112" name="Immagine 8" descr="Immagine che contiene calzature, scarpa, bianco, testo&#10;&#10;Il contenuto generato dall'IA potrebbe non essere corretto."/>
+                    <pic:cNvPicPr>
+                      <a:picLocks noChangeAspect="1" noChangeArrowheads="1"/>
+                    </pic:cNvPicPr>
+                  </pic:nvPicPr>
+                  <pic:blipFill>
+                    <a:blip r:embed="rId13">
+                      <a:extLst>
+                        <a:ext uri="{28A0092B-C50C-407E-A947-70E740481C1C}">
+                          <a14:useLocalDpi xmlns:a14="http://schemas.microsoft.com/office/drawing/2010/main" val="0"/>
+                        </a:ext>
+                      </a:extLst>
+                    </a:blip>
+                    <a:srcRect/>
+                    <a:stretch>
+                      <a:fillRect/>
+                    </a:stretch>
+                  </pic:blipFill>
+                  <pic:spPr bwMode="auto">
+                    <a:xfrm>
+                      <a:off x="0" y="0"/>
+                      <a:ext cx="2339975" cy="2339975"/>
+                    </a:xfrm>
+                    <a:prstGeom prst="rect">
+                      <a:avLst/>
+                    </a:prstGeom>
+                    <a:noFill/>
+                    <a:ln>
+                      <a:noFill/>
+                    </a:ln>
+                  </pic:spPr>
+                </pic:pic>
+              </a:graphicData>
+            </a:graphic>
+          </wp:inline>
+        </w:drawing>
+      </w:r>
+    </w:p>
+    <w:p>
+      <w:pPr>
+        <w:spacing w:line="360" w:lineRule="auto"/>
+      </w:pPr>
+      <w:r>
+        <w:t>Si è eseguito il codice prima con un livello di compressione alto, impostando i parametri a F=16 e d=4</w:t>
+      </w:r>
+      <w:r>
+        <w:t>(test1)</w:t>
+      </w:r>
+      <w:r>
+        <w:t>, successivamente con un livello di compressione più bassa impostando i parametri a F=1</w:t>
+      </w:r>
+      <w:r>
+        <w:t>6</w:t>
+      </w:r>
+      <w:r>
+        <w:t xml:space="preserve"> e d=14</w:t>
+      </w:r>
+      <w:r>
+        <w:t xml:space="preserve">(test2) e in fine mantenendo lo stesso livello di taglio utilizzato in precedenza ma con blocchi più piccole impostando i parametri a </w:t>
+      </w:r>
+      <w:r>
+        <w:t xml:space="preserve">F=8 </w:t>
+      </w:r>
+      <w:r>
+        <w:t xml:space="preserve">e </w:t>
+      </w:r>
+      <w:r>
+        <w:t>d=4</w:t>
+      </w:r>
+      <w:r>
+        <w:t>(test3),</w:t>
+      </w:r>
+      <w:r>
+        <w:t xml:space="preserve"> ottenendo in output i seguenti risultati:</w:t>
+      </w:r>
+    </w:p>
+    <w:p>
+      <w:pPr>
+        <w:keepNext/>
+        <w:jc w:val="left"/>
+      </w:pPr>
+      <w:r>
+        <w:rPr>
+          <w:noProof/>
+        </w:rPr>
+        <mc:AlternateContent>
+          <mc:Choice Requires="wps">
+            <w:drawing>
+              <wp:anchor distT="0" distB="0" distL="114300" distR="114300" simplePos="0" relativeHeight="251661312" behindDoc="1" locked="0" layoutInCell="1" allowOverlap="1" wp14:anchorId="1EF947E7" wp14:editId="66D305D9">
+                <wp:simplePos x="0" y="0"/>
+                <wp:positionH relativeFrom="column">
+                  <wp:posOffset>324485</wp:posOffset>
+                </wp:positionH>
+                <wp:positionV relativeFrom="paragraph">
+                  <wp:posOffset>2444115</wp:posOffset>
+                </wp:positionV>
+                <wp:extent cx="2381885" cy="635"/>
+                <wp:effectExtent l="0" t="0" r="0" b="0"/>
+                <wp:wrapTight wrapText="bothSides">
+                  <wp:wrapPolygon edited="0">
+                    <wp:start x="0" y="0"/>
+                    <wp:lineTo x="0" y="21600"/>
+                    <wp:lineTo x="21600" y="21600"/>
+                    <wp:lineTo x="21600" y="0"/>
+                  </wp:wrapPolygon>
+                </wp:wrapTight>
+                <wp:docPr id="1394157098" name="Casella di testo 1"/>
+                <wp:cNvGraphicFramePr/>
+                <a:graphic xmlns:a="http://schemas.openxmlformats.org/drawingml/2006/main">
+                  <a:graphicData uri="http://schemas.microsoft.com/office/word/2010/wordprocessingShape">
+                    <wps:wsp>
+                      <wps:cNvSpPr txBox="1"/>
+                      <wps:spPr>
+                        <a:xfrm>
+                          <a:off x="0" y="0"/>
+                          <a:ext cx="2381885" cy="635"/>
+                        </a:xfrm>
+                        <a:prstGeom prst="rect">
+                          <a:avLst/>
+                        </a:prstGeom>
+                        <a:solidFill>
+                          <a:prstClr val="white"/>
+                        </a:solidFill>
+                        <a:ln>
+                          <a:noFill/>
+                        </a:ln>
+                      </wps:spPr>
+                      <wps:txbx>
+                        <w:txbxContent>
+                          <w:p>
+                            <w:pPr>
+                              <w:pStyle w:val="Didascalia"/>
+                              <w:rPr>
+                                <w:noProof/>
+                                <w:sz w:val="22"/>
+                                <w:szCs w:val="22"/>
+                              </w:rPr>
+                            </w:pPr>
+                            <w:r>
+                              <w:t xml:space="preserve">Figura </w:t>
+                            </w:r>
+                            <w:fldSimple w:instr=" SEQ Figura \* ARABIC ">
+                              <w:r>
+                                <w:rPr>
+                                  <w:noProof/>
+                                </w:rPr>
+                                <w:t>6</w:t>
+                              </w:r>
+                            </w:fldSimple>
+                            <w:r>
+                              <w:t xml:space="preserve"> risultato test1</w:t>
+                            </w:r>
+                          </w:p>
+                        </w:txbxContent>
+                      </wps:txbx>
+                      <wps:bodyPr rot="0" spcFirstLastPara="0" vertOverflow="overflow" horzOverflow="overflow" vert="horz" wrap="square" lIns="0" tIns="0" rIns="0" bIns="0" numCol="1" spcCol="0" rtlCol="0" fromWordArt="0" anchor="t" anchorCtr="0" forceAA="0" compatLnSpc="1">
+                        <a:prstTxWarp prst="textNoShape">
+                          <a:avLst/>
+                        </a:prstTxWarp>
+                        <a:spAutoFit/>
+                      </wps:bodyPr>
+                    </wps:wsp>
+                  </a:graphicData>
+                </a:graphic>
+              </wp:anchor>
+            </w:drawing>
+          </mc:Choice>
+          <mc:Fallback>
+            <w:pict>
+              <v:shapetype w14:anchorId="1EF947E7" id="_x0000_t202" coordsize="21600,21600" o:spt="202" path="m,l,21600r21600,l21600,xe">
+                <v:stroke joinstyle="miter"/>
+                <v:path gradientshapeok="t" o:connecttype="rect"/>
+              </v:shapetype>
+              <v:shape id="Casella di testo 1" o:spid="_x0000_s1026" type="#_x0000_t202" style="position:absolute;margin-left:25.55pt;margin-top:192.45pt;width:187.55pt;height:.05pt;z-index:-251655168;visibility:visible;mso-wrap-style:square;mso-wrap-distance-left:9pt;mso-wrap-distance-top:0;mso-wrap-distance-right:9pt;mso-wrap-distance-bottom:0;mso-position-horizontal:absolute;mso-position-horizontal-relative:text;mso-position-vertical:absolute;mso-position-vertical-relative:text;v-text-anchor:top" o:gfxdata="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" stroked="f">
+                <v:textbox style="mso-fit-shape-to-text:t" inset="0,0,0,0">
+                  <w:txbxContent>
+                    <w:p>
+                      <w:pPr>
+                        <w:pStyle w:val="Didascalia"/>
+                        <w:rPr>
+                          <w:noProof/>
+                          <w:sz w:val="22"/>
+                          <w:szCs w:val="22"/>
+                        </w:rPr>
+                      </w:pPr>
+                      <w:r>
+                        <w:t xml:space="preserve">Figura </w:t>
+                      </w:r>
+                      <w:fldSimple w:instr=" SEQ Figura \* ARABIC ">
+                        <w:r>
+                          <w:rPr>
+                            <w:noProof/>
+                          </w:rPr>
+                          <w:t>6</w:t>
+                        </w:r>
+                      </w:fldSimple>
+                      <w:r>
+                        <w:t xml:space="preserve"> risultato test1</w:t>
+                      </w:r>
+                    </w:p>
+                  </w:txbxContent>
+                </v:textbox>
+                <w10:wrap type="tight"/>
+              </v:shape>
+            </w:pict>
+          </mc:Fallback>
+        </mc:AlternateContent>
+      </w:r>
+      <w:r>
+        <w:rPr>
+          <w:noProof/>
+        </w:rPr>
+        <w:drawing>
+          <wp:anchor distT="0" distB="0" distL="114300" distR="114300" simplePos="0" relativeHeight="251659264" behindDoc="1" locked="0" layoutInCell="1" allowOverlap="1" wp14:anchorId="77153CEB" wp14:editId="7C9DBC26">
+            <wp:simplePos x="0" y="0"/>
+            <wp:positionH relativeFrom="column">
+              <wp:posOffset>324666</wp:posOffset>
+            </wp:positionH>
+            <wp:positionV relativeFrom="paragraph">
+              <wp:posOffset>5171</wp:posOffset>
+            </wp:positionV>
+            <wp:extent cx="2381885" cy="2381885"/>
+            <wp:effectExtent l="0" t="0" r="0" b="0"/>
+            <wp:wrapTight wrapText="bothSides">
+              <wp:wrapPolygon edited="0">
+                <wp:start x="0" y="0"/>
+                <wp:lineTo x="0" y="21421"/>
+                <wp:lineTo x="21421" y="21421"/>
+                <wp:lineTo x="21421" y="0"/>
+                <wp:lineTo x="0" y="0"/>
+              </wp:wrapPolygon>
+            </wp:wrapTight>
+            <wp:docPr id="567648343" name="Immagine 9" descr="Immagine che contiene testo, schermata, design&#10;&#10;Il contenuto generato dall'IA potrebbe non essere corretto."/>
+            <wp:cNvGraphicFramePr>
+              <a:graphicFrameLocks xmlns:a="http://schemas.openxmlformats.org/drawingml/2006/main" noChangeAspect="1"/>
+            </wp:cNvGraphicFramePr>
+            <a:graphic xmlns:a="http://schemas.openxmlformats.org/drawingml/2006/main">
+              <a:graphicData uri="http://schemas.openxmlformats.org/drawingml/2006/picture">
+                <pic:pic xmlns:pic="http://schemas.openxmlformats.org/drawingml/2006/picture">
+                  <pic:nvPicPr>
+                    <pic:cNvPr id="567648343" name="Immagine 9" descr="Immagine che contiene testo, schermata, design&#10;&#10;Il contenuto generato dall'IA potrebbe non essere corretto."/>
+                    <pic:cNvPicPr>
+                      <a:picLocks noChangeAspect="1" noChangeArrowheads="1"/>
+                    </pic:cNvPicPr>
+                  </pic:nvPicPr>
+                  <pic:blipFill>
+                    <a:blip r:embed="rId14">
+                      <a:extLst>
+                        <a:ext uri="{28A0092B-C50C-407E-A947-70E740481C1C}">
+                          <a14:useLocalDpi xmlns:a14="http://schemas.microsoft.com/office/drawing/2010/main" val="0"/>
+                        </a:ext>
+                      </a:extLst>
+                    </a:blip>
+                    <a:srcRect/>
+                    <a:stretch>
+                      <a:fillRect/>
+                    </a:stretch>
+                  </pic:blipFill>
+                  <pic:spPr bwMode="auto">
+                    <a:xfrm>
+                      <a:off x="0" y="0"/>
+                      <a:ext cx="2381885" cy="2381885"/>
+                    </a:xfrm>
+                    <a:prstGeom prst="rect">
+                      <a:avLst/>
+                    </a:prstGeom>
+                    <a:noFill/>
+                    <a:ln>
+                      <a:noFill/>
+                    </a:ln>
+                  </pic:spPr>
+                </pic:pic>
+              </a:graphicData>
+            </a:graphic>
+          </wp:anchor>
+        </w:drawing>
+      </w:r>
+      <w:r>
+        <w:rPr>
+          <w:noProof/>
+        </w:rPr>
+        <mc:AlternateContent>
+          <mc:Choice Requires="wps">
+            <w:drawing>
+              <wp:anchor distT="0" distB="0" distL="114300" distR="114300" simplePos="0" relativeHeight="251663360" behindDoc="1" locked="0" layoutInCell="1" allowOverlap="1" wp14:anchorId="5367C4FB" wp14:editId="50867761">
+                <wp:simplePos x="0" y="0"/>
+                <wp:positionH relativeFrom="column">
+                  <wp:posOffset>3339465</wp:posOffset>
+                </wp:positionH>
+                <wp:positionV relativeFrom="paragraph">
+                  <wp:posOffset>2413000</wp:posOffset>
+                </wp:positionV>
+                <wp:extent cx="2360930" cy="635"/>
+                <wp:effectExtent l="0" t="0" r="0" b="0"/>
+                <wp:wrapTight wrapText="bothSides">
+                  <wp:wrapPolygon edited="0">
+                    <wp:start x="0" y="0"/>
+                    <wp:lineTo x="0" y="21600"/>
+                    <wp:lineTo x="21600" y="21600"/>
+                    <wp:lineTo x="21600" y="0"/>
+                  </wp:wrapPolygon>
+                </wp:wrapTight>
+                <wp:docPr id="2012506886" name="Casella di testo 1"/>
+                <wp:cNvGraphicFramePr/>
+                <a:graphic xmlns:a="http://schemas.openxmlformats.org/drawingml/2006/main">
+                  <a:graphicData uri="http://schemas.microsoft.com/office/word/2010/wordprocessingShape">
+                    <wps:wsp>
+                      <wps:cNvSpPr txBox="1"/>
+                      <wps:spPr>
+                        <a:xfrm>
+                          <a:off x="0" y="0"/>
+                          <a:ext cx="2360930" cy="635"/>
+                        </a:xfrm>
+                        <a:prstGeom prst="rect">
+                          <a:avLst/>
+                        </a:prstGeom>
+                        <a:solidFill>
+                          <a:prstClr val="white"/>
+                        </a:solidFill>
+                        <a:ln>
+                          <a:noFill/>
+                        </a:ln>
+                      </wps:spPr>
+                      <wps:txbx>
+                        <w:txbxContent>
+                          <w:p>
+                            <w:pPr>
+                              <w:pStyle w:val="Didascalia"/>
+                              <w:rPr>
+                                <w:noProof/>
+                                <w:sz w:val="22"/>
+                                <w:szCs w:val="22"/>
+                              </w:rPr>
+                            </w:pPr>
+                            <w:r>
+                              <w:t xml:space="preserve">Figura </w:t>
+                            </w:r>
+                            <w:fldSimple w:instr=" SEQ Figura \* ARABIC ">
+                              <w:r>
+                                <w:rPr>
+                                  <w:noProof/>
+                                </w:rPr>
+                                <w:t>7</w:t>
+                              </w:r>
+                            </w:fldSimple>
+                            <w:r>
+                              <w:t xml:space="preserve"> risultato test2</w:t>
+                            </w:r>
+                          </w:p>
+                        </w:txbxContent>
+                      </wps:txbx>
+                      <wps:bodyPr rot="0" spcFirstLastPara="0" vertOverflow="overflow" horzOverflow="overflow" vert="horz" wrap="square" lIns="0" tIns="0" rIns="0" bIns="0" numCol="1" spcCol="0" rtlCol="0" fromWordArt="0" anchor="t" anchorCtr="0" forceAA="0" compatLnSpc="1">
+                        <a:prstTxWarp prst="textNoShape">
+                          <a:avLst/>
+                        </a:prstTxWarp>
+                        <a:spAutoFit/>
+                      </wps:bodyPr>
+                    </wps:wsp>
+                  </a:graphicData>
+                </a:graphic>
+              </wp:anchor>
+            </w:drawing>
+          </mc:Choice>
+          <mc:Fallback>
+            <w:pict>
+              <v:shape w14:anchorId="5367C4FB" id="_x0000_s1027" type="#_x0000_t202" style="position:absolute;margin-left:262.95pt;margin-top:190pt;width:185.9pt;height:.05pt;z-index:-251653120;visibility:visible;mso-wrap-style:square;mso-wrap-distance-left:9pt;mso-wrap-distance-top:0;mso-wrap-distance-right:9pt;mso-wrap-distance-bottom:0;mso-position-horizontal:absolute;mso-position-horizontal-relative:text;mso-position-vertical:absolute;mso-position-vertical-relative:text;v-text-anchor:top" o:gfxdata="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" stroked="f">
+                <v:textbox style="mso-fit-shape-to-text:t" inset="0,0,0,0">
+                  <w:txbxContent>
+                    <w:p>
+                      <w:pPr>
+                        <w:pStyle w:val="Didascalia"/>
+                        <w:rPr>
+                          <w:noProof/>
+                          <w:sz w:val="22"/>
+                          <w:szCs w:val="22"/>
+                        </w:rPr>
+                      </w:pPr>
+                      <w:r>
+                        <w:t xml:space="preserve">Figura </w:t>
+                      </w:r>
+                      <w:fldSimple w:instr=" SEQ Figura \* ARABIC ">
+                        <w:r>
+                          <w:rPr>
+                            <w:noProof/>
+                          </w:rPr>
+                          <w:t>7</w:t>
+                        </w:r>
+                      </w:fldSimple>
+                      <w:r>
+                        <w:t xml:space="preserve"> risultato test2</w:t>
+                      </w:r>
+                    </w:p>
+                  </w:txbxContent>
+                </v:textbox>
+                <w10:wrap type="tight"/>
+              </v:shape>
+            </w:pict>
+          </mc:Fallback>
+        </mc:AlternateContent>
+      </w:r>
+      <w:r>
+        <w:rPr>
+          <w:noProof/>
+        </w:rPr>
+        <w:drawing>
+          <wp:anchor distT="0" distB="0" distL="114300" distR="114300" simplePos="0" relativeHeight="251658240" behindDoc="1" locked="0" layoutInCell="1" allowOverlap="1" wp14:anchorId="04F6FA0E" wp14:editId="3595926D">
+            <wp:simplePos x="0" y="0"/>
+            <wp:positionH relativeFrom="column">
+              <wp:posOffset>3339828</wp:posOffset>
+            </wp:positionH>
+            <wp:positionV relativeFrom="paragraph">
+              <wp:posOffset>5534</wp:posOffset>
+            </wp:positionV>
+            <wp:extent cx="2360930" cy="2350770"/>
+            <wp:effectExtent l="0" t="0" r="1270" b="0"/>
+            <wp:wrapTight wrapText="bothSides">
+              <wp:wrapPolygon edited="0">
+                <wp:start x="0" y="0"/>
+                <wp:lineTo x="0" y="21355"/>
+                <wp:lineTo x="21437" y="21355"/>
+                <wp:lineTo x="21437" y="0"/>
+                <wp:lineTo x="0" y="0"/>
+              </wp:wrapPolygon>
+            </wp:wrapTight>
+            <wp:docPr id="181022982" name="Immagine 1" descr="Immagine che contiene testo, schermata, scarpa, calzature&#10;&#10;Il contenuto generato dall'IA potrebbe non essere corretto."/>
+            <wp:cNvGraphicFramePr>
+              <a:graphicFrameLocks xmlns:a="http://schemas.openxmlformats.org/drawingml/2006/main" noChangeAspect="1"/>
+            </wp:cNvGraphicFramePr>
+            <a:graphic xmlns:a="http://schemas.openxmlformats.org/drawingml/2006/main">
+              <a:graphicData uri="http://schemas.openxmlformats.org/drawingml/2006/picture">
+                <pic:pic xmlns:pic="http://schemas.openxmlformats.org/drawingml/2006/picture">
+                  <pic:nvPicPr>
+                    <pic:cNvPr id="181022982" name="Immagine 1" descr="Immagine che contiene testo, schermata, scarpa, calzature&#10;&#10;Il contenuto generato dall'IA potrebbe non essere corretto."/>
+                    <pic:cNvPicPr/>
+                  </pic:nvPicPr>
+                  <pic:blipFill rotWithShape="1">
+                    <a:blip r:embed="rId15">
+                      <a:extLst>
+                        <a:ext uri="{28A0092B-C50C-407E-A947-70E740481C1C}">
+                          <a14:useLocalDpi xmlns:a14="http://schemas.microsoft.com/office/drawing/2010/main" val="0"/>
+                        </a:ext>
+                      </a:extLst>
+                    </a:blip>
+                    <a:srcRect l="5232" t="4812" r="5023" b="6159"/>
+                    <a:stretch>
+                      <a:fillRect/>
+                    </a:stretch>
+                  </pic:blipFill>
+                  <pic:spPr bwMode="auto">
+                    <a:xfrm>
+                      <a:off x="0" y="0"/>
+                      <a:ext cx="2360930" cy="2350770"/>
+                    </a:xfrm>
+                    <a:prstGeom prst="rect">
+                      <a:avLst/>
+                    </a:prstGeom>
+                    <a:ln>
+                      <a:noFill/>
+                    </a:ln>
+                    <a:extLst>
+                      <a:ext uri="{53640926-AAD7-44D8-BBD7-CCE9431645EC}">
+                        <a14:shadowObscured xmlns:a14="http://schemas.microsoft.com/office/drawing/2010/main"/>
+                      </a:ext>
+                    </a:extLst>
+                  </pic:spPr>
+                </pic:pic>
+              </a:graphicData>
+            </a:graphic>
+          </wp:anchor>
+        </w:drawing>
+      </w:r>
+    </w:p>
+    <w:p>
+      <w:pPr>
+        <w:jc w:val="left"/>
+      </w:pPr>
+    </w:p>
+    <w:p>
+      <w:pPr>
+        <w:jc w:val="left"/>
+      </w:pPr>
+    </w:p>
+    <w:p>
+      <w:pPr>
+        <w:jc w:val="left"/>
+      </w:pPr>
+    </w:p>
+    <w:p>
+      <w:pPr>
+        <w:jc w:val="left"/>
+      </w:pPr>
+    </w:p>
+    <w:p>
+      <w:pPr>
+        <w:jc w:val="left"/>
+      </w:pPr>
+    </w:p>
+    <w:p>
+      <w:pPr>
+        <w:jc w:val="left"/>
+      </w:pPr>
+    </w:p>
+    <w:p>
+      <w:pPr>
+        <w:jc w:val="left"/>
+      </w:pPr>
+    </w:p>
+    <w:p>
+      <w:pPr>
+        <w:jc w:val="left"/>
+      </w:pPr>
+    </w:p>
+    <w:p>
+      <w:pPr>
+        <w:jc w:val="left"/>
+      </w:pPr>
+      <w:r>
+        <w:rPr>
+          <w:noProof/>
+        </w:rPr>
+        <w:drawing>
+          <wp:anchor distT="0" distB="0" distL="114300" distR="114300" simplePos="0" relativeHeight="251664384" behindDoc="1" locked="0" layoutInCell="1" allowOverlap="1" wp14:anchorId="04A6DFF6" wp14:editId="4A7CD2C1">
+            <wp:simplePos x="0" y="0"/>
+            <wp:positionH relativeFrom="column">
+              <wp:posOffset>1619250</wp:posOffset>
+            </wp:positionH>
+            <wp:positionV relativeFrom="paragraph">
+              <wp:posOffset>121920</wp:posOffset>
+            </wp:positionV>
+            <wp:extent cx="2389504" cy="2402205"/>
+            <wp:effectExtent l="0" t="0" r="0" b="0"/>
+            <wp:wrapTight wrapText="bothSides">
+              <wp:wrapPolygon edited="0">
+                <wp:start x="0" y="0"/>
+                <wp:lineTo x="0" y="21412"/>
+                <wp:lineTo x="21359" y="21412"/>
+                <wp:lineTo x="21359" y="0"/>
+                <wp:lineTo x="0" y="0"/>
+              </wp:wrapPolygon>
+            </wp:wrapTight>
+            <wp:docPr id="117168585" name="Immagine 1" descr="Immagine che contiene testo, calzature, scarpa, schermata&#10;&#10;Il contenuto generato dall'IA potrebbe non essere corretto."/>
+            <wp:cNvGraphicFramePr>
+              <a:graphicFrameLocks xmlns:a="http://schemas.openxmlformats.org/drawingml/2006/main" noChangeAspect="1"/>
+            </wp:cNvGraphicFramePr>
+            <a:graphic xmlns:a="http://schemas.openxmlformats.org/drawingml/2006/main">
+              <a:graphicData uri="http://schemas.openxmlformats.org/drawingml/2006/picture">
+                <pic:pic xmlns:pic="http://schemas.openxmlformats.org/drawingml/2006/picture">
+                  <pic:nvPicPr>
+                    <pic:cNvPr id="117168585" name="Immagine 1" descr="Immagine che contiene testo, calzature, scarpa, schermata&#10;&#10;Il contenuto generato dall'IA potrebbe non essere corretto."/>
+                    <pic:cNvPicPr/>
+                  </pic:nvPicPr>
+                  <pic:blipFill rotWithShape="1">
+                    <a:blip r:embed="rId16">
+                      <a:extLst>
+                        <a:ext uri="{28A0092B-C50C-407E-A947-70E740481C1C}">
+                          <a14:useLocalDpi xmlns:a14="http://schemas.microsoft.com/office/drawing/2010/main" val="0"/>
+                        </a:ext>
+                      </a:extLst>
+                    </a:blip>
+                    <a:srcRect l="843" t="1868"/>
+                    <a:stretch>
+                      <a:fillRect/>
+                    </a:stretch>
+                  </pic:blipFill>
+                  <pic:spPr bwMode="auto">
+                    <a:xfrm>
+                      <a:off x="0" y="0"/>
+                      <a:ext cx="2389504" cy="2402205"/>
+                    </a:xfrm>
+                    <a:prstGeom prst="rect">
+                      <a:avLst/>
+                    </a:prstGeom>
+                    <a:ln>
+                      <a:noFill/>
+                    </a:ln>
+                    <a:extLst>
+                      <a:ext uri="{53640926-AAD7-44D8-BBD7-CCE9431645EC}">
+                        <a14:shadowObscured xmlns:a14="http://schemas.microsoft.com/office/drawing/2010/main"/>
+                      </a:ext>
+                    </a:extLst>
+                  </pic:spPr>
+                </pic:pic>
+              </a:graphicData>
+            </a:graphic>
+            <wp14:sizeRelH relativeFrom="margin">
+              <wp14:pctWidth>0</wp14:pctWidth>
+            </wp14:sizeRelH>
+            <wp14:sizeRelV relativeFrom="margin">
+              <wp14:pctHeight>0</wp14:pctHeight>
+            </wp14:sizeRelV>
+          </wp:anchor>
+        </w:drawing>
+      </w:r>
+    </w:p>
+    <w:p>
+      <w:pPr>
+        <w:jc w:val="left"/>
+      </w:pPr>
+      <w:r>
+        <w:rPr>
+          <w:noProof/>
+        </w:rPr>
+        <mc:AlternateContent>
+          <mc:Choice Requires="wps">
+            <w:drawing>
+              <wp:anchor distT="0" distB="0" distL="114300" distR="114300" simplePos="0" relativeHeight="251666432" behindDoc="1" locked="0" layoutInCell="1" allowOverlap="1" wp14:anchorId="642D9073" wp14:editId="423F953C">
+                <wp:simplePos x="0" y="0"/>
+                <wp:positionH relativeFrom="column">
+                  <wp:posOffset>1633220</wp:posOffset>
+                </wp:positionH>
+                <wp:positionV relativeFrom="paragraph">
+                  <wp:posOffset>2218690</wp:posOffset>
+                </wp:positionV>
+                <wp:extent cx="2388870" cy="635"/>
+                <wp:effectExtent l="0" t="0" r="0" b="0"/>
+                <wp:wrapTight wrapText="bothSides">
+                  <wp:wrapPolygon edited="0">
+                    <wp:start x="0" y="0"/>
+                    <wp:lineTo x="0" y="21600"/>
+                    <wp:lineTo x="21600" y="21600"/>
+                    <wp:lineTo x="21600" y="0"/>
+                  </wp:wrapPolygon>
+                </wp:wrapTight>
+                <wp:docPr id="538703306" name="Casella di testo 1"/>
+                <wp:cNvGraphicFramePr/>
+                <a:graphic xmlns:a="http://schemas.openxmlformats.org/drawingml/2006/main">
+                  <a:graphicData uri="http://schemas.microsoft.com/office/word/2010/wordprocessingShape">
+                    <wps:wsp>
+                      <wps:cNvSpPr txBox="1"/>
+                      <wps:spPr>
+                        <a:xfrm>
+                          <a:off x="0" y="0"/>
+                          <a:ext cx="2388870" cy="635"/>
+                        </a:xfrm>
+                        <a:prstGeom prst="rect">
+                          <a:avLst/>
+                        </a:prstGeom>
+                        <a:solidFill>
+                          <a:prstClr val="white"/>
+                        </a:solidFill>
+                        <a:ln>
+                          <a:noFill/>
+                        </a:ln>
+                      </wps:spPr>
+                      <wps:txbx>
+                        <w:txbxContent>
+                          <w:p>
+                            <w:pPr>
+                              <w:pStyle w:val="Didascalia"/>
+                              <w:rPr>
+                                <w:sz w:val="22"/>
+                                <w:szCs w:val="22"/>
+                              </w:rPr>
+                            </w:pPr>
+                            <w:r>
+                              <w:t xml:space="preserve">Figura </w:t>
+                            </w:r>
+                            <w:fldSimple w:instr=" SEQ Figura \* ARABIC ">
+                              <w:r>
+                                <w:rPr>
+                                  <w:noProof/>
+                                </w:rPr>
+                                <w:t>8</w:t>
+                              </w:r>
+                            </w:fldSimple>
+                            <w:r>
+                              <w:t xml:space="preserve"> risultati test3</w:t>
+                            </w:r>
+                          </w:p>
+                        </w:txbxContent>
+                      </wps:txbx>
+                      <wps:bodyPr rot="0" spcFirstLastPara="0" vertOverflow="overflow" horzOverflow="overflow" vert="horz" wrap="square" lIns="0" tIns="0" rIns="0" bIns="0" numCol="1" spcCol="0" rtlCol="0" fromWordArt="0" anchor="t" anchorCtr="0" forceAA="0" compatLnSpc="1">
+                        <a:prstTxWarp prst="textNoShape">
+                          <a:avLst/>
+                        </a:prstTxWarp>
+                        <a:spAutoFit/>
+                      </wps:bodyPr>
+                    </wps:wsp>
+                  </a:graphicData>
+                </a:graphic>
+              </wp:anchor>
+            </w:drawing>
+          </mc:Choice>
+          <mc:Fallback>
+            <w:pict>
+              <v:shape w14:anchorId="642D9073" id="_x0000_s1028" type="#_x0000_t202" style="position:absolute;margin-left:128.6pt;margin-top:174.7pt;width:188.1pt;height:.05pt;z-index:-251650048;visibility:visible;mso-wrap-style:square;mso-wrap-distance-left:9pt;mso-wrap-distance-top:0;mso-wrap-distance-right:9pt;mso-wrap-distance-bottom:0;mso-position-horizontal:absolute;mso-position-horizontal-relative:text;mso-position-vertical:absolute;mso-position-vertical-relative:text;v-text-anchor:top" o:gfxdata="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" stroked="f">
+                <v:textbox style="mso-fit-shape-to-text:t" inset="0,0,0,0">
+                  <w:txbxContent>
+                    <w:p>
+                      <w:pPr>
+                        <w:pStyle w:val="Didascalia"/>
+                        <w:rPr>
+                          <w:sz w:val="22"/>
+                          <w:szCs w:val="22"/>
+                        </w:rPr>
+                      </w:pPr>
+                      <w:r>
+                        <w:t xml:space="preserve">Figura </w:t>
+                      </w:r>
+                      <w:fldSimple w:instr=" SEQ Figura \* ARABIC ">
+                        <w:r>
+                          <w:rPr>
+                            <w:noProof/>
+                          </w:rPr>
+                          <w:t>8</w:t>
+                        </w:r>
+                      </w:fldSimple>
+                      <w:r>
+                        <w:t xml:space="preserve"> risultati test3</w:t>
+                      </w:r>
+                    </w:p>
+                  </w:txbxContent>
+                </v:textbox>
+                <w10:wrap type="tight"/>
+              </v:shape>
+            </w:pict>
+          </mc:Fallback>
+        </mc:AlternateContent>
+      </w:r>
+      <w:r>
+        <w:br w:type="page"/>
+      </w:r>
+    </w:p>
+    <w:p>
+      <w:pPr>
+        <w:pStyle w:val="Titolo1"/>
+      </w:pPr>
+      <w:bookmarkStart w:id="16" w:name="_Toc200043782"/>
+      <w:r>
+        <w:lastRenderedPageBreak/>
+        <w:t>Conclusioni</w:t>
+      </w:r>
+      <w:bookmarkEnd w:id="16"/>
+    </w:p>
+    <w:p>
+      <w:pPr>
+        <w:spacing w:line="360" w:lineRule="auto"/>
+      </w:pPr>
+      <w:r>
+        <w:t xml:space="preserve">Dall’analisi delle prestazioni computazionali </w:t>
+      </w:r>
+      <w:r>
+        <w:t>svolte nella prima parte</w:t>
+      </w:r>
+      <w:r>
+        <w:t xml:space="preserve"> e della qualità della compressione</w:t>
+      </w:r>
+      <w:r>
+        <w:t xml:space="preserve"> svolte nella seconda parte</w:t>
+      </w:r>
+      <w:r>
+        <w:t>, emergono alcune considerazioni fondamentali sull’utilizzo e l’ottimizzazione della DCT2.</w:t>
+      </w:r>
+    </w:p>
+    <w:p>
+      <w:pPr>
+        <w:spacing w:line="360" w:lineRule="auto"/>
+      </w:pPr>
+      <w:r>
+        <w:t xml:space="preserve">L’implementazione custom della DCT2 mostra una complessità temporale elevata, compatibile con O(N³). Al contrario, la versione fornita dalla libreria ottimizzata FFTW presenta tempi di esecuzione nettamente inferiori, con una crescita più contenuta e coerente con una complessità </w:t>
+      </w:r>
+      <w:proofErr w:type="gramStart"/>
+      <w:r>
+        <w:t>O(</w:t>
+      </w:r>
+      <w:proofErr w:type="gramEnd"/>
+      <w:r>
+        <w:t>N² log N). Questo rende FFTW preferibile per applicazioni pratiche, specialmente su matrici di dimensioni medio-grandi.</w:t>
+      </w:r>
+    </w:p>
+    <w:p>
+      <w:pPr>
+        <w:spacing w:line="360" w:lineRule="auto"/>
+      </w:pPr>
+      <w:r>
+        <w:t>Per quanto riguarda la seconda parte del progetto dati i</w:t>
+      </w:r>
+      <w:r>
+        <w:t xml:space="preserve"> valori dei parametri F e d, si osserva che:</w:t>
+      </w:r>
+    </w:p>
+    <w:p>
+      <w:pPr>
+        <w:numPr>
+          <w:ilvl w:val="0"/>
+          <w:numId w:val="21"/>
+        </w:numPr>
+        <w:spacing w:line="360" w:lineRule="auto"/>
+      </w:pPr>
+      <w:r>
+        <w:t>Una compressione aggressiva (es. F=16, d=4) riduce molto la quantità di dati</w:t>
+      </w:r>
+      <w:r>
+        <w:t xml:space="preserve"> mantenuti</w:t>
+      </w:r>
+      <w:r>
+        <w:t>, ma comporta una notevole perdita di qualità visiva.</w:t>
+      </w:r>
+    </w:p>
+    <w:p>
+      <w:pPr>
+        <w:numPr>
+          <w:ilvl w:val="0"/>
+          <w:numId w:val="21"/>
+        </w:numPr>
+        <w:spacing w:line="360" w:lineRule="auto"/>
+      </w:pPr>
+      <w:r>
+        <w:t xml:space="preserve">Una compressione più leggera (es. F=16, d=14) conserva maggiori informazioni in frequenza, preservando la qualità, ma </w:t>
+      </w:r>
+      <w:r>
+        <w:t>con una minor</w:t>
+      </w:r>
+      <w:r>
+        <w:t xml:space="preserve"> riduzione della dimensione.</w:t>
+      </w:r>
+    </w:p>
+    <w:p>
+      <w:pPr>
+        <w:numPr>
+          <w:ilvl w:val="0"/>
+          <w:numId w:val="21"/>
+        </w:numPr>
+        <w:spacing w:line="360" w:lineRule="auto"/>
+      </w:pPr>
+      <w:r>
+        <w:t>Ridurre la dimensione dei blocchi (es. F=8, d=4) permette di contenere la perdita di qualità pur mantenendo una compressione significativa, dimostrando come anche il parametro F giochi un ruolo importante nella percezione visiva del risultato.</w:t>
+      </w:r>
+    </w:p>
+    <w:p>
+      <w:pPr>
+        <w:spacing w:line="360" w:lineRule="auto"/>
+      </w:pPr>
+      <w:r>
+        <w:t>L’efficienza della trasformata DCT2 e la qualità della compressione dipendono fortemente dalla scelta dei parametri F e d. È evidente un</w:t>
+      </w:r>
+      <w:r>
+        <w:t xml:space="preserve"> compromesso</w:t>
+      </w:r>
+      <w:r>
+        <w:t xml:space="preserve"> tra compressione e qualità: blocchi grandi e taglio aggressivo portano a compressioni elevate ma con distorsione visibile, mentre tagli più morbidi e blocchi più piccoli migliorano la qualità ma riducono l’efficacia della compressione.</w:t>
       </w:r>
     </w:p>
     <w:p>
@@ -3504,7 +5407,7 @@
     </w:p>
     <w:sectPr>
       <w:pgSz w:w="11906" w:h="16838"/>
-      <w:pgMar w:top="1417" w:right="991" w:bottom="1134" w:left="1134" w:header="708" w:footer="708" w:gutter="0"/>
+      <w:pgMar w:top="851" w:right="991" w:bottom="709" w:left="1134" w:header="708" w:footer="708" w:gutter="0"/>
       <w:cols w:space="708"/>
       <w:docGrid w:linePitch="360"/>
     </w:sectPr>
@@ -3628,6 +5531,155 @@
     </w:lvl>
   </w:abstractNum>
   <w:abstractNum w:abstractNumId="1" w15:restartNumberingAfterBreak="0">
+    <w:nsid w:val="02AC3B8A"/>
+    <w:multiLevelType w:val="multilevel"/>
+    <w:tmpl w:val="DC765F02"/>
+    <w:lvl w:ilvl="0">
+      <w:start w:val="1"/>
+      <w:numFmt w:val="bullet"/>
+      <w:lvlText w:val=""/>
+      <w:lvlJc w:val="left"/>
+      <w:pPr>
+        <w:tabs>
+          <w:tab w:val="num" w:pos="720"/>
+        </w:tabs>
+        <w:ind w:left="720" w:hanging="360"/>
+      </w:pPr>
+      <w:rPr>
+        <w:rFonts w:ascii="Symbol" w:hAnsi="Symbol" w:hint="default"/>
+        <w:sz w:val="20"/>
+      </w:rPr>
+    </w:lvl>
+    <w:lvl w:ilvl="1">
+      <w:start w:val="1"/>
+      <w:numFmt w:val="bullet"/>
+      <w:lvlText w:val="o"/>
+      <w:lvlJc w:val="left"/>
+      <w:pPr>
+        <w:tabs>
+          <w:tab w:val="num" w:pos="1440"/>
+        </w:tabs>
+        <w:ind w:left="1440" w:hanging="360"/>
+      </w:pPr>
+      <w:rPr>
+        <w:rFonts w:ascii="Courier New" w:hAnsi="Courier New" w:hint="default"/>
+        <w:sz w:val="20"/>
+      </w:rPr>
+    </w:lvl>
+    <w:lvl w:ilvl="2" w:tentative="1">
+      <w:start w:val="1"/>
+      <w:numFmt w:val="bullet"/>
+      <w:lvlText w:val=""/>
+      <w:lvlJc w:val="left"/>
+      <w:pPr>
+        <w:tabs>
+          <w:tab w:val="num" w:pos="2160"/>
+        </w:tabs>
+        <w:ind w:left="2160" w:hanging="360"/>
+      </w:pPr>
+      <w:rPr>
+        <w:rFonts w:ascii="Wingdings" w:hAnsi="Wingdings" w:hint="default"/>
+        <w:sz w:val="20"/>
+      </w:rPr>
+    </w:lvl>
+    <w:lvl w:ilvl="3" w:tentative="1">
+      <w:start w:val="1"/>
+      <w:numFmt w:val="bullet"/>
+      <w:lvlText w:val=""/>
+      <w:lvlJc w:val="left"/>
+      <w:pPr>
+        <w:tabs>
+          <w:tab w:val="num" w:pos="2880"/>
+        </w:tabs>
+        <w:ind w:left="2880" w:hanging="360"/>
+      </w:pPr>
+      <w:rPr>
+        <w:rFonts w:ascii="Wingdings" w:hAnsi="Wingdings" w:hint="default"/>
+        <w:sz w:val="20"/>
+      </w:rPr>
+    </w:lvl>
+    <w:lvl w:ilvl="4" w:tentative="1">
+      <w:start w:val="1"/>
+      <w:numFmt w:val="bullet"/>
+      <w:lvlText w:val=""/>
+      <w:lvlJc w:val="left"/>
+      <w:pPr>
+        <w:tabs>
+          <w:tab w:val="num" w:pos="3600"/>
+        </w:tabs>
+        <w:ind w:left="3600" w:hanging="360"/>
+      </w:pPr>
+      <w:rPr>
+        <w:rFonts w:ascii="Wingdings" w:hAnsi="Wingdings" w:hint="default"/>
+        <w:sz w:val="20"/>
+      </w:rPr>
+    </w:lvl>
+    <w:lvl w:ilvl="5" w:tentative="1">
+      <w:start w:val="1"/>
+      <w:numFmt w:val="bullet"/>
+      <w:lvlText w:val=""/>
+      <w:lvlJc w:val="left"/>
+      <w:pPr>
+        <w:tabs>
+          <w:tab w:val="num" w:pos="4320"/>
+        </w:tabs>
+        <w:ind w:left="4320" w:hanging="360"/>
+      </w:pPr>
+      <w:rPr>
+        <w:rFonts w:ascii="Wingdings" w:hAnsi="Wingdings" w:hint="default"/>
+        <w:sz w:val="20"/>
+      </w:rPr>
+    </w:lvl>
+    <w:lvl w:ilvl="6" w:tentative="1">
+      <w:start w:val="1"/>
+      <w:numFmt w:val="bullet"/>
+      <w:lvlText w:val=""/>
+      <w:lvlJc w:val="left"/>
+      <w:pPr>
+        <w:tabs>
+          <w:tab w:val="num" w:pos="5040"/>
+        </w:tabs>
+        <w:ind w:left="5040" w:hanging="360"/>
+      </w:pPr>
+      <w:rPr>
+        <w:rFonts w:ascii="Wingdings" w:hAnsi="Wingdings" w:hint="default"/>
+        <w:sz w:val="20"/>
+      </w:rPr>
+    </w:lvl>
+    <w:lvl w:ilvl="7" w:tentative="1">
+      <w:start w:val="1"/>
+      <w:numFmt w:val="bullet"/>
+      <w:lvlText w:val=""/>
+      <w:lvlJc w:val="left"/>
+      <w:pPr>
+        <w:tabs>
+          <w:tab w:val="num" w:pos="5760"/>
+        </w:tabs>
+        <w:ind w:left="5760" w:hanging="360"/>
+      </w:pPr>
+      <w:rPr>
+        <w:rFonts w:ascii="Wingdings" w:hAnsi="Wingdings" w:hint="default"/>
+        <w:sz w:val="20"/>
+      </w:rPr>
+    </w:lvl>
+    <w:lvl w:ilvl="8" w:tentative="1">
+      <w:start w:val="1"/>
+      <w:numFmt w:val="bullet"/>
+      <w:lvlText w:val=""/>
+      <w:lvlJc w:val="left"/>
+      <w:pPr>
+        <w:tabs>
+          <w:tab w:val="num" w:pos="6480"/>
+        </w:tabs>
+        <w:ind w:left="6480" w:hanging="360"/>
+      </w:pPr>
+      <w:rPr>
+        <w:rFonts w:ascii="Wingdings" w:hAnsi="Wingdings" w:hint="default"/>
+        <w:sz w:val="20"/>
+      </w:rPr>
+    </w:lvl>
+  </w:abstractNum>
+  <w:abstractNum w:abstractNumId="2" w15:restartNumberingAfterBreak="0">
     <w:nsid w:val="04F55EB9"/>
     <w:multiLevelType w:val="hybridMultilevel"/>
     <w:tmpl w:val="628AA2DA"/>
@@ -3740,7 +5792,7 @@
       </w:rPr>
     </w:lvl>
   </w:abstractNum>
-  <w:abstractNum w:abstractNumId="2" w15:restartNumberingAfterBreak="0">
+  <w:abstractNum w:abstractNumId="3" w15:restartNumberingAfterBreak="0">
     <w:nsid w:val="07D5305D"/>
     <w:multiLevelType w:val="hybridMultilevel"/>
     <w:tmpl w:val="21C875AE"/>
@@ -3853,7 +5905,156 @@
       </w:rPr>
     </w:lvl>
   </w:abstractNum>
-  <w:abstractNum w:abstractNumId="3" w15:restartNumberingAfterBreak="0">
+  <w:abstractNum w:abstractNumId="4" w15:restartNumberingAfterBreak="0">
+    <w:nsid w:val="11D24D1E"/>
+    <w:multiLevelType w:val="multilevel"/>
+    <w:tmpl w:val="6218CADC"/>
+    <w:lvl w:ilvl="0">
+      <w:start w:val="1"/>
+      <w:numFmt w:val="bullet"/>
+      <w:lvlText w:val=""/>
+      <w:lvlJc w:val="left"/>
+      <w:pPr>
+        <w:tabs>
+          <w:tab w:val="num" w:pos="720"/>
+        </w:tabs>
+        <w:ind w:left="720" w:hanging="360"/>
+      </w:pPr>
+      <w:rPr>
+        <w:rFonts w:ascii="Symbol" w:hAnsi="Symbol" w:hint="default"/>
+        <w:sz w:val="20"/>
+      </w:rPr>
+    </w:lvl>
+    <w:lvl w:ilvl="1" w:tentative="1">
+      <w:start w:val="1"/>
+      <w:numFmt w:val="bullet"/>
+      <w:lvlText w:val="o"/>
+      <w:lvlJc w:val="left"/>
+      <w:pPr>
+        <w:tabs>
+          <w:tab w:val="num" w:pos="1440"/>
+        </w:tabs>
+        <w:ind w:left="1440" w:hanging="360"/>
+      </w:pPr>
+      <w:rPr>
+        <w:rFonts w:ascii="Courier New" w:hAnsi="Courier New" w:hint="default"/>
+        <w:sz w:val="20"/>
+      </w:rPr>
+    </w:lvl>
+    <w:lvl w:ilvl="2" w:tentative="1">
+      <w:start w:val="1"/>
+      <w:numFmt w:val="bullet"/>
+      <w:lvlText w:val=""/>
+      <w:lvlJc w:val="left"/>
+      <w:pPr>
+        <w:tabs>
+          <w:tab w:val="num" w:pos="2160"/>
+        </w:tabs>
+        <w:ind w:left="2160" w:hanging="360"/>
+      </w:pPr>
+      <w:rPr>
+        <w:rFonts w:ascii="Wingdings" w:hAnsi="Wingdings" w:hint="default"/>
+        <w:sz w:val="20"/>
+      </w:rPr>
+    </w:lvl>
+    <w:lvl w:ilvl="3" w:tentative="1">
+      <w:start w:val="1"/>
+      <w:numFmt w:val="bullet"/>
+      <w:lvlText w:val=""/>
+      <w:lvlJc w:val="left"/>
+      <w:pPr>
+        <w:tabs>
+          <w:tab w:val="num" w:pos="2880"/>
+        </w:tabs>
+        <w:ind w:left="2880" w:hanging="360"/>
+      </w:pPr>
+      <w:rPr>
+        <w:rFonts w:ascii="Wingdings" w:hAnsi="Wingdings" w:hint="default"/>
+        <w:sz w:val="20"/>
+      </w:rPr>
+    </w:lvl>
+    <w:lvl w:ilvl="4" w:tentative="1">
+      <w:start w:val="1"/>
+      <w:numFmt w:val="bullet"/>
+      <w:lvlText w:val=""/>
+      <w:lvlJc w:val="left"/>
+      <w:pPr>
+        <w:tabs>
+          <w:tab w:val="num" w:pos="3600"/>
+        </w:tabs>
+        <w:ind w:left="3600" w:hanging="360"/>
+      </w:pPr>
+      <w:rPr>
+        <w:rFonts w:ascii="Wingdings" w:hAnsi="Wingdings" w:hint="default"/>
+        <w:sz w:val="20"/>
+      </w:rPr>
+    </w:lvl>
+    <w:lvl w:ilvl="5" w:tentative="1">
+      <w:start w:val="1"/>
+      <w:numFmt w:val="bullet"/>
+      <w:lvlText w:val=""/>
+      <w:lvlJc w:val="left"/>
+      <w:pPr>
+        <w:tabs>
+          <w:tab w:val="num" w:pos="4320"/>
+        </w:tabs>
+        <w:ind w:left="4320" w:hanging="360"/>
+      </w:pPr>
+      <w:rPr>
+        <w:rFonts w:ascii="Wingdings" w:hAnsi="Wingdings" w:hint="default"/>
+        <w:sz w:val="20"/>
+      </w:rPr>
+    </w:lvl>
+    <w:lvl w:ilvl="6" w:tentative="1">
+      <w:start w:val="1"/>
+      <w:numFmt w:val="bullet"/>
+      <w:lvlText w:val=""/>
+      <w:lvlJc w:val="left"/>
+      <w:pPr>
+        <w:tabs>
+          <w:tab w:val="num" w:pos="5040"/>
+        </w:tabs>
+        <w:ind w:left="5040" w:hanging="360"/>
+      </w:pPr>
+      <w:rPr>
+        <w:rFonts w:ascii="Wingdings" w:hAnsi="Wingdings" w:hint="default"/>
+        <w:sz w:val="20"/>
+      </w:rPr>
+    </w:lvl>
+    <w:lvl w:ilvl="7" w:tentative="1">
+      <w:start w:val="1"/>
+      <w:numFmt w:val="bullet"/>
+      <w:lvlText w:val=""/>
+      <w:lvlJc w:val="left"/>
+      <w:pPr>
+        <w:tabs>
+          <w:tab w:val="num" w:pos="5760"/>
+        </w:tabs>
+        <w:ind w:left="5760" w:hanging="360"/>
+      </w:pPr>
+      <w:rPr>
+        <w:rFonts w:ascii="Wingdings" w:hAnsi="Wingdings" w:hint="default"/>
+        <w:sz w:val="20"/>
+      </w:rPr>
+    </w:lvl>
+    <w:lvl w:ilvl="8" w:tentative="1">
+      <w:start w:val="1"/>
+      <w:numFmt w:val="bullet"/>
+      <w:lvlText w:val=""/>
+      <w:lvlJc w:val="left"/>
+      <w:pPr>
+        <w:tabs>
+          <w:tab w:val="num" w:pos="6480"/>
+        </w:tabs>
+        <w:ind w:left="6480" w:hanging="360"/>
+      </w:pPr>
+      <w:rPr>
+        <w:rFonts w:ascii="Wingdings" w:hAnsi="Wingdings" w:hint="default"/>
+        <w:sz w:val="20"/>
+      </w:rPr>
+    </w:lvl>
+  </w:abstractNum>
+  <w:abstractNum w:abstractNumId="5" w15:restartNumberingAfterBreak="0">
     <w:nsid w:val="17D33943"/>
     <w:multiLevelType w:val="hybridMultilevel"/>
     <w:tmpl w:val="1DDAA670"/>
@@ -3966,7 +6167,7 @@
       </w:rPr>
     </w:lvl>
   </w:abstractNum>
-  <w:abstractNum w:abstractNumId="4" w15:restartNumberingAfterBreak="0">
+  <w:abstractNum w:abstractNumId="6" w15:restartNumberingAfterBreak="0">
     <w:nsid w:val="180D6BE3"/>
     <w:multiLevelType w:val="multilevel"/>
     <w:tmpl w:val="6AE2F496"/>
@@ -4115,7 +6316,7 @@
       </w:rPr>
     </w:lvl>
   </w:abstractNum>
-  <w:abstractNum w:abstractNumId="5" w15:restartNumberingAfterBreak="0">
+  <w:abstractNum w:abstractNumId="7" w15:restartNumberingAfterBreak="0">
     <w:nsid w:val="18837E6A"/>
     <w:multiLevelType w:val="multilevel"/>
     <w:tmpl w:val="0CB874E4"/>
@@ -4236,7 +6437,156 @@
       </w:pPr>
     </w:lvl>
   </w:abstractNum>
-  <w:abstractNum w:abstractNumId="6" w15:restartNumberingAfterBreak="0">
+  <w:abstractNum w:abstractNumId="8" w15:restartNumberingAfterBreak="0">
+    <w:nsid w:val="1FD0331B"/>
+    <w:multiLevelType w:val="multilevel"/>
+    <w:tmpl w:val="BC220784"/>
+    <w:lvl w:ilvl="0">
+      <w:start w:val="1"/>
+      <w:numFmt w:val="bullet"/>
+      <w:lvlText w:val=""/>
+      <w:lvlJc w:val="left"/>
+      <w:pPr>
+        <w:tabs>
+          <w:tab w:val="num" w:pos="720"/>
+        </w:tabs>
+        <w:ind w:left="720" w:hanging="360"/>
+      </w:pPr>
+      <w:rPr>
+        <w:rFonts w:ascii="Symbol" w:hAnsi="Symbol" w:hint="default"/>
+        <w:sz w:val="20"/>
+      </w:rPr>
+    </w:lvl>
+    <w:lvl w:ilvl="1" w:tentative="1">
+      <w:start w:val="1"/>
+      <w:numFmt w:val="bullet"/>
+      <w:lvlText w:val="o"/>
+      <w:lvlJc w:val="left"/>
+      <w:pPr>
+        <w:tabs>
+          <w:tab w:val="num" w:pos="1440"/>
+        </w:tabs>
+        <w:ind w:left="1440" w:hanging="360"/>
+      </w:pPr>
+      <w:rPr>
+        <w:rFonts w:ascii="Courier New" w:hAnsi="Courier New" w:hint="default"/>
+        <w:sz w:val="20"/>
+      </w:rPr>
+    </w:lvl>
+    <w:lvl w:ilvl="2" w:tentative="1">
+      <w:start w:val="1"/>
+      <w:numFmt w:val="bullet"/>
+      <w:lvlText w:val=""/>
+      <w:lvlJc w:val="left"/>
+      <w:pPr>
+        <w:tabs>
+          <w:tab w:val="num" w:pos="2160"/>
+        </w:tabs>
+        <w:ind w:left="2160" w:hanging="360"/>
+      </w:pPr>
+      <w:rPr>
+        <w:rFonts w:ascii="Wingdings" w:hAnsi="Wingdings" w:hint="default"/>
+        <w:sz w:val="20"/>
+      </w:rPr>
+    </w:lvl>
+    <w:lvl w:ilvl="3" w:tentative="1">
+      <w:start w:val="1"/>
+      <w:numFmt w:val="bullet"/>
+      <w:lvlText w:val=""/>
+      <w:lvlJc w:val="left"/>
+      <w:pPr>
+        <w:tabs>
+          <w:tab w:val="num" w:pos="2880"/>
+        </w:tabs>
+        <w:ind w:left="2880" w:hanging="360"/>
+      </w:pPr>
+      <w:rPr>
+        <w:rFonts w:ascii="Wingdings" w:hAnsi="Wingdings" w:hint="default"/>
+        <w:sz w:val="20"/>
+      </w:rPr>
+    </w:lvl>
+    <w:lvl w:ilvl="4" w:tentative="1">
+      <w:start w:val="1"/>
+      <w:numFmt w:val="bullet"/>
+      <w:lvlText w:val=""/>
+      <w:lvlJc w:val="left"/>
+      <w:pPr>
+        <w:tabs>
+          <w:tab w:val="num" w:pos="3600"/>
+        </w:tabs>
+        <w:ind w:left="3600" w:hanging="360"/>
+      </w:pPr>
+      <w:rPr>
+        <w:rFonts w:ascii="Wingdings" w:hAnsi="Wingdings" w:hint="default"/>
+        <w:sz w:val="20"/>
+      </w:rPr>
+    </w:lvl>
+    <w:lvl w:ilvl="5" w:tentative="1">
+      <w:start w:val="1"/>
+      <w:numFmt w:val="bullet"/>
+      <w:lvlText w:val=""/>
+      <w:lvlJc w:val="left"/>
+      <w:pPr>
+        <w:tabs>
+          <w:tab w:val="num" w:pos="4320"/>
+        </w:tabs>
+        <w:ind w:left="4320" w:hanging="360"/>
+      </w:pPr>
+      <w:rPr>
+        <w:rFonts w:ascii="Wingdings" w:hAnsi="Wingdings" w:hint="default"/>
+        <w:sz w:val="20"/>
+      </w:rPr>
+    </w:lvl>
+    <w:lvl w:ilvl="6" w:tentative="1">
+      <w:start w:val="1"/>
+      <w:numFmt w:val="bullet"/>
+      <w:lvlText w:val=""/>
+      <w:lvlJc w:val="left"/>
+      <w:pPr>
+        <w:tabs>
+          <w:tab w:val="num" w:pos="5040"/>
+        </w:tabs>
+        <w:ind w:left="5040" w:hanging="360"/>
+      </w:pPr>
+      <w:rPr>
+        <w:rFonts w:ascii="Wingdings" w:hAnsi="Wingdings" w:hint="default"/>
+        <w:sz w:val="20"/>
+      </w:rPr>
+    </w:lvl>
+    <w:lvl w:ilvl="7" w:tentative="1">
+      <w:start w:val="1"/>
+      <w:numFmt w:val="bullet"/>
+      <w:lvlText w:val=""/>
+      <w:lvlJc w:val="left"/>
+      <w:pPr>
+        <w:tabs>
+          <w:tab w:val="num" w:pos="5760"/>
+        </w:tabs>
+        <w:ind w:left="5760" w:hanging="360"/>
+      </w:pPr>
+      <w:rPr>
+        <w:rFonts w:ascii="Wingdings" w:hAnsi="Wingdings" w:hint="default"/>
+        <w:sz w:val="20"/>
+      </w:rPr>
+    </w:lvl>
+    <w:lvl w:ilvl="8" w:tentative="1">
+      <w:start w:val="1"/>
+      <w:numFmt w:val="bullet"/>
+      <w:lvlText w:val=""/>
+      <w:lvlJc w:val="left"/>
+      <w:pPr>
+        <w:tabs>
+          <w:tab w:val="num" w:pos="6480"/>
+        </w:tabs>
+        <w:ind w:left="6480" w:hanging="360"/>
+      </w:pPr>
+      <w:rPr>
+        <w:rFonts w:ascii="Wingdings" w:hAnsi="Wingdings" w:hint="default"/>
+        <w:sz w:val="20"/>
+      </w:rPr>
+    </w:lvl>
+  </w:abstractNum>
+  <w:abstractNum w:abstractNumId="9" w15:restartNumberingAfterBreak="0">
     <w:nsid w:val="233D0408"/>
     <w:multiLevelType w:val="hybridMultilevel"/>
     <w:tmpl w:val="A0F45AD2"/>
@@ -4349,7 +6699,7 @@
       </w:rPr>
     </w:lvl>
   </w:abstractNum>
-  <w:abstractNum w:abstractNumId="7" w15:restartNumberingAfterBreak="0">
+  <w:abstractNum w:abstractNumId="10" w15:restartNumberingAfterBreak="0">
     <w:nsid w:val="2E280219"/>
     <w:multiLevelType w:val="multilevel"/>
     <w:tmpl w:val="6A00E26A"/>
@@ -4498,7 +6848,7 @@
       </w:rPr>
     </w:lvl>
   </w:abstractNum>
-  <w:abstractNum w:abstractNumId="8" w15:restartNumberingAfterBreak="0">
+  <w:abstractNum w:abstractNumId="11" w15:restartNumberingAfterBreak="0">
     <w:nsid w:val="4906238D"/>
     <w:multiLevelType w:val="multilevel"/>
     <w:tmpl w:val="0568DDEA"/>
@@ -4619,7 +6969,156 @@
       </w:pPr>
     </w:lvl>
   </w:abstractNum>
-  <w:abstractNum w:abstractNumId="9" w15:restartNumberingAfterBreak="0">
+  <w:abstractNum w:abstractNumId="12" w15:restartNumberingAfterBreak="0">
+    <w:nsid w:val="4B0E27B9"/>
+    <w:multiLevelType w:val="multilevel"/>
+    <w:tmpl w:val="472CF950"/>
+    <w:lvl w:ilvl="0">
+      <w:start w:val="1"/>
+      <w:numFmt w:val="bullet"/>
+      <w:lvlText w:val=""/>
+      <w:lvlJc w:val="left"/>
+      <w:pPr>
+        <w:tabs>
+          <w:tab w:val="num" w:pos="720"/>
+        </w:tabs>
+        <w:ind w:left="720" w:hanging="360"/>
+      </w:pPr>
+      <w:rPr>
+        <w:rFonts w:ascii="Symbol" w:hAnsi="Symbol" w:hint="default"/>
+        <w:sz w:val="20"/>
+      </w:rPr>
+    </w:lvl>
+    <w:lvl w:ilvl="1" w:tentative="1">
+      <w:start w:val="1"/>
+      <w:numFmt w:val="bullet"/>
+      <w:lvlText w:val="o"/>
+      <w:lvlJc w:val="left"/>
+      <w:pPr>
+        <w:tabs>
+          <w:tab w:val="num" w:pos="1440"/>
+        </w:tabs>
+        <w:ind w:left="1440" w:hanging="360"/>
+      </w:pPr>
+      <w:rPr>
+        <w:rFonts w:ascii="Courier New" w:hAnsi="Courier New" w:hint="default"/>
+        <w:sz w:val="20"/>
+      </w:rPr>
+    </w:lvl>
+    <w:lvl w:ilvl="2" w:tentative="1">
+      <w:start w:val="1"/>
+      <w:numFmt w:val="bullet"/>
+      <w:lvlText w:val=""/>
+      <w:lvlJc w:val="left"/>
+      <w:pPr>
+        <w:tabs>
+          <w:tab w:val="num" w:pos="2160"/>
+        </w:tabs>
+        <w:ind w:left="2160" w:hanging="360"/>
+      </w:pPr>
+      <w:rPr>
+        <w:rFonts w:ascii="Wingdings" w:hAnsi="Wingdings" w:hint="default"/>
+        <w:sz w:val="20"/>
+      </w:rPr>
+    </w:lvl>
+    <w:lvl w:ilvl="3" w:tentative="1">
+      <w:start w:val="1"/>
+      <w:numFmt w:val="bullet"/>
+      <w:lvlText w:val=""/>
+      <w:lvlJc w:val="left"/>
+      <w:pPr>
+        <w:tabs>
+          <w:tab w:val="num" w:pos="2880"/>
+        </w:tabs>
+        <w:ind w:left="2880" w:hanging="360"/>
+      </w:pPr>
+      <w:rPr>
+        <w:rFonts w:ascii="Wingdings" w:hAnsi="Wingdings" w:hint="default"/>
+        <w:sz w:val="20"/>
+      </w:rPr>
+    </w:lvl>
+    <w:lvl w:ilvl="4" w:tentative="1">
+      <w:start w:val="1"/>
+      <w:numFmt w:val="bullet"/>
+      <w:lvlText w:val=""/>
+      <w:lvlJc w:val="left"/>
+      <w:pPr>
+        <w:tabs>
+          <w:tab w:val="num" w:pos="3600"/>
+        </w:tabs>
+        <w:ind w:left="3600" w:hanging="360"/>
+      </w:pPr>
+      <w:rPr>
+        <w:rFonts w:ascii="Wingdings" w:hAnsi="Wingdings" w:hint="default"/>
+        <w:sz w:val="20"/>
+      </w:rPr>
+    </w:lvl>
+    <w:lvl w:ilvl="5" w:tentative="1">
+      <w:start w:val="1"/>
+      <w:numFmt w:val="bullet"/>
+      <w:lvlText w:val=""/>
+      <w:lvlJc w:val="left"/>
+      <w:pPr>
+        <w:tabs>
+          <w:tab w:val="num" w:pos="4320"/>
+        </w:tabs>
+        <w:ind w:left="4320" w:hanging="360"/>
+      </w:pPr>
+      <w:rPr>
+        <w:rFonts w:ascii="Wingdings" w:hAnsi="Wingdings" w:hint="default"/>
+        <w:sz w:val="20"/>
+      </w:rPr>
+    </w:lvl>
+    <w:lvl w:ilvl="6" w:tentative="1">
+      <w:start w:val="1"/>
+      <w:numFmt w:val="bullet"/>
+      <w:lvlText w:val=""/>
+      <w:lvlJc w:val="left"/>
+      <w:pPr>
+        <w:tabs>
+          <w:tab w:val="num" w:pos="5040"/>
+        </w:tabs>
+        <w:ind w:left="5040" w:hanging="360"/>
+      </w:pPr>
+      <w:rPr>
+        <w:rFonts w:ascii="Wingdings" w:hAnsi="Wingdings" w:hint="default"/>
+        <w:sz w:val="20"/>
+      </w:rPr>
+    </w:lvl>
+    <w:lvl w:ilvl="7" w:tentative="1">
+      <w:start w:val="1"/>
+      <w:numFmt w:val="bullet"/>
+      <w:lvlText w:val=""/>
+      <w:lvlJc w:val="left"/>
+      <w:pPr>
+        <w:tabs>
+          <w:tab w:val="num" w:pos="5760"/>
+        </w:tabs>
+        <w:ind w:left="5760" w:hanging="360"/>
+      </w:pPr>
+      <w:rPr>
+        <w:rFonts w:ascii="Wingdings" w:hAnsi="Wingdings" w:hint="default"/>
+        <w:sz w:val="20"/>
+      </w:rPr>
+    </w:lvl>
+    <w:lvl w:ilvl="8" w:tentative="1">
+      <w:start w:val="1"/>
+      <w:numFmt w:val="bullet"/>
+      <w:lvlText w:val=""/>
+      <w:lvlJc w:val="left"/>
+      <w:pPr>
+        <w:tabs>
+          <w:tab w:val="num" w:pos="6480"/>
+        </w:tabs>
+        <w:ind w:left="6480" w:hanging="360"/>
+      </w:pPr>
+      <w:rPr>
+        <w:rFonts w:ascii="Wingdings" w:hAnsi="Wingdings" w:hint="default"/>
+        <w:sz w:val="20"/>
+      </w:rPr>
+    </w:lvl>
+  </w:abstractNum>
+  <w:abstractNum w:abstractNumId="13" w15:restartNumberingAfterBreak="0">
     <w:nsid w:val="52665E71"/>
     <w:multiLevelType w:val="multilevel"/>
     <w:tmpl w:val="6A00E26A"/>
@@ -4768,7 +7267,7 @@
       </w:rPr>
     </w:lvl>
   </w:abstractNum>
-  <w:abstractNum w:abstractNumId="10" w15:restartNumberingAfterBreak="0">
+  <w:abstractNum w:abstractNumId="14" w15:restartNumberingAfterBreak="0">
     <w:nsid w:val="53076A76"/>
     <w:multiLevelType w:val="hybridMultilevel"/>
     <w:tmpl w:val="EF94C7BC"/>
@@ -4881,7 +7380,7 @@
       </w:rPr>
     </w:lvl>
   </w:abstractNum>
-  <w:abstractNum w:abstractNumId="11" w15:restartNumberingAfterBreak="0">
+  <w:abstractNum w:abstractNumId="15" w15:restartNumberingAfterBreak="0">
     <w:nsid w:val="59B23A5E"/>
     <w:multiLevelType w:val="hybridMultilevel"/>
     <w:tmpl w:val="C3D43702"/>
@@ -4994,7 +7493,7 @@
       </w:rPr>
     </w:lvl>
   </w:abstractNum>
-  <w:abstractNum w:abstractNumId="12" w15:restartNumberingAfterBreak="0">
+  <w:abstractNum w:abstractNumId="16" w15:restartNumberingAfterBreak="0">
     <w:nsid w:val="5AA00147"/>
     <w:multiLevelType w:val="multilevel"/>
     <w:tmpl w:val="6568B6CC"/>
@@ -5143,7 +7642,7 @@
       </w:rPr>
     </w:lvl>
   </w:abstractNum>
-  <w:abstractNum w:abstractNumId="13" w15:restartNumberingAfterBreak="0">
+  <w:abstractNum w:abstractNumId="17" w15:restartNumberingAfterBreak="0">
     <w:nsid w:val="5BE825E9"/>
     <w:multiLevelType w:val="hybridMultilevel"/>
     <w:tmpl w:val="E95CF636"/>
@@ -5232,7 +7731,156 @@
       </w:pPr>
     </w:lvl>
   </w:abstractNum>
-  <w:abstractNum w:abstractNumId="14" w15:restartNumberingAfterBreak="0">
+  <w:abstractNum w:abstractNumId="18" w15:restartNumberingAfterBreak="0">
+    <w:nsid w:val="66911620"/>
+    <w:multiLevelType w:val="multilevel"/>
+    <w:tmpl w:val="F8C060F2"/>
+    <w:lvl w:ilvl="0">
+      <w:start w:val="1"/>
+      <w:numFmt w:val="bullet"/>
+      <w:lvlText w:val=""/>
+      <w:lvlJc w:val="left"/>
+      <w:pPr>
+        <w:tabs>
+          <w:tab w:val="num" w:pos="720"/>
+        </w:tabs>
+        <w:ind w:left="720" w:hanging="360"/>
+      </w:pPr>
+      <w:rPr>
+        <w:rFonts w:ascii="Symbol" w:hAnsi="Symbol" w:hint="default"/>
+        <w:sz w:val="20"/>
+      </w:rPr>
+    </w:lvl>
+    <w:lvl w:ilvl="1" w:tentative="1">
+      <w:start w:val="1"/>
+      <w:numFmt w:val="bullet"/>
+      <w:lvlText w:val="o"/>
+      <w:lvlJc w:val="left"/>
+      <w:pPr>
+        <w:tabs>
+          <w:tab w:val="num" w:pos="1440"/>
+        </w:tabs>
+        <w:ind w:left="1440" w:hanging="360"/>
+      </w:pPr>
+      <w:rPr>
+        <w:rFonts w:ascii="Courier New" w:hAnsi="Courier New" w:hint="default"/>
+        <w:sz w:val="20"/>
+      </w:rPr>
+    </w:lvl>
+    <w:lvl w:ilvl="2" w:tentative="1">
+      <w:start w:val="1"/>
+      <w:numFmt w:val="bullet"/>
+      <w:lvlText w:val=""/>
+      <w:lvlJc w:val="left"/>
+      <w:pPr>
+        <w:tabs>
+          <w:tab w:val="num" w:pos="2160"/>
+        </w:tabs>
+        <w:ind w:left="2160" w:hanging="360"/>
+      </w:pPr>
+      <w:rPr>
+        <w:rFonts w:ascii="Wingdings" w:hAnsi="Wingdings" w:hint="default"/>
+        <w:sz w:val="20"/>
+      </w:rPr>
+    </w:lvl>
+    <w:lvl w:ilvl="3" w:tentative="1">
+      <w:start w:val="1"/>
+      <w:numFmt w:val="bullet"/>
+      <w:lvlText w:val=""/>
+      <w:lvlJc w:val="left"/>
+      <w:pPr>
+        <w:tabs>
+          <w:tab w:val="num" w:pos="2880"/>
+        </w:tabs>
+        <w:ind w:left="2880" w:hanging="360"/>
+      </w:pPr>
+      <w:rPr>
+        <w:rFonts w:ascii="Wingdings" w:hAnsi="Wingdings" w:hint="default"/>
+        <w:sz w:val="20"/>
+      </w:rPr>
+    </w:lvl>
+    <w:lvl w:ilvl="4" w:tentative="1">
+      <w:start w:val="1"/>
+      <w:numFmt w:val="bullet"/>
+      <w:lvlText w:val=""/>
+      <w:lvlJc w:val="left"/>
+      <w:pPr>
+        <w:tabs>
+          <w:tab w:val="num" w:pos="3600"/>
+        </w:tabs>
+        <w:ind w:left="3600" w:hanging="360"/>
+      </w:pPr>
+      <w:rPr>
+        <w:rFonts w:ascii="Wingdings" w:hAnsi="Wingdings" w:hint="default"/>
+        <w:sz w:val="20"/>
+      </w:rPr>
+    </w:lvl>
+    <w:lvl w:ilvl="5" w:tentative="1">
+      <w:start w:val="1"/>
+      <w:numFmt w:val="bullet"/>
+      <w:lvlText w:val=""/>
+      <w:lvlJc w:val="left"/>
+      <w:pPr>
+        <w:tabs>
+          <w:tab w:val="num" w:pos="4320"/>
+        </w:tabs>
+        <w:ind w:left="4320" w:hanging="360"/>
+      </w:pPr>
+      <w:rPr>
+        <w:rFonts w:ascii="Wingdings" w:hAnsi="Wingdings" w:hint="default"/>
+        <w:sz w:val="20"/>
+      </w:rPr>
+    </w:lvl>
+    <w:lvl w:ilvl="6" w:tentative="1">
+      <w:start w:val="1"/>
+      <w:numFmt w:val="bullet"/>
+      <w:lvlText w:val=""/>
+      <w:lvlJc w:val="left"/>
+      <w:pPr>
+        <w:tabs>
+          <w:tab w:val="num" w:pos="5040"/>
+        </w:tabs>
+        <w:ind w:left="5040" w:hanging="360"/>
+      </w:pPr>
+      <w:rPr>
+        <w:rFonts w:ascii="Wingdings" w:hAnsi="Wingdings" w:hint="default"/>
+        <w:sz w:val="20"/>
+      </w:rPr>
+    </w:lvl>
+    <w:lvl w:ilvl="7" w:tentative="1">
+      <w:start w:val="1"/>
+      <w:numFmt w:val="bullet"/>
+      <w:lvlText w:val=""/>
+      <w:lvlJc w:val="left"/>
+      <w:pPr>
+        <w:tabs>
+          <w:tab w:val="num" w:pos="5760"/>
+        </w:tabs>
+        <w:ind w:left="5760" w:hanging="360"/>
+      </w:pPr>
+      <w:rPr>
+        <w:rFonts w:ascii="Wingdings" w:hAnsi="Wingdings" w:hint="default"/>
+        <w:sz w:val="20"/>
+      </w:rPr>
+    </w:lvl>
+    <w:lvl w:ilvl="8" w:tentative="1">
+      <w:start w:val="1"/>
+      <w:numFmt w:val="bullet"/>
+      <w:lvlText w:val=""/>
+      <w:lvlJc w:val="left"/>
+      <w:pPr>
+        <w:tabs>
+          <w:tab w:val="num" w:pos="6480"/>
+        </w:tabs>
+        <w:ind w:left="6480" w:hanging="360"/>
+      </w:pPr>
+      <w:rPr>
+        <w:rFonts w:ascii="Wingdings" w:hAnsi="Wingdings" w:hint="default"/>
+        <w:sz w:val="20"/>
+      </w:rPr>
+    </w:lvl>
+  </w:abstractNum>
+  <w:abstractNum w:abstractNumId="19" w15:restartNumberingAfterBreak="0">
     <w:nsid w:val="75603DE2"/>
     <w:multiLevelType w:val="multilevel"/>
     <w:tmpl w:val="99F83410"/>
@@ -5381,50 +8029,181 @@
       </w:rPr>
     </w:lvl>
   </w:abstractNum>
+  <w:abstractNum w:abstractNumId="20" w15:restartNumberingAfterBreak="0">
+    <w:nsid w:val="7A5A1B5B"/>
+    <w:multiLevelType w:val="hybridMultilevel"/>
+    <w:tmpl w:val="33BAF4CC"/>
+    <w:lvl w:ilvl="0" w:tplc="04100001">
+      <w:start w:val="1"/>
+      <w:numFmt w:val="bullet"/>
+      <w:lvlText w:val=""/>
+      <w:lvlJc w:val="left"/>
+      <w:pPr>
+        <w:ind w:left="720" w:hanging="360"/>
+      </w:pPr>
+      <w:rPr>
+        <w:rFonts w:ascii="Symbol" w:hAnsi="Symbol" w:hint="default"/>
+      </w:rPr>
+    </w:lvl>
+    <w:lvl w:ilvl="1" w:tplc="04100003" w:tentative="1">
+      <w:start w:val="1"/>
+      <w:numFmt w:val="bullet"/>
+      <w:lvlText w:val="o"/>
+      <w:lvlJc w:val="left"/>
+      <w:pPr>
+        <w:ind w:left="1440" w:hanging="360"/>
+      </w:pPr>
+      <w:rPr>
+        <w:rFonts w:ascii="Courier New" w:hAnsi="Courier New" w:cs="Courier New" w:hint="default"/>
+      </w:rPr>
+    </w:lvl>
+    <w:lvl w:ilvl="2" w:tplc="04100005" w:tentative="1">
+      <w:start w:val="1"/>
+      <w:numFmt w:val="bullet"/>
+      <w:lvlText w:val=""/>
+      <w:lvlJc w:val="left"/>
+      <w:pPr>
+        <w:ind w:left="2160" w:hanging="360"/>
+      </w:pPr>
+      <w:rPr>
+        <w:rFonts w:ascii="Wingdings" w:hAnsi="Wingdings" w:hint="default"/>
+      </w:rPr>
+    </w:lvl>
+    <w:lvl w:ilvl="3" w:tplc="04100001" w:tentative="1">
+      <w:start w:val="1"/>
+      <w:numFmt w:val="bullet"/>
+      <w:lvlText w:val=""/>
+      <w:lvlJc w:val="left"/>
+      <w:pPr>
+        <w:ind w:left="2880" w:hanging="360"/>
+      </w:pPr>
+      <w:rPr>
+        <w:rFonts w:ascii="Symbol" w:hAnsi="Symbol" w:hint="default"/>
+      </w:rPr>
+    </w:lvl>
+    <w:lvl w:ilvl="4" w:tplc="04100003" w:tentative="1">
+      <w:start w:val="1"/>
+      <w:numFmt w:val="bullet"/>
+      <w:lvlText w:val="o"/>
+      <w:lvlJc w:val="left"/>
+      <w:pPr>
+        <w:ind w:left="3600" w:hanging="360"/>
+      </w:pPr>
+      <w:rPr>
+        <w:rFonts w:ascii="Courier New" w:hAnsi="Courier New" w:cs="Courier New" w:hint="default"/>
+      </w:rPr>
+    </w:lvl>
+    <w:lvl w:ilvl="5" w:tplc="04100005" w:tentative="1">
+      <w:start w:val="1"/>
+      <w:numFmt w:val="bullet"/>
+      <w:lvlText w:val=""/>
+      <w:lvlJc w:val="left"/>
+      <w:pPr>
+        <w:ind w:left="4320" w:hanging="360"/>
+      </w:pPr>
+      <w:rPr>
+        <w:rFonts w:ascii="Wingdings" w:hAnsi="Wingdings" w:hint="default"/>
+      </w:rPr>
+    </w:lvl>
+    <w:lvl w:ilvl="6" w:tplc="04100001" w:tentative="1">
+      <w:start w:val="1"/>
+      <w:numFmt w:val="bullet"/>
+      <w:lvlText w:val=""/>
+      <w:lvlJc w:val="left"/>
+      <w:pPr>
+        <w:ind w:left="5040" w:hanging="360"/>
+      </w:pPr>
+      <w:rPr>
+        <w:rFonts w:ascii="Symbol" w:hAnsi="Symbol" w:hint="default"/>
+      </w:rPr>
+    </w:lvl>
+    <w:lvl w:ilvl="7" w:tplc="04100003" w:tentative="1">
+      <w:start w:val="1"/>
+      <w:numFmt w:val="bullet"/>
+      <w:lvlText w:val="o"/>
+      <w:lvlJc w:val="left"/>
+      <w:pPr>
+        <w:ind w:left="5760" w:hanging="360"/>
+      </w:pPr>
+      <w:rPr>
+        <w:rFonts w:ascii="Courier New" w:hAnsi="Courier New" w:cs="Courier New" w:hint="default"/>
+      </w:rPr>
+    </w:lvl>
+    <w:lvl w:ilvl="8" w:tplc="04100005" w:tentative="1">
+      <w:start w:val="1"/>
+      <w:numFmt w:val="bullet"/>
+      <w:lvlText w:val=""/>
+      <w:lvlJc w:val="left"/>
+      <w:pPr>
+        <w:ind w:left="6480" w:hanging="360"/>
+      </w:pPr>
+      <w:rPr>
+        <w:rFonts w:ascii="Wingdings" w:hAnsi="Wingdings" w:hint="default"/>
+      </w:rPr>
+    </w:lvl>
+  </w:abstractNum>
   <w:num w:numId="1" w16cid:durableId="2073381053">
-    <w:abstractNumId w:val="8"/>
+    <w:abstractNumId w:val="11"/>
   </w:num>
   <w:num w:numId="2" w16cid:durableId="1481114721">
-    <w:abstractNumId w:val="5"/>
+    <w:abstractNumId w:val="7"/>
   </w:num>
   <w:num w:numId="3" w16cid:durableId="220291580">
+    <w:abstractNumId w:val="17"/>
+  </w:num>
+  <w:num w:numId="4" w16cid:durableId="1789544247">
     <w:abstractNumId w:val="13"/>
   </w:num>
-  <w:num w:numId="4" w16cid:durableId="1789544247">
-    <w:abstractNumId w:val="9"/>
-  </w:num>
   <w:num w:numId="5" w16cid:durableId="823199490">
-    <w:abstractNumId w:val="7"/>
+    <w:abstractNumId w:val="10"/>
   </w:num>
   <w:num w:numId="6" w16cid:durableId="316764379">
-    <w:abstractNumId w:val="10"/>
+    <w:abstractNumId w:val="14"/>
   </w:num>
   <w:num w:numId="7" w16cid:durableId="771778377">
-    <w:abstractNumId w:val="12"/>
+    <w:abstractNumId w:val="16"/>
   </w:num>
   <w:num w:numId="8" w16cid:durableId="1834251668">
-    <w:abstractNumId w:val="1"/>
+    <w:abstractNumId w:val="2"/>
   </w:num>
   <w:num w:numId="9" w16cid:durableId="1916737956">
-    <w:abstractNumId w:val="11"/>
+    <w:abstractNumId w:val="15"/>
   </w:num>
   <w:num w:numId="10" w16cid:durableId="1819421652">
-    <w:abstractNumId w:val="14"/>
+    <w:abstractNumId w:val="19"/>
   </w:num>
   <w:num w:numId="11" w16cid:durableId="1365866525">
-    <w:abstractNumId w:val="4"/>
+    <w:abstractNumId w:val="6"/>
   </w:num>
   <w:num w:numId="12" w16cid:durableId="822895976">
     <w:abstractNumId w:val="0"/>
   </w:num>
   <w:num w:numId="13" w16cid:durableId="136726196">
+    <w:abstractNumId w:val="5"/>
+  </w:num>
+  <w:num w:numId="14" w16cid:durableId="308218913">
     <w:abstractNumId w:val="3"/>
   </w:num>
-  <w:num w:numId="14" w16cid:durableId="308218913">
-    <w:abstractNumId w:val="2"/>
+  <w:num w:numId="15" w16cid:durableId="1297956525">
+    <w:abstractNumId w:val="9"/>
   </w:num>
-  <w:num w:numId="15" w16cid:durableId="1297956525">
-    <w:abstractNumId w:val="6"/>
+  <w:num w:numId="16" w16cid:durableId="699667260">
+    <w:abstractNumId w:val="1"/>
+  </w:num>
+  <w:num w:numId="17" w16cid:durableId="1649170211">
+    <w:abstractNumId w:val="8"/>
+  </w:num>
+  <w:num w:numId="18" w16cid:durableId="1844271706">
+    <w:abstractNumId w:val="4"/>
+  </w:num>
+  <w:num w:numId="19" w16cid:durableId="414862337">
+    <w:abstractNumId w:val="20"/>
+  </w:num>
+  <w:num w:numId="20" w16cid:durableId="1488671602">
+    <w:abstractNumId w:val="18"/>
+  </w:num>
+  <w:num w:numId="21" w16cid:durableId="190994838">
+    <w:abstractNumId w:val="12"/>
   </w:num>
 </w:numbering>
 </file>
@@ -6037,6 +8816,7 @@
   <w:style w:type="character" w:default="1" w:styleId="Carpredefinitoparagrafo">
     <w:name w:val="Default Paragraph Font"/>
     <w:uiPriority w:val="1"/>
+    <w:semiHidden/>
     <w:unhideWhenUsed/>
   </w:style>
   <w:style w:type="table" w:default="1" w:styleId="Tabellanormale">
@@ -6547,6 +9327,25 @@
     <w:basedOn w:val="Carpredefinitoparagrafo"/>
     <w:rsid w:val="00FF5C21"/>
   </w:style>
+  <w:style w:type="paragraph" w:styleId="Didascalia">
+    <w:name w:val="caption"/>
+    <w:basedOn w:val="Normale"/>
+    <w:next w:val="Normale"/>
+    <w:uiPriority w:val="35"/>
+    <w:unhideWhenUsed/>
+    <w:qFormat/>
+    <w:rsid w:val="00A8111E"/>
+    <w:pPr>
+      <w:spacing w:after="200" w:line="240" w:lineRule="auto"/>
+    </w:pPr>
+    <w:rPr>
+      <w:i/>
+      <w:iCs/>
+      <w:color w:val="0E2841" w:themeColor="text2"/>
+      <w:sz w:val="18"/>
+      <w:szCs w:val="18"/>
+    </w:rPr>
+  </w:style>
 </w:styles>
 </file>
 
@@ -6843,4 +9642,16 @@
     </a:ext>
   </a:extLst>
 </a:theme>
+</file>
+
+<file path=customXml/item1.xml><?xml version="1.0" encoding="utf-8"?>
+<b:Sources xmlns:b="http://schemas.openxmlformats.org/officeDocument/2006/bibliography" xmlns="http://schemas.openxmlformats.org/officeDocument/2006/bibliography" SelectedStyle="\APASixthEditionOfficeOnline.xsl" StyleName="APA" Version="6"/>
+</file>
+
+<file path=customXml/itemProps1.xml><?xml version="1.0" encoding="utf-8"?>
+<ds:datastoreItem xmlns:ds="http://schemas.openxmlformats.org/officeDocument/2006/customXml" ds:itemID="{B72A5C7F-7A2B-472E-94B2-67975DE87566}">
+  <ds:schemaRefs>
+    <ds:schemaRef ds:uri="http://schemas.openxmlformats.org/officeDocument/2006/bibliography"/>
+  </ds:schemaRefs>
+</ds:datastoreItem>
 </file>
--- a/RelazioneProject2.docx
+++ b/RelazioneProject2.docx
@@ -507,7 +507,7 @@
             </w:rPr>
             <w:fldChar w:fldCharType="separate"/>
           </w:r>
-          <w:hyperlink w:anchor="_Toc200043766" w:history="1">
+          <w:hyperlink w:anchor="_Toc200107648" w:history="1">
             <w:r>
               <w:rPr>
                 <w:rStyle w:val="Collegamentoipertestuale"/>
@@ -534,7 +534,7 @@
                 <w:noProof/>
                 <w:webHidden/>
               </w:rPr>
-              <w:instrText xml:space="preserve"> PAGEREF _Toc200043766 \h </w:instrText>
+              <w:instrText xml:space="preserve"> PAGEREF _Toc200107648 \h </w:instrText>
             </w:r>
             <w:r>
               <w:rPr>
@@ -579,7 +579,7 @@
               <w:lang w:eastAsia="it-IT"/>
             </w:rPr>
           </w:pPr>
-          <w:hyperlink w:anchor="_Toc200043767" w:history="1">
+          <w:hyperlink w:anchor="_Toc200107649" w:history="1">
             <w:r>
               <w:rPr>
                 <w:rStyle w:val="Collegamentoipertestuale"/>
@@ -606,7 +606,7 @@
                 <w:noProof/>
                 <w:webHidden/>
               </w:rPr>
-              <w:instrText xml:space="preserve"> PAGEREF _Toc200043767 \h </w:instrText>
+              <w:instrText xml:space="preserve"> PAGEREF _Toc200107649 \h </w:instrText>
             </w:r>
             <w:r>
               <w:rPr>
@@ -651,7 +651,7 @@
               <w:lang w:eastAsia="it-IT"/>
             </w:rPr>
           </w:pPr>
-          <w:hyperlink w:anchor="_Toc200043768" w:history="1">
+          <w:hyperlink w:anchor="_Toc200107650" w:history="1">
             <w:r>
               <w:rPr>
                 <w:rStyle w:val="Collegamentoipertestuale"/>
@@ -678,7 +678,7 @@
                 <w:noProof/>
                 <w:webHidden/>
               </w:rPr>
-              <w:instrText xml:space="preserve"> PAGEREF _Toc200043768 \h </w:instrText>
+              <w:instrText xml:space="preserve"> PAGEREF _Toc200107650 \h </w:instrText>
             </w:r>
             <w:r>
               <w:rPr>
@@ -723,7 +723,7 @@
               <w:lang w:eastAsia="it-IT"/>
             </w:rPr>
           </w:pPr>
-          <w:hyperlink w:anchor="_Toc200043769" w:history="1">
+          <w:hyperlink w:anchor="_Toc200107651" w:history="1">
             <w:r>
               <w:rPr>
                 <w:rStyle w:val="Collegamentoipertestuale"/>
@@ -750,7 +750,7 @@
                 <w:noProof/>
                 <w:webHidden/>
               </w:rPr>
-              <w:instrText xml:space="preserve"> PAGEREF _Toc200043769 \h </w:instrText>
+              <w:instrText xml:space="preserve"> PAGEREF _Toc200107651 \h </w:instrText>
             </w:r>
             <w:r>
               <w:rPr>
@@ -795,7 +795,7 @@
               <w:lang w:eastAsia="it-IT"/>
             </w:rPr>
           </w:pPr>
-          <w:hyperlink w:anchor="_Toc200043770" w:history="1">
+          <w:hyperlink w:anchor="_Toc200107652" w:history="1">
             <w:r>
               <w:rPr>
                 <w:rStyle w:val="Collegamentoipertestuale"/>
@@ -822,7 +822,7 @@
                 <w:noProof/>
                 <w:webHidden/>
               </w:rPr>
-              <w:instrText xml:space="preserve"> PAGEREF _Toc200043770 \h </w:instrText>
+              <w:instrText xml:space="preserve"> PAGEREF _Toc200107652 \h </w:instrText>
             </w:r>
             <w:r>
               <w:rPr>
@@ -867,7 +867,7 @@
               <w:lang w:eastAsia="it-IT"/>
             </w:rPr>
           </w:pPr>
-          <w:hyperlink w:anchor="_Toc200043771" w:history="1">
+          <w:hyperlink w:anchor="_Toc200107653" w:history="1">
             <w:r>
               <w:rPr>
                 <w:rStyle w:val="Collegamentoipertestuale"/>
@@ -894,7 +894,7 @@
                 <w:noProof/>
                 <w:webHidden/>
               </w:rPr>
-              <w:instrText xml:space="preserve"> PAGEREF _Toc200043771 \h </w:instrText>
+              <w:instrText xml:space="preserve"> PAGEREF _Toc200107653 \h </w:instrText>
             </w:r>
             <w:r>
               <w:rPr>
@@ -939,7 +939,7 @@
               <w:lang w:eastAsia="it-IT"/>
             </w:rPr>
           </w:pPr>
-          <w:hyperlink w:anchor="_Toc200043772" w:history="1">
+          <w:hyperlink w:anchor="_Toc200107654" w:history="1">
             <w:r>
               <w:rPr>
                 <w:rStyle w:val="Collegamentoipertestuale"/>
@@ -966,7 +966,7 @@
                 <w:noProof/>
                 <w:webHidden/>
               </w:rPr>
-              <w:instrText xml:space="preserve"> PAGEREF _Toc200043772 \h </w:instrText>
+              <w:instrText xml:space="preserve"> PAGEREF _Toc200107654 \h </w:instrText>
             </w:r>
             <w:r>
               <w:rPr>
@@ -1011,13 +1011,13 @@
               <w:lang w:eastAsia="it-IT"/>
             </w:rPr>
           </w:pPr>
-          <w:hyperlink w:anchor="_Toc200043773" w:history="1">
+          <w:hyperlink w:anchor="_Toc200107655" w:history="1">
             <w:r>
               <w:rPr>
                 <w:rStyle w:val="Collegamentoipertestuale"/>
                 <w:noProof/>
               </w:rPr>
-              <w:t>compressionLib</w:t>
+              <w:t>Libreria FFTW</w:t>
             </w:r>
             <w:r>
               <w:rPr>
@@ -1038,7 +1038,7 @@
                 <w:noProof/>
                 <w:webHidden/>
               </w:rPr>
-              <w:instrText xml:space="preserve"> PAGEREF _Toc200043773 \h </w:instrText>
+              <w:instrText xml:space="preserve"> PAGEREF _Toc200107655 \h </w:instrText>
             </w:r>
             <w:r>
               <w:rPr>
@@ -1083,12 +1083,84 @@
               <w:lang w:eastAsia="it-IT"/>
             </w:rPr>
           </w:pPr>
-          <w:hyperlink w:anchor="_Toc200043774" w:history="1">
+          <w:hyperlink w:anchor="_Toc200107656" w:history="1">
             <w:r>
               <w:rPr>
                 <w:rStyle w:val="Collegamentoipertestuale"/>
                 <w:noProof/>
               </w:rPr>
+              <w:t>compressionLib</w:t>
+            </w:r>
+            <w:r>
+              <w:rPr>
+                <w:noProof/>
+                <w:webHidden/>
+              </w:rPr>
+              <w:tab/>
+            </w:r>
+            <w:r>
+              <w:rPr>
+                <w:noProof/>
+                <w:webHidden/>
+              </w:rPr>
+              <w:fldChar w:fldCharType="begin"/>
+            </w:r>
+            <w:r>
+              <w:rPr>
+                <w:noProof/>
+                <w:webHidden/>
+              </w:rPr>
+              <w:instrText xml:space="preserve"> PAGEREF _Toc200107656 \h </w:instrText>
+            </w:r>
+            <w:r>
+              <w:rPr>
+                <w:noProof/>
+                <w:webHidden/>
+              </w:rPr>
+            </w:r>
+            <w:r>
+              <w:rPr>
+                <w:noProof/>
+                <w:webHidden/>
+              </w:rPr>
+              <w:fldChar w:fldCharType="separate"/>
+            </w:r>
+            <w:r>
+              <w:rPr>
+                <w:noProof/>
+                <w:webHidden/>
+              </w:rPr>
+              <w:t>4</w:t>
+            </w:r>
+            <w:r>
+              <w:rPr>
+                <w:noProof/>
+                <w:webHidden/>
+              </w:rPr>
+              <w:fldChar w:fldCharType="end"/>
+            </w:r>
+          </w:hyperlink>
+        </w:p>
+        <w:p>
+          <w:pPr>
+            <w:pStyle w:val="Sommario3"/>
+            <w:tabs>
+              <w:tab w:val="right" w:leader="dot" w:pos="9771"/>
+            </w:tabs>
+            <w:rPr>
+              <w:rFonts w:asciiTheme="minorHAnsi" w:eastAsiaTheme="minorEastAsia" w:hAnsiTheme="minorHAnsi"/>
+              <w:noProof/>
+              <w:sz w:val="24"/>
+              <w:szCs w:val="24"/>
+              <w:lang w:eastAsia="it-IT"/>
+            </w:rPr>
+          </w:pPr>
+          <w:hyperlink w:anchor="_Toc200107657" w:history="1">
+            <w:r>
+              <w:rPr>
+                <w:rStyle w:val="Collegamentoipertestuale"/>
+                <w:noProof/>
+              </w:rPr>
               <w:t>mainPt1</w:t>
             </w:r>
             <w:r>
@@ -1110,7 +1182,7 @@
                 <w:noProof/>
                 <w:webHidden/>
               </w:rPr>
-              <w:instrText xml:space="preserve"> PAGEREF _Toc200043774 \h </w:instrText>
+              <w:instrText xml:space="preserve"> PAGEREF _Toc200107657 \h </w:instrText>
             </w:r>
             <w:r>
               <w:rPr>
@@ -1155,7 +1227,7 @@
               <w:lang w:eastAsia="it-IT"/>
             </w:rPr>
           </w:pPr>
-          <w:hyperlink w:anchor="_Toc200043775" w:history="1">
+          <w:hyperlink w:anchor="_Toc200107658" w:history="1">
             <w:r>
               <w:rPr>
                 <w:rStyle w:val="Collegamentoipertestuale"/>
@@ -1182,7 +1254,7 @@
                 <w:noProof/>
                 <w:webHidden/>
               </w:rPr>
-              <w:instrText xml:space="preserve"> PAGEREF _Toc200043775 \h </w:instrText>
+              <w:instrText xml:space="preserve"> PAGEREF _Toc200107658 \h </w:instrText>
             </w:r>
             <w:r>
               <w:rPr>
@@ -1227,7 +1299,7 @@
               <w:lang w:eastAsia="it-IT"/>
             </w:rPr>
           </w:pPr>
-          <w:hyperlink w:anchor="_Toc200043776" w:history="1">
+          <w:hyperlink w:anchor="_Toc200107659" w:history="1">
             <w:r>
               <w:rPr>
                 <w:rStyle w:val="Collegamentoipertestuale"/>
@@ -1254,7 +1326,7 @@
                 <w:noProof/>
                 <w:webHidden/>
               </w:rPr>
-              <w:instrText xml:space="preserve"> PAGEREF _Toc200043776 \h </w:instrText>
+              <w:instrText xml:space="preserve"> PAGEREF _Toc200107659 \h </w:instrText>
             </w:r>
             <w:r>
               <w:rPr>
@@ -1299,7 +1371,7 @@
               <w:lang w:eastAsia="it-IT"/>
             </w:rPr>
           </w:pPr>
-          <w:hyperlink w:anchor="_Toc200043777" w:history="1">
+          <w:hyperlink w:anchor="_Toc200107660" w:history="1">
             <w:r>
               <w:rPr>
                 <w:rStyle w:val="Collegamentoipertestuale"/>
@@ -1326,7 +1398,7 @@
                 <w:noProof/>
                 <w:webHidden/>
               </w:rPr>
-              <w:instrText xml:space="preserve"> PAGEREF _Toc200043777 \h </w:instrText>
+              <w:instrText xml:space="preserve"> PAGEREF _Toc200107660 \h </w:instrText>
             </w:r>
             <w:r>
               <w:rPr>
@@ -1371,7 +1443,7 @@
               <w:lang w:eastAsia="it-IT"/>
             </w:rPr>
           </w:pPr>
-          <w:hyperlink w:anchor="_Toc200043778" w:history="1">
+          <w:hyperlink w:anchor="_Toc200107661" w:history="1">
             <w:r>
               <w:rPr>
                 <w:rStyle w:val="Collegamentoipertestuale"/>
@@ -1398,7 +1470,7 @@
                 <w:noProof/>
                 <w:webHidden/>
               </w:rPr>
-              <w:instrText xml:space="preserve"> PAGEREF _Toc200043778 \h </w:instrText>
+              <w:instrText xml:space="preserve"> PAGEREF _Toc200107661 \h </w:instrText>
             </w:r>
             <w:r>
               <w:rPr>
@@ -1443,7 +1515,7 @@
               <w:lang w:eastAsia="it-IT"/>
             </w:rPr>
           </w:pPr>
-          <w:hyperlink w:anchor="_Toc200043779" w:history="1">
+          <w:hyperlink w:anchor="_Toc200107662" w:history="1">
             <w:r>
               <w:rPr>
                 <w:rStyle w:val="Collegamentoipertestuale"/>
@@ -1470,7 +1542,7 @@
                 <w:noProof/>
                 <w:webHidden/>
               </w:rPr>
-              <w:instrText xml:space="preserve"> PAGEREF _Toc200043779 \h </w:instrText>
+              <w:instrText xml:space="preserve"> PAGEREF _Toc200107662 \h </w:instrText>
             </w:r>
             <w:r>
               <w:rPr>
@@ -1515,7 +1587,7 @@
               <w:lang w:eastAsia="it-IT"/>
             </w:rPr>
           </w:pPr>
-          <w:hyperlink w:anchor="_Toc200043780" w:history="1">
+          <w:hyperlink w:anchor="_Toc200107663" w:history="1">
             <w:r>
               <w:rPr>
                 <w:rStyle w:val="Collegamentoipertestuale"/>
@@ -1542,7 +1614,7 @@
                 <w:noProof/>
                 <w:webHidden/>
               </w:rPr>
-              <w:instrText xml:space="preserve"> PAGEREF _Toc200043780 \h </w:instrText>
+              <w:instrText xml:space="preserve"> PAGEREF _Toc200107663 \h </w:instrText>
             </w:r>
             <w:r>
               <w:rPr>
@@ -1587,7 +1659,7 @@
               <w:lang w:eastAsia="it-IT"/>
             </w:rPr>
           </w:pPr>
-          <w:hyperlink w:anchor="_Toc200043781" w:history="1">
+          <w:hyperlink w:anchor="_Toc200107664" w:history="1">
             <w:r>
               <w:rPr>
                 <w:rStyle w:val="Collegamentoipertestuale"/>
@@ -1614,7 +1686,7 @@
                 <w:noProof/>
                 <w:webHidden/>
               </w:rPr>
-              <w:instrText xml:space="preserve"> PAGEREF _Toc200043781 \h </w:instrText>
+              <w:instrText xml:space="preserve"> PAGEREF _Toc200107664 \h </w:instrText>
             </w:r>
             <w:r>
               <w:rPr>
@@ -1659,7 +1731,7 @@
               <w:lang w:eastAsia="it-IT"/>
             </w:rPr>
           </w:pPr>
-          <w:hyperlink w:anchor="_Toc200043782" w:history="1">
+          <w:hyperlink w:anchor="_Toc200107665" w:history="1">
             <w:r>
               <w:rPr>
                 <w:rStyle w:val="Collegamentoipertestuale"/>
@@ -1686,7 +1758,7 @@
                 <w:noProof/>
                 <w:webHidden/>
               </w:rPr>
-              <w:instrText xml:space="preserve"> PAGEREF _Toc200043782 \h </w:instrText>
+              <w:instrText xml:space="preserve"> PAGEREF _Toc200107665 \h </w:instrText>
             </w:r>
             <w:r>
               <w:rPr>
@@ -1745,7 +1817,7 @@
         <w:pStyle w:val="Titolo1"/>
         <w:spacing w:line="360" w:lineRule="auto"/>
       </w:pPr>
-      <w:bookmarkStart w:id="0" w:name="_Toc200043766"/>
+      <w:bookmarkStart w:id="0" w:name="_Toc200107648"/>
       <w:r>
         <w:lastRenderedPageBreak/>
         <w:t>Introduzione</w:t>
@@ -1757,7 +1829,7 @@
         <w:pStyle w:val="Titolo2"/>
         <w:spacing w:line="360" w:lineRule="auto"/>
       </w:pPr>
-      <w:bookmarkStart w:id="1" w:name="_Toc200043767"/>
+      <w:bookmarkStart w:id="1" w:name="_Toc200107649"/>
       <w:r>
         <w:t>Prima parte</w:t>
       </w:r>
@@ -1771,15 +1843,7 @@
         <w:t>L’obiettivo di questa prima fase del progetto è analizzare le prestazioni computazionali della Trasformata Discreta del Coseno bidimensionale (DCT2) applicata a</w:t>
       </w:r>
       <w:r>
-        <w:t xml:space="preserve">d array quadrati </w:t>
-      </w:r>
-      <w:proofErr w:type="spellStart"/>
-      <w:r>
-        <w:t>NxN</w:t>
-      </w:r>
-      <w:proofErr w:type="spellEnd"/>
-      <w:r>
-        <w:t xml:space="preserve"> (con N crescente)</w:t>
+        <w:t>d array quadrati NxN (con N crescente)</w:t>
       </w:r>
       <w:r>
         <w:t>,</w:t>
@@ -1796,7 +1860,7 @@
         <w:pStyle w:val="Titolo2"/>
         <w:spacing w:line="360" w:lineRule="auto"/>
       </w:pPr>
-      <w:bookmarkStart w:id="2" w:name="_Toc200043768"/>
+      <w:bookmarkStart w:id="2" w:name="_Toc200107650"/>
       <w:r>
         <w:t>Seconda parte</w:t>
       </w:r>
@@ -1838,7 +1902,7 @@
       <w:pPr>
         <w:pStyle w:val="Titolo2"/>
       </w:pPr>
-      <w:bookmarkStart w:id="3" w:name="_Toc200043769"/>
+      <w:bookmarkStart w:id="3" w:name="_Toc200107651"/>
       <w:r>
         <w:t>Linguaggio e librerie scelte</w:t>
       </w:r>
@@ -1875,13 +1939,8 @@
         <w:t>[10, 20, 40, 80, 160, 320, 640]</w:t>
       </w:r>
       <w:r>
-        <w:t xml:space="preserve"> e calcolando la media dei tempi con il supporto del modulo </w:t>
-      </w:r>
-      <w:proofErr w:type="spellStart"/>
-      <w:r>
-        <w:t>Statistics</w:t>
-      </w:r>
-      <w:proofErr w:type="spellEnd"/>
+        <w:t xml:space="preserve"> e calcolando la media dei tempi con il supporto del modulo Statistics</w:t>
+      </w:r>
       <w:r>
         <w:t xml:space="preserve"> su una decina di iterazioni</w:t>
       </w:r>
@@ -1909,13 +1968,8 @@
         <w:t xml:space="preserve"> è stato usato</w:t>
       </w:r>
       <w:r>
-        <w:t xml:space="preserve"> il framework </w:t>
-      </w:r>
-      <w:proofErr w:type="spellStart"/>
-      <w:r>
-        <w:t>Dash.jl</w:t>
-      </w:r>
-      <w:proofErr w:type="spellEnd"/>
+        <w:t xml:space="preserve"> il framework Dash.jl</w:t>
+      </w:r>
       <w:r>
         <w:t xml:space="preserve"> per lo sviluppo dell’interfaccia grafica</w:t>
       </w:r>
@@ -1928,15 +1982,13 @@
         <w:spacing w:line="360" w:lineRule="auto"/>
       </w:pPr>
       <w:r>
-        <w:t xml:space="preserve">Per gestire le immagini, si è fatto uso delle librerie Images e </w:t>
-      </w:r>
-      <w:proofErr w:type="spellStart"/>
-      <w:r>
-        <w:t>ImageView</w:t>
-      </w:r>
-      <w:proofErr w:type="spellEnd"/>
-      <w:r>
-        <w:t>. L’immagine viene poi ricostruita a partire dai blocchi compressi. La logica di compressione</w:t>
+        <w:t xml:space="preserve">Per gestire le immagini, si è fatto uso delle librerie Images e ImageView. L’immagine viene </w:t>
+      </w:r>
+      <w:r>
+        <w:t xml:space="preserve">decompressa </w:t>
+      </w:r>
+      <w:r>
+        <w:t>poi ricostruita a partire dai blocchi compressi. La logica di compressione</w:t>
       </w:r>
       <w:r>
         <w:t xml:space="preserve"> e ricomposizione dell’immagine</w:t>
@@ -1964,7 +2016,7 @@
         <w:pStyle w:val="Titolo1"/>
         <w:spacing w:line="360" w:lineRule="auto"/>
       </w:pPr>
-      <w:bookmarkStart w:id="4" w:name="_Toc200043770"/>
+      <w:bookmarkStart w:id="4" w:name="_Toc200107652"/>
       <w:r>
         <w:lastRenderedPageBreak/>
         <w:t>Prima parte</w:t>
@@ -1976,7 +2028,7 @@
         <w:pStyle w:val="Titolo2"/>
         <w:spacing w:line="360" w:lineRule="auto"/>
       </w:pPr>
-      <w:bookmarkStart w:id="5" w:name="_Toc200043771"/>
+      <w:bookmarkStart w:id="5" w:name="_Toc200107653"/>
       <w:r>
         <w:t xml:space="preserve">Struttura </w:t>
       </w:r>
@@ -1997,7 +2049,7 @@
       <w:pPr>
         <w:pStyle w:val="Titolo2"/>
       </w:pPr>
-      <w:bookmarkStart w:id="6" w:name="_Toc200043772"/>
+      <w:bookmarkStart w:id="6" w:name="_Toc200107654"/>
       <w:r>
         <w:t>Analisi del codice</w:t>
       </w:r>
@@ -2007,13 +2059,47 @@
       <w:pPr>
         <w:pStyle w:val="Titolo3"/>
       </w:pPr>
-      <w:bookmarkStart w:id="7" w:name="_Toc200043773"/>
-      <w:proofErr w:type="spellStart"/>
+      <w:bookmarkStart w:id="7" w:name="_Toc200107655"/>
+      <w:r>
+        <w:t>Libreria FFTW</w:t>
+      </w:r>
+      <w:bookmarkEnd w:id="7"/>
+    </w:p>
+    <w:p>
+      <w:pPr>
+        <w:rPr>
+          <w:u w:val="single"/>
+        </w:rPr>
+      </w:pPr>
+      <w:r>
+        <w:t>In Julia, FFTW.jl (</w:t>
+      </w:r>
+      <w:r>
+        <w:rPr>
+          <w:i/>
+          <w:iCs/>
+        </w:rPr>
+        <w:t>Fastest Fourier Transform in the West</w:t>
+      </w:r>
+      <w:r>
+        <w:t>) è una libreria open source che fornisce funzioni per il calcolo efficiente di trasformate di Fourier e trasformate correlate, come la DCT. Funziona come interfaccia (wrapper) alla libreria FFTW scritta in linguaggio C, una delle più veloci e diffuse per il calcolo</w:t>
+      </w:r>
+      <w:r>
+        <w:t xml:space="preserve"> </w:t>
+      </w:r>
+      <w:r>
+        <w:t>di FFT.</w:t>
+      </w:r>
+    </w:p>
+    <w:p>
+      <w:pPr>
+        <w:pStyle w:val="Titolo3"/>
+      </w:pPr>
+      <w:bookmarkStart w:id="8" w:name="_Toc200107656"/>
       <w:r>
         <w:t>compressionLib</w:t>
       </w:r>
-      <w:bookmarkEnd w:id="7"/>
-      <w:proofErr w:type="spellEnd"/>
+      <w:bookmarkEnd w:id="8"/>
     </w:p>
     <w:p>
       <w:r>
@@ -2539,21 +2625,7 @@
         <w:rPr>
           <w:rFonts w:eastAsiaTheme="minorEastAsia"/>
         </w:rPr>
-        <w:t xml:space="preserve">Il risultato finale è un vettore </w:t>
-      </w:r>
-      <w:proofErr w:type="spellStart"/>
-      <w:r>
-        <w:rPr>
-          <w:rFonts w:eastAsiaTheme="minorEastAsia"/>
-        </w:rPr>
-        <w:t>result</w:t>
-      </w:r>
-      <w:proofErr w:type="spellEnd"/>
-      <w:r>
-        <w:rPr>
-          <w:rFonts w:eastAsiaTheme="minorEastAsia"/>
-        </w:rPr>
-        <w:t xml:space="preserve"> che contiene i coefficienti DCT del segnale v, rappresentando la sua versione nel dominio delle frequenze.</w:t>
+        <w:t>Il risultato finale è un vettore result che contiene i coefficienti DCT del segnale v, rappresentando la sua versione nel dominio delle frequenze.</w:t>
       </w:r>
     </w:p>
     <w:p>
@@ -2628,14 +2700,27 @@
       <w:r>
         <w:t xml:space="preserve">Figura </w:t>
       </w:r>
-      <w:fldSimple w:instr=" SEQ Figura \* ARABIC ">
-        <w:r>
-          <w:rPr>
-            <w:noProof/>
-          </w:rPr>
-          <w:t>1</w:t>
-        </w:r>
-      </w:fldSimple>
+      <w:r>
+        <w:fldChar w:fldCharType="begin"/>
+      </w:r>
+      <w:r>
+        <w:instrText xml:space="preserve"> SEQ Figura \* ARABIC </w:instrText>
+      </w:r>
+      <w:r>
+        <w:fldChar w:fldCharType="separate"/>
+      </w:r>
+      <w:r>
+        <w:rPr>
+          <w:noProof/>
+        </w:rPr>
+        <w:t>1</w:t>
+      </w:r>
+      <w:r>
+        <w:rPr>
+          <w:noProof/>
+        </w:rPr>
+        <w:fldChar w:fldCharType="end"/>
+      </w:r>
       <w:r>
         <w:t xml:space="preserve"> Codice DCT1</w:t>
       </w:r>
@@ -2700,21 +2785,7 @@
         <w:rPr>
           <w:rFonts w:eastAsiaTheme="minorEastAsia"/>
         </w:rPr>
-        <w:t xml:space="preserve">Nel primo ciclo for viene effettuato lo scorrimento di tutte le righe della matrice e per ciascuna viene calcolata la funzione dct1(v) inserendo poi il risultato in </w:t>
-      </w:r>
-      <w:proofErr w:type="spellStart"/>
-      <w:r>
-        <w:rPr>
-          <w:rFonts w:eastAsiaTheme="minorEastAsia"/>
-        </w:rPr>
-        <w:t>trasformed</w:t>
-      </w:r>
-      <w:proofErr w:type="spellEnd"/>
-      <w:r>
-        <w:rPr>
-          <w:rFonts w:eastAsiaTheme="minorEastAsia"/>
-        </w:rPr>
-        <w:t xml:space="preserve"> sempre nella stessa riga;</w:t>
+        <w:t>Nel primo ciclo for viene effettuato lo scorrimento di tutte le righe della matrice e per ciascuna viene calcolata la funzione dct1(v) inserendo poi il risultato in trasformed sempre nella stessa riga;</w:t>
       </w:r>
     </w:p>
     <w:p>
@@ -2733,21 +2804,7 @@
         <w:rPr>
           <w:rFonts w:eastAsiaTheme="minorEastAsia"/>
         </w:rPr>
-        <w:t xml:space="preserve">Nel secondo ciclo for viene effettuato lo scorrimento di tutte le colonne della matrice e per ciascuna viene calcolata la funzione dct1(v) inserendo poi il risultato in </w:t>
-      </w:r>
-      <w:proofErr w:type="spellStart"/>
-      <w:r>
-        <w:rPr>
-          <w:rFonts w:eastAsiaTheme="minorEastAsia"/>
-        </w:rPr>
-        <w:t>trasformed</w:t>
-      </w:r>
-      <w:proofErr w:type="spellEnd"/>
-      <w:r>
-        <w:rPr>
-          <w:rFonts w:eastAsiaTheme="minorEastAsia"/>
-        </w:rPr>
-        <w:t xml:space="preserve"> sempre nella stessa colonna;</w:t>
+        <w:t>Nel secondo ciclo for viene effettuato lo scorrimento di tutte le colonne della matrice e per ciascuna viene calcolata la funzione dct1(v) inserendo poi il risultato in trasformed sempre nella stessa colonna;</w:t>
       </w:r>
     </w:p>
     <w:p>
@@ -2840,14 +2897,27 @@
       <w:r>
         <w:t xml:space="preserve">Figura </w:t>
       </w:r>
-      <w:fldSimple w:instr=" SEQ Figura \* ARABIC ">
-        <w:r>
-          <w:rPr>
-            <w:noProof/>
-          </w:rPr>
-          <w:t>2</w:t>
-        </w:r>
-      </w:fldSimple>
+      <w:r>
+        <w:fldChar w:fldCharType="begin"/>
+      </w:r>
+      <w:r>
+        <w:instrText xml:space="preserve"> SEQ Figura \* ARABIC </w:instrText>
+      </w:r>
+      <w:r>
+        <w:fldChar w:fldCharType="separate"/>
+      </w:r>
+      <w:r>
+        <w:rPr>
+          <w:noProof/>
+        </w:rPr>
+        <w:t>2</w:t>
+      </w:r>
+      <w:r>
+        <w:rPr>
+          <w:noProof/>
+        </w:rPr>
+        <w:fldChar w:fldCharType="end"/>
+      </w:r>
       <w:r>
         <w:t xml:space="preserve"> Codice DCT2</w:t>
       </w:r>
@@ -2862,11 +2932,11 @@
       <w:pPr>
         <w:pStyle w:val="Titolo3"/>
       </w:pPr>
-      <w:bookmarkStart w:id="8" w:name="_Toc200043774"/>
+      <w:bookmarkStart w:id="9" w:name="_Toc200107657"/>
       <w:r>
         <w:t>mainPt1</w:t>
       </w:r>
-      <w:bookmarkEnd w:id="8"/>
+      <w:bookmarkEnd w:id="9"/>
     </w:p>
     <w:p>
       <w:pPr>
@@ -2904,11 +2974,9 @@
         </w:numPr>
         <w:spacing w:line="360" w:lineRule="auto"/>
       </w:pPr>
-      <w:proofErr w:type="spellStart"/>
       <w:r>
         <w:t>matrix_sizes</w:t>
       </w:r>
-      <w:proofErr w:type="spellEnd"/>
       <w:r>
         <w:t>:</w:t>
       </w:r>
@@ -2934,11 +3002,9 @@
         </w:numPr>
         <w:spacing w:line="360" w:lineRule="auto"/>
       </w:pPr>
-      <w:proofErr w:type="spellStart"/>
       <w:r>
         <w:t>Iterations</w:t>
       </w:r>
-      <w:proofErr w:type="spellEnd"/>
       <w:r>
         <w:t>:</w:t>
       </w:r>
@@ -2951,23 +3017,7 @@
         <w:spacing w:line="360" w:lineRule="auto"/>
       </w:pPr>
       <w:r>
-        <w:t xml:space="preserve">Successivamente, per ciascuna dimensione specificata in </w:t>
-      </w:r>
-      <w:proofErr w:type="spellStart"/>
-      <w:r>
-        <w:t>matrix_sizes</w:t>
-      </w:r>
-      <w:proofErr w:type="spellEnd"/>
-      <w:r>
-        <w:t xml:space="preserve">, il programma esegue una serie di test temporali utilizzando la funzione </w:t>
-      </w:r>
-      <w:proofErr w:type="spellStart"/>
-      <w:r>
-        <w:t>dct_time</w:t>
-      </w:r>
-      <w:proofErr w:type="spellEnd"/>
-      <w:r>
-        <w:t>. Questa funzione ha il compito di:</w:t>
+        <w:t>Successivamente, per ciascuna dimensione specificata in matrix_sizes, il programma esegue una serie di test temporali utilizzando la funzione dct_time. Questa funzione ha il compito di:</w:t>
       </w:r>
     </w:p>
     <w:p>
@@ -3018,15 +3068,7 @@
         <w:spacing w:line="360" w:lineRule="auto"/>
       </w:pPr>
       <w:r>
-        <w:t>misurare il tempo di esecuzione della DCT2 fornita dalla libreria FFTW (</w:t>
-      </w:r>
-      <w:proofErr w:type="spellStart"/>
-      <w:r>
-        <w:t>FFTW.dct</w:t>
-      </w:r>
-      <w:proofErr w:type="spellEnd"/>
-      <w:r>
-        <w:t>(data)).</w:t>
+        <w:t>misurare il tempo di esecuzione della DCT2 fornita dalla libreria FFTW (FFTW.dct(data)).</w:t>
       </w:r>
     </w:p>
     <w:p>
@@ -3034,31 +3076,7 @@
         <w:spacing w:line="360" w:lineRule="auto"/>
       </w:pPr>
       <w:r>
-        <w:t xml:space="preserve">Questo processo viene ripetuto </w:t>
-      </w:r>
-      <w:proofErr w:type="spellStart"/>
-      <w:r>
-        <w:t>iterations</w:t>
-      </w:r>
-      <w:proofErr w:type="spellEnd"/>
-      <w:r>
-        <w:t xml:space="preserve"> volte (in questo caso 10) per ogni dimensione, in modo da ottenere una stima più stabile e affidabile dei tempi di esecuzione medi. I risultati temporanei di ciascun metodo vengono memorizzati in due vettori (</w:t>
-      </w:r>
-      <w:proofErr w:type="spellStart"/>
-      <w:r>
-        <w:t>custom_times</w:t>
-      </w:r>
-      <w:proofErr w:type="spellEnd"/>
-      <w:r>
-        <w:t xml:space="preserve"> e </w:t>
-      </w:r>
-      <w:proofErr w:type="spellStart"/>
-      <w:r>
-        <w:t>fftw_times</w:t>
-      </w:r>
-      <w:proofErr w:type="spellEnd"/>
-      <w:r>
-        <w:t>), uno per ciascuna implementazione.</w:t>
+        <w:t>Questo processo viene ripetuto iterations volte (in questo caso 10) per ogni dimensione, in modo da ottenere una stima più stabile e affidabile dei tempi di esecuzione medi. I risultati temporanei di ciascun metodo vengono memorizzati in due vettori (custom_times e fftw_times), uno per ciascuna implementazione.</w:t>
       </w:r>
     </w:p>
     <w:p>
@@ -3066,25 +3084,12 @@
         <w:spacing w:line="360" w:lineRule="auto"/>
       </w:pPr>
       <w:r>
-        <w:t>Terminata la raccolta dei dati per una determinata dimensione, il codice calcola la media dei tempi per entrambe le implementazioni, li organizza in un dizionario (</w:t>
-      </w:r>
-      <w:proofErr w:type="spellStart"/>
-      <w:r>
-        <w:t>Dict</w:t>
-      </w:r>
-      <w:proofErr w:type="spellEnd"/>
-      <w:r>
-        <w:t xml:space="preserve">) e li salva in un </w:t>
+        <w:t xml:space="preserve">Terminata la raccolta dei dati per una determinata dimensione, il codice calcola la media dei tempi per entrambe le implementazioni, li organizza in un dizionario (Dict) e li salva in un </w:t>
       </w:r>
       <w:proofErr w:type="gramStart"/>
       <w:r>
-        <w:t>file .</w:t>
-      </w:r>
-      <w:proofErr w:type="spellStart"/>
-      <w:r>
-        <w:t>json</w:t>
-      </w:r>
-      <w:proofErr w:type="spellEnd"/>
+        <w:t>file .json</w:t>
+      </w:r>
       <w:proofErr w:type="gramEnd"/>
       <w:r>
         <w:t xml:space="preserve"> nella cartella </w:t>
@@ -3242,12 +3247,12 @@
         <w:pStyle w:val="Titolo2"/>
         <w:spacing w:line="360" w:lineRule="auto"/>
       </w:pPr>
-      <w:bookmarkStart w:id="9" w:name="_Toc200043775"/>
+      <w:bookmarkStart w:id="10" w:name="_Toc200107658"/>
       <w:r>
         <w:lastRenderedPageBreak/>
         <w:t>Analisi dei dati ottenuti</w:t>
       </w:r>
-      <w:bookmarkEnd w:id="9"/>
+      <w:bookmarkEnd w:id="10"/>
     </w:p>
     <w:p>
       <w:pPr>
@@ -3541,23 +3546,23 @@
       <w:pPr>
         <w:pStyle w:val="Titolo1"/>
       </w:pPr>
-      <w:bookmarkStart w:id="10" w:name="_Toc200043776"/>
+      <w:bookmarkStart w:id="11" w:name="_Toc200107659"/>
       <w:r>
         <w:lastRenderedPageBreak/>
         <w:t>Seconda parte</w:t>
       </w:r>
-      <w:bookmarkEnd w:id="10"/>
+      <w:bookmarkEnd w:id="11"/>
     </w:p>
     <w:p>
       <w:pPr>
         <w:pStyle w:val="Titolo2"/>
         <w:spacing w:line="360" w:lineRule="auto"/>
       </w:pPr>
-      <w:bookmarkStart w:id="11" w:name="_Toc200043777"/>
+      <w:bookmarkStart w:id="12" w:name="_Toc200107660"/>
       <w:r>
         <w:t>Struttura del codice</w:t>
       </w:r>
-      <w:bookmarkEnd w:id="11"/>
+      <w:bookmarkEnd w:id="12"/>
     </w:p>
     <w:p>
       <w:pPr>
@@ -3573,59 +3578,49 @@
         <w:t>su</w:t>
       </w:r>
       <w:r>
-        <w:t xml:space="preserve"> due componenti principali: </w:t>
-      </w:r>
-      <w:proofErr w:type="spellStart"/>
+        <w:t xml:space="preserve"> due componenti principali: compressionLib, che</w:t>
+      </w:r>
+      <w:r>
+        <w:t xml:space="preserve"> </w:t>
+      </w:r>
+      <w:r>
+        <w:t>applica la trasformata discreta del coseno (DCT)</w:t>
+      </w:r>
+      <w:r>
+        <w:t>,</w:t>
+      </w:r>
+      <w:r>
+        <w:t xml:space="preserve"> </w:t>
+      </w:r>
+      <w:r>
+        <w:t>raccoglie le funzioni necessarie per suddividere l’immagine in blocchi, e ricostruire l’immagine compressa</w:t>
+      </w:r>
+      <w:r>
+        <w:t>;</w:t>
+      </w:r>
+      <w:r>
+        <w:t xml:space="preserve"> e mainPt2, che realizza un’interfaccia web interattiva con cui l’utente può caricare un’immagine BMP, impostare i parametri di compressione e visualizzare il confronto tra l’immagine originale e quella elaborata.</w:t>
+      </w:r>
+    </w:p>
+    <w:p>
+      <w:pPr>
+        <w:pStyle w:val="Titolo2"/>
+      </w:pPr>
+      <w:bookmarkStart w:id="13" w:name="_Toc200107661"/>
+      <w:r>
+        <w:t>Analisi del codice</w:t>
+      </w:r>
+      <w:bookmarkEnd w:id="13"/>
+    </w:p>
+    <w:p>
+      <w:pPr>
+        <w:pStyle w:val="Titolo3"/>
+      </w:pPr>
+      <w:bookmarkStart w:id="14" w:name="_Toc200107662"/>
       <w:r>
         <w:t>compressionLib</w:t>
       </w:r>
-      <w:proofErr w:type="spellEnd"/>
-      <w:r>
-        <w:t>, che</w:t>
-      </w:r>
-      <w:r>
-        <w:t xml:space="preserve"> </w:t>
-      </w:r>
-      <w:r>
-        <w:t>applica la trasformata discreta del coseno (DCT)</w:t>
-      </w:r>
-      <w:r>
-        <w:t>,</w:t>
-      </w:r>
-      <w:r>
-        <w:t xml:space="preserve"> </w:t>
-      </w:r>
-      <w:r>
-        <w:t>raccoglie le funzioni necessarie per suddividere l’immagine in blocchi, e ricostruire l’immagine compressa</w:t>
-      </w:r>
-      <w:r>
-        <w:t>;</w:t>
-      </w:r>
-      <w:r>
-        <w:t xml:space="preserve"> e mainPt2, che realizza un’interfaccia web interattiva con cui l’utente può caricare un’immagine BMP, impostare i parametri di compressione e visualizzare il confronto tra l’immagine originale e quella elaborata.</w:t>
-      </w:r>
-    </w:p>
-    <w:p>
-      <w:pPr>
-        <w:pStyle w:val="Titolo2"/>
-      </w:pPr>
-      <w:bookmarkStart w:id="12" w:name="_Toc200043778"/>
-      <w:r>
-        <w:t>Analisi del codice</w:t>
-      </w:r>
-      <w:bookmarkEnd w:id="12"/>
-    </w:p>
-    <w:p>
-      <w:pPr>
-        <w:pStyle w:val="Titolo3"/>
-      </w:pPr>
-      <w:bookmarkStart w:id="13" w:name="_Toc200043779"/>
-      <w:proofErr w:type="spellStart"/>
-      <w:r>
-        <w:t>compressionLib</w:t>
-      </w:r>
-      <w:bookmarkEnd w:id="13"/>
-      <w:proofErr w:type="spellEnd"/>
+      <w:bookmarkEnd w:id="14"/>
     </w:p>
     <w:p>
       <w:pPr>
@@ -3640,62 +3635,28 @@
           <w:lang w:val="en-US"/>
         </w:rPr>
       </w:pPr>
-      <w:proofErr w:type="spellStart"/>
       <w:r>
         <w:rPr>
           <w:rFonts w:eastAsiaTheme="minorEastAsia"/>
           <w:lang w:val="en-US"/>
         </w:rPr>
-        <w:t>Funzione</w:t>
-      </w:r>
-      <w:proofErr w:type="spellEnd"/>
+        <w:t>Funzione image_to_</w:t>
+      </w:r>
+      <w:proofErr w:type="gramStart"/>
       <w:r>
         <w:rPr>
           <w:rFonts w:eastAsiaTheme="minorEastAsia"/>
           <w:lang w:val="en-US"/>
         </w:rPr>
-        <w:t xml:space="preserve"> </w:t>
-      </w:r>
-      <w:proofErr w:type="spellStart"/>
+        <w:t>blocks(</w:t>
+      </w:r>
+      <w:proofErr w:type="gramEnd"/>
       <w:r>
         <w:rPr>
           <w:rFonts w:eastAsiaTheme="minorEastAsia"/>
           <w:lang w:val="en-US"/>
         </w:rPr>
-        <w:t>image_to_</w:t>
-      </w:r>
-      <w:proofErr w:type="gramStart"/>
-      <w:r>
-        <w:rPr>
-          <w:rFonts w:eastAsiaTheme="minorEastAsia"/>
-          <w:lang w:val="en-US"/>
-        </w:rPr>
-        <w:t>blocks</w:t>
-      </w:r>
-      <w:proofErr w:type="spellEnd"/>
-      <w:r>
-        <w:rPr>
-          <w:rFonts w:eastAsiaTheme="minorEastAsia"/>
-          <w:lang w:val="en-US"/>
-        </w:rPr>
-        <w:t>(</w:t>
-      </w:r>
-      <w:proofErr w:type="spellStart"/>
-      <w:proofErr w:type="gramEnd"/>
-      <w:r>
-        <w:rPr>
-          <w:rFonts w:eastAsiaTheme="minorEastAsia"/>
-          <w:lang w:val="en-US"/>
-        </w:rPr>
-        <w:t>img</w:t>
-      </w:r>
-      <w:proofErr w:type="spellEnd"/>
-      <w:r>
-        <w:rPr>
-          <w:rFonts w:eastAsiaTheme="minorEastAsia"/>
-          <w:lang w:val="en-US"/>
-        </w:rPr>
-        <w:t>, f):</w:t>
+        <w:t>img, f):</w:t>
       </w:r>
     </w:p>
     <w:p>
@@ -3721,7 +3682,6 @@
         </w:rPr>
         <w:t xml:space="preserve">Divide l’immagine </w:t>
       </w:r>
-      <w:proofErr w:type="spellStart"/>
       <w:r>
         <w:rPr>
           <w:rStyle w:val="CodiceHTML"/>
@@ -3731,7 +3691,6 @@
         </w:rPr>
         <w:t>img</w:t>
       </w:r>
-      <w:proofErr w:type="spellEnd"/>
       <w:r>
         <w:rPr>
           <w:rFonts w:ascii="Consolas" w:hAnsi="Consolas"/>
@@ -3884,27 +3843,46 @@
         <w:rPr>
           <w:sz w:val="22"/>
           <w:szCs w:val="22"/>
-        </w:rPr>
-      </w:pPr>
-      <w:r>
+          <w:lang w:val="en-US"/>
+        </w:rPr>
+      </w:pPr>
+      <w:r>
+        <w:rPr>
+          <w:lang w:val="en-US"/>
+        </w:rPr>
         <w:t xml:space="preserve">Figura </w:t>
       </w:r>
-      <w:fldSimple w:instr=" SEQ Figura \* ARABIC ">
-        <w:r>
-          <w:rPr>
-            <w:noProof/>
-          </w:rPr>
-          <w:t>3</w:t>
-        </w:r>
-      </w:fldSimple>
-      <w:r>
-        <w:t xml:space="preserve"> Codice </w:t>
-      </w:r>
-      <w:proofErr w:type="spellStart"/>
-      <w:r>
-        <w:t>image_to_blocks</w:t>
-      </w:r>
-      <w:proofErr w:type="spellEnd"/>
+      <w:r>
+        <w:fldChar w:fldCharType="begin"/>
+      </w:r>
+      <w:r>
+        <w:rPr>
+          <w:lang w:val="en-US"/>
+        </w:rPr>
+        <w:instrText xml:space="preserve"> SEQ Figura \* ARABIC </w:instrText>
+      </w:r>
+      <w:r>
+        <w:fldChar w:fldCharType="separate"/>
+      </w:r>
+      <w:r>
+        <w:rPr>
+          <w:noProof/>
+          <w:lang w:val="en-US"/>
+        </w:rPr>
+        <w:t>3</w:t>
+      </w:r>
+      <w:r>
+        <w:rPr>
+          <w:noProof/>
+        </w:rPr>
+        <w:fldChar w:fldCharType="end"/>
+      </w:r>
+      <w:r>
+        <w:rPr>
+          <w:lang w:val="en-US"/>
+        </w:rPr>
+        <w:t xml:space="preserve"> Codice image_to_blocks</w:t>
+      </w:r>
     </w:p>
     <w:p>
       <w:pPr>
@@ -3924,7 +3902,6 @@
         </w:rPr>
         <w:t xml:space="preserve">Funzione </w:t>
       </w:r>
-      <w:proofErr w:type="spellStart"/>
       <w:r>
         <w:rPr>
           <w:rFonts w:eastAsiaTheme="minorEastAsia"/>
@@ -3936,29 +3913,14 @@
         <w:rPr>
           <w:rFonts w:eastAsiaTheme="minorEastAsia"/>
         </w:rPr>
-        <w:t>compress</w:t>
-      </w:r>
-      <w:proofErr w:type="spellEnd"/>
+        <w:t>compress(</w:t>
+      </w:r>
+      <w:proofErr w:type="gramEnd"/>
       <w:r>
         <w:rPr>
           <w:rFonts w:eastAsiaTheme="minorEastAsia"/>
         </w:rPr>
-        <w:t>(</w:t>
-      </w:r>
-      <w:proofErr w:type="spellStart"/>
-      <w:proofErr w:type="gramEnd"/>
-      <w:r>
-        <w:rPr>
-          <w:rFonts w:eastAsiaTheme="minorEastAsia"/>
-        </w:rPr>
-        <w:t>blocks</w:t>
-      </w:r>
-      <w:proofErr w:type="spellEnd"/>
-      <w:r>
-        <w:rPr>
-          <w:rFonts w:eastAsiaTheme="minorEastAsia"/>
-        </w:rPr>
-        <w:t>, d)</w:t>
+        <w:t>blocks, d)</w:t>
       </w:r>
       <w:r>
         <w:rPr>
@@ -3990,7 +3952,6 @@
         </w:rPr>
         <w:t xml:space="preserve">Applica la trasformata discreta del coseno (DCT) a ciascun blocco della lista. Per ogni blocco, annulla i coefficienti di frequenza la cui somma degli indici soddisfa la condizione </w:t>
       </w:r>
-      <w:proofErr w:type="spellStart"/>
       <w:r>
         <w:rPr>
           <w:rStyle w:val="katex-mathml"/>
@@ -3998,47 +3959,7 @@
           <w:sz w:val="22"/>
           <w:szCs w:val="22"/>
         </w:rPr>
-        <w:t>i+j≥di</w:t>
-      </w:r>
-      <w:proofErr w:type="spellEnd"/>
-      <w:r>
-        <w:rPr>
-          <w:rStyle w:val="katex-mathml"/>
-          <w:rFonts w:ascii="Consolas" w:eastAsiaTheme="majorEastAsia" w:hAnsi="Consolas"/>
-          <w:sz w:val="22"/>
-          <w:szCs w:val="22"/>
-        </w:rPr>
-        <w:t xml:space="preserve"> + j \</w:t>
-      </w:r>
-      <w:proofErr w:type="spellStart"/>
-      <w:r>
-        <w:rPr>
-          <w:rStyle w:val="katex-mathml"/>
-          <w:rFonts w:ascii="Consolas" w:eastAsiaTheme="majorEastAsia" w:hAnsi="Consolas"/>
-          <w:sz w:val="22"/>
-          <w:szCs w:val="22"/>
-        </w:rPr>
-        <w:t>geq</w:t>
-      </w:r>
-      <w:proofErr w:type="spellEnd"/>
-      <w:r>
-        <w:rPr>
-          <w:rStyle w:val="katex-mathml"/>
-          <w:rFonts w:ascii="Consolas" w:eastAsiaTheme="majorEastAsia" w:hAnsi="Consolas"/>
-          <w:sz w:val="22"/>
-          <w:szCs w:val="22"/>
-        </w:rPr>
-        <w:t xml:space="preserve"> </w:t>
-      </w:r>
-      <w:proofErr w:type="spellStart"/>
-      <w:r>
-        <w:rPr>
-          <w:rStyle w:val="katex-mathml"/>
-          <w:rFonts w:ascii="Consolas" w:eastAsiaTheme="majorEastAsia" w:hAnsi="Consolas"/>
-          <w:sz w:val="22"/>
-          <w:szCs w:val="22"/>
-        </w:rPr>
-        <w:t>d</w:t>
+        <w:t>i+j≥di + j \geq d</w:t>
       </w:r>
       <w:r>
         <w:rPr>
@@ -4085,7 +4006,6 @@
         </w:rPr>
         <w:t>d</w:t>
       </w:r>
-      <w:proofErr w:type="spellEnd"/>
       <w:r>
         <w:rPr>
           <w:rFonts w:ascii="Consolas" w:hAnsi="Consolas"/>
@@ -4118,7 +4038,6 @@
         </w:rPr>
         <w:t xml:space="preserve">Dopo l’azzeramento, applica l’inversa della DCT (IDCT) per ricostruire il blocco compresso e ne limita i valori tra 0 e 1 tramite </w:t>
       </w:r>
-      <w:proofErr w:type="spellStart"/>
       <w:r>
         <w:rPr>
           <w:rStyle w:val="CodiceHTML"/>
@@ -4128,7 +4047,6 @@
         </w:rPr>
         <w:t>clamp</w:t>
       </w:r>
-      <w:proofErr w:type="spellEnd"/>
       <w:r>
         <w:rPr>
           <w:rFonts w:ascii="Consolas" w:hAnsi="Consolas"/>
@@ -4218,22 +4136,30 @@
       <w:r>
         <w:t xml:space="preserve">Figura </w:t>
       </w:r>
-      <w:fldSimple w:instr=" SEQ Figura \* ARABIC ">
-        <w:r>
-          <w:rPr>
-            <w:noProof/>
-          </w:rPr>
-          <w:t>4</w:t>
-        </w:r>
-      </w:fldSimple>
-      <w:r>
-        <w:t xml:space="preserve"> Codice </w:t>
-      </w:r>
-      <w:proofErr w:type="spellStart"/>
-      <w:r>
-        <w:t>image_compress</w:t>
-      </w:r>
-      <w:proofErr w:type="spellEnd"/>
+      <w:r>
+        <w:fldChar w:fldCharType="begin"/>
+      </w:r>
+      <w:r>
+        <w:instrText xml:space="preserve"> SEQ Figura \* ARABIC </w:instrText>
+      </w:r>
+      <w:r>
+        <w:fldChar w:fldCharType="separate"/>
+      </w:r>
+      <w:r>
+        <w:rPr>
+          <w:noProof/>
+        </w:rPr>
+        <w:t>4</w:t>
+      </w:r>
+      <w:r>
+        <w:rPr>
+          <w:noProof/>
+        </w:rPr>
+        <w:fldChar w:fldCharType="end"/>
+      </w:r>
+      <w:r>
+        <w:t xml:space="preserve"> Codice image_compress</w:t>
+      </w:r>
     </w:p>
     <w:p>
       <w:pPr>
@@ -4248,69 +4174,28 @@
           <w:lang w:val="en-US"/>
         </w:rPr>
       </w:pPr>
-      <w:proofErr w:type="spellStart"/>
       <w:r>
         <w:rPr>
           <w:rFonts w:eastAsiaTheme="minorEastAsia"/>
           <w:lang w:val="en-US"/>
         </w:rPr>
-        <w:t>Funzione</w:t>
-      </w:r>
-      <w:proofErr w:type="spellEnd"/>
+        <w:t>Funzione reassemble_</w:t>
+      </w:r>
+      <w:proofErr w:type="gramStart"/>
       <w:r>
         <w:rPr>
           <w:rFonts w:eastAsiaTheme="minorEastAsia"/>
           <w:lang w:val="en-US"/>
         </w:rPr>
-        <w:t xml:space="preserve"> </w:t>
-      </w:r>
-      <w:proofErr w:type="spellStart"/>
+        <w:t>image(</w:t>
+      </w:r>
+      <w:proofErr w:type="gramEnd"/>
       <w:r>
         <w:rPr>
           <w:rFonts w:eastAsiaTheme="minorEastAsia"/>
           <w:lang w:val="en-US"/>
         </w:rPr>
-        <w:t>reassemble_</w:t>
-      </w:r>
-      <w:proofErr w:type="gramStart"/>
-      <w:r>
-        <w:rPr>
-          <w:rFonts w:eastAsiaTheme="minorEastAsia"/>
-          <w:lang w:val="en-US"/>
-        </w:rPr>
-        <w:t>image</w:t>
-      </w:r>
-      <w:proofErr w:type="spellEnd"/>
-      <w:r>
-        <w:rPr>
-          <w:rFonts w:eastAsiaTheme="minorEastAsia"/>
-          <w:lang w:val="en-US"/>
-        </w:rPr>
-        <w:t>(</w:t>
-      </w:r>
-      <w:proofErr w:type="gramEnd"/>
-      <w:r>
-        <w:rPr>
-          <w:rFonts w:eastAsiaTheme="minorEastAsia"/>
-          <w:lang w:val="en-US"/>
-        </w:rPr>
-        <w:t xml:space="preserve">blocks, height, width, </w:t>
-      </w:r>
-      <w:proofErr w:type="spellStart"/>
-      <w:r>
-        <w:rPr>
-          <w:rFonts w:eastAsiaTheme="minorEastAsia"/>
-          <w:lang w:val="en-US"/>
-        </w:rPr>
-        <w:t>block_size</w:t>
-      </w:r>
-      <w:proofErr w:type="spellEnd"/>
-      <w:r>
-        <w:rPr>
-          <w:rFonts w:eastAsiaTheme="minorEastAsia"/>
-          <w:lang w:val="en-US"/>
-        </w:rPr>
-        <w:t>):</w:t>
+        <w:t>blocks, height, width, block_size):</w:t>
       </w:r>
     </w:p>
     <w:p>
@@ -4354,21 +4239,7 @@
         <w:rPr>
           <w:rFonts w:eastAsiaTheme="minorEastAsia"/>
         </w:rPr>
-        <w:t xml:space="preserve">In pratica, svolge l’operazione inversa rispetto a </w:t>
-      </w:r>
-      <w:proofErr w:type="spellStart"/>
-      <w:r>
-        <w:rPr>
-          <w:rFonts w:eastAsiaTheme="minorEastAsia"/>
-        </w:rPr>
-        <w:t>image_to_blocks</w:t>
-      </w:r>
-      <w:proofErr w:type="spellEnd"/>
-      <w:r>
-        <w:rPr>
-          <w:rFonts w:eastAsiaTheme="minorEastAsia"/>
-        </w:rPr>
-        <w:t>, permettendo di ottenere una nuova immagine coerente partendo dai blocchi elaborati.</w:t>
+        <w:t>In pratica, svolge l’operazione inversa rispetto a image_to_blocks, permettendo di ottenere una nuova immagine coerente partendo dai blocchi elaborati.</w:t>
       </w:r>
     </w:p>
     <w:p>
@@ -4439,22 +4310,30 @@
       <w:r>
         <w:t xml:space="preserve">Figura </w:t>
       </w:r>
-      <w:fldSimple w:instr=" SEQ Figura \* ARABIC ">
-        <w:r>
-          <w:rPr>
-            <w:noProof/>
-          </w:rPr>
-          <w:t>5</w:t>
-        </w:r>
-      </w:fldSimple>
-      <w:r>
-        <w:t xml:space="preserve"> Codice </w:t>
-      </w:r>
-      <w:proofErr w:type="spellStart"/>
-      <w:r>
-        <w:t>rassemble_image</w:t>
-      </w:r>
-      <w:proofErr w:type="spellEnd"/>
+      <w:r>
+        <w:fldChar w:fldCharType="begin"/>
+      </w:r>
+      <w:r>
+        <w:instrText xml:space="preserve"> SEQ Figura \* ARABIC </w:instrText>
+      </w:r>
+      <w:r>
+        <w:fldChar w:fldCharType="separate"/>
+      </w:r>
+      <w:r>
+        <w:rPr>
+          <w:noProof/>
+        </w:rPr>
+        <w:t>5</w:t>
+      </w:r>
+      <w:r>
+        <w:rPr>
+          <w:noProof/>
+        </w:rPr>
+        <w:fldChar w:fldCharType="end"/>
+      </w:r>
+      <w:r>
+        <w:t xml:space="preserve"> Codice rassemble_image</w:t>
+      </w:r>
     </w:p>
     <w:p/>
     <w:p/>
@@ -4466,12 +4345,12 @@
           <w:u w:val="single"/>
         </w:rPr>
       </w:pPr>
-      <w:bookmarkStart w:id="14" w:name="_Toc200043780"/>
+      <w:bookmarkStart w:id="15" w:name="_Toc200107663"/>
       <w:r>
         <w:lastRenderedPageBreak/>
         <w:t>mainPt2</w:t>
       </w:r>
-      <w:bookmarkEnd w:id="14"/>
+      <w:bookmarkEnd w:id="15"/>
     </w:p>
     <w:p>
       <w:pPr>
@@ -4486,15 +4365,7 @@
         <w:spacing w:line="360" w:lineRule="auto"/>
       </w:pPr>
       <w:r>
-        <w:t xml:space="preserve">Una volta che l’utente ha selezionato i parametri e caricato l’immagine, l’applicazione attiva una funzione di </w:t>
-      </w:r>
-      <w:proofErr w:type="spellStart"/>
-      <w:r>
-        <w:t>callback</w:t>
-      </w:r>
-      <w:proofErr w:type="spellEnd"/>
-      <w:r>
-        <w:t xml:space="preserve"> che gestisce l’intero processo. Innanzitutto, vengono effettuati dei controlli per assicurarsi che tutti i campi siano stati compilati correttamente e che d sia compreso tra 0 e 2F−22F - 22F−2, come richiesto dalla specifica. Se i dati sono validi, l’immagine viene decodificata dal formato base64, salvata temporaneamente su disco e poi caricata come immagine in scala di grigi.</w:t>
+        <w:t>Una volta che l’utente ha selezionato i parametri e caricato l’immagine, l’applicazione attiva una funzione di callback che gestisce l’intero processo. Innanzitutto, vengono effettuati dei controlli per assicurarsi che tutti i campi siano stati compilati correttamente e che d sia compreso tra 0 e 2F−2, come richiesto dalla specifica. Se i dati sono validi, l’immagine viene decodificata dal formato base64, salvata temporaneamente su disco e poi caricata come immagine in scala di grigi.</w:t>
       </w:r>
     </w:p>
     <w:p>
@@ -4510,7 +4381,19 @@
         <w:spacing w:line="360" w:lineRule="auto"/>
       </w:pPr>
       <w:r>
-        <w:t>L’applicazione mostra quindi entrambe le immagini — quella originale e quella compressa — in finestre grafiche separate, permettendo all’utente di confrontarle visivamente. Infine, un messaggio a schermo comunica l’esito dell’operazione. Questo strumento permette di esplorare in modo pratico e interattivo gli effetti della compressione DCT2, evidenziando l’impatto della dimensione del blocco e del taglio delle frequenze sulla qualità visiva dell’immagine.</w:t>
+        <w:t>L’applicazione mostra quindi entrambe le immagini</w:t>
+      </w:r>
+      <w:r>
+        <w:t>,</w:t>
+      </w:r>
+      <w:r>
+        <w:t xml:space="preserve"> quella originale e quella compressa</w:t>
+      </w:r>
+      <w:r>
+        <w:t>,</w:t>
+      </w:r>
+      <w:r>
+        <w:t xml:space="preserve"> in finestre grafiche separate, permettendo all’utente di confrontarle visivamente. Infine, un messaggio a schermo comunica l’esito dell’operazione. </w:t>
       </w:r>
     </w:p>
     <w:p>
@@ -4525,12 +4408,12 @@
       <w:pPr>
         <w:pStyle w:val="Titolo3"/>
       </w:pPr>
-      <w:bookmarkStart w:id="15" w:name="_Toc200043781"/>
+      <w:bookmarkStart w:id="16" w:name="_Toc200107664"/>
       <w:r>
         <w:lastRenderedPageBreak/>
         <w:t>Test</w:t>
       </w:r>
-      <w:bookmarkEnd w:id="15"/>
+      <w:bookmarkEnd w:id="16"/>
     </w:p>
     <w:p>
       <w:r>
@@ -4698,14 +4581,27 @@
                             <w:r>
                               <w:t xml:space="preserve">Figura </w:t>
                             </w:r>
-                            <w:fldSimple w:instr=" SEQ Figura \* ARABIC ">
-                              <w:r>
-                                <w:rPr>
-                                  <w:noProof/>
-                                </w:rPr>
-                                <w:t>6</w:t>
-                              </w:r>
-                            </w:fldSimple>
+                            <w:r>
+                              <w:fldChar w:fldCharType="begin"/>
+                            </w:r>
+                            <w:r>
+                              <w:instrText xml:space="preserve"> SEQ Figura \* ARABIC </w:instrText>
+                            </w:r>
+                            <w:r>
+                              <w:fldChar w:fldCharType="separate"/>
+                            </w:r>
+                            <w:r>
+                              <w:rPr>
+                                <w:noProof/>
+                              </w:rPr>
+                              <w:t>6</w:t>
+                            </w:r>
+                            <w:r>
+                              <w:rPr>
+                                <w:noProof/>
+                              </w:rPr>
+                              <w:fldChar w:fldCharType="end"/>
+                            </w:r>
                             <w:r>
                               <w:t xml:space="preserve"> risultato test1</w:t>
                             </w:r>
@@ -4745,14 +4641,27 @@
                       <w:r>
                         <w:t xml:space="preserve">Figura </w:t>
                       </w:r>
-                      <w:fldSimple w:instr=" SEQ Figura \* ARABIC ">
-                        <w:r>
-                          <w:rPr>
-                            <w:noProof/>
-                          </w:rPr>
-                          <w:t>6</w:t>
-                        </w:r>
-                      </w:fldSimple>
+                      <w:r>
+                        <w:fldChar w:fldCharType="begin"/>
+                      </w:r>
+                      <w:r>
+                        <w:instrText xml:space="preserve"> SEQ Figura \* ARABIC </w:instrText>
+                      </w:r>
+                      <w:r>
+                        <w:fldChar w:fldCharType="separate"/>
+                      </w:r>
+                      <w:r>
+                        <w:rPr>
+                          <w:noProof/>
+                        </w:rPr>
+                        <w:t>6</w:t>
+                      </w:r>
+                      <w:r>
+                        <w:rPr>
+                          <w:noProof/>
+                        </w:rPr>
+                        <w:fldChar w:fldCharType="end"/>
+                      </w:r>
                       <w:r>
                         <w:t xml:space="preserve"> risultato test1</w:t>
                       </w:r>
@@ -4894,14 +4803,27 @@
                             <w:r>
                               <w:t xml:space="preserve">Figura </w:t>
                             </w:r>
-                            <w:fldSimple w:instr=" SEQ Figura \* ARABIC ">
-                              <w:r>
-                                <w:rPr>
-                                  <w:noProof/>
-                                </w:rPr>
-                                <w:t>7</w:t>
-                              </w:r>
-                            </w:fldSimple>
+                            <w:r>
+                              <w:fldChar w:fldCharType="begin"/>
+                            </w:r>
+                            <w:r>
+                              <w:instrText xml:space="preserve"> SEQ Figura \* ARABIC </w:instrText>
+                            </w:r>
+                            <w:r>
+                              <w:fldChar w:fldCharType="separate"/>
+                            </w:r>
+                            <w:r>
+                              <w:rPr>
+                                <w:noProof/>
+                              </w:rPr>
+                              <w:t>7</w:t>
+                            </w:r>
+                            <w:r>
+                              <w:rPr>
+                                <w:noProof/>
+                              </w:rPr>
+                              <w:fldChar w:fldCharType="end"/>
+                            </w:r>
                             <w:r>
                               <w:t xml:space="preserve"> risultato test2</w:t>
                             </w:r>
@@ -4937,14 +4859,27 @@
                       <w:r>
                         <w:t xml:space="preserve">Figura </w:t>
                       </w:r>
-                      <w:fldSimple w:instr=" SEQ Figura \* ARABIC ">
-                        <w:r>
-                          <w:rPr>
-                            <w:noProof/>
-                          </w:rPr>
-                          <w:t>7</w:t>
-                        </w:r>
-                      </w:fldSimple>
+                      <w:r>
+                        <w:fldChar w:fldCharType="begin"/>
+                      </w:r>
+                      <w:r>
+                        <w:instrText xml:space="preserve"> SEQ Figura \* ARABIC </w:instrText>
+                      </w:r>
+                      <w:r>
+                        <w:fldChar w:fldCharType="separate"/>
+                      </w:r>
+                      <w:r>
+                        <w:rPr>
+                          <w:noProof/>
+                        </w:rPr>
+                        <w:t>7</w:t>
+                      </w:r>
+                      <w:r>
+                        <w:rPr>
+                          <w:noProof/>
+                        </w:rPr>
+                        <w:fldChar w:fldCharType="end"/>
+                      </w:r>
                       <w:r>
                         <w:t xml:space="preserve"> risultato test2</w:t>
                       </w:r>
@@ -5214,14 +5149,27 @@
                             <w:r>
                               <w:t xml:space="preserve">Figura </w:t>
                             </w:r>
-                            <w:fldSimple w:instr=" SEQ Figura \* ARABIC ">
-                              <w:r>
-                                <w:rPr>
-                                  <w:noProof/>
-                                </w:rPr>
-                                <w:t>8</w:t>
-                              </w:r>
-                            </w:fldSimple>
+                            <w:r>
+                              <w:fldChar w:fldCharType="begin"/>
+                            </w:r>
+                            <w:r>
+                              <w:instrText xml:space="preserve"> SEQ Figura \* ARABIC </w:instrText>
+                            </w:r>
+                            <w:r>
+                              <w:fldChar w:fldCharType="separate"/>
+                            </w:r>
+                            <w:r>
+                              <w:rPr>
+                                <w:noProof/>
+                              </w:rPr>
+                              <w:t>8</w:t>
+                            </w:r>
+                            <w:r>
+                              <w:rPr>
+                                <w:noProof/>
+                              </w:rPr>
+                              <w:fldChar w:fldCharType="end"/>
+                            </w:r>
                             <w:r>
                               <w:t xml:space="preserve"> risultati test3</w:t>
                             </w:r>
@@ -5256,14 +5204,27 @@
                       <w:r>
                         <w:t xml:space="preserve">Figura </w:t>
                       </w:r>
-                      <w:fldSimple w:instr=" SEQ Figura \* ARABIC ">
-                        <w:r>
-                          <w:rPr>
-                            <w:noProof/>
-                          </w:rPr>
-                          <w:t>8</w:t>
-                        </w:r>
-                      </w:fldSimple>
+                      <w:r>
+                        <w:fldChar w:fldCharType="begin"/>
+                      </w:r>
+                      <w:r>
+                        <w:instrText xml:space="preserve"> SEQ Figura \* ARABIC </w:instrText>
+                      </w:r>
+                      <w:r>
+                        <w:fldChar w:fldCharType="separate"/>
+                      </w:r>
+                      <w:r>
+                        <w:rPr>
+                          <w:noProof/>
+                        </w:rPr>
+                        <w:t>8</w:t>
+                      </w:r>
+                      <w:r>
+                        <w:rPr>
+                          <w:noProof/>
+                        </w:rPr>
+                        <w:fldChar w:fldCharType="end"/>
+                      </w:r>
                       <w:r>
                         <w:t xml:space="preserve"> risultati test3</w:t>
                       </w:r>
@@ -5284,12 +5245,12 @@
       <w:pPr>
         <w:pStyle w:val="Titolo1"/>
       </w:pPr>
-      <w:bookmarkStart w:id="16" w:name="_Toc200043782"/>
+      <w:bookmarkStart w:id="17" w:name="_Toc200107665"/>
       <w:r>
         <w:lastRenderedPageBreak/>
         <w:t>Conclusioni</w:t>
       </w:r>
-      <w:bookmarkEnd w:id="16"/>
+      <w:bookmarkEnd w:id="17"/>
     </w:p>
     <w:p>
       <w:pPr>
@@ -5324,7 +5285,7 @@
       </w:r>
       <w:proofErr w:type="gramEnd"/>
       <w:r>
-        <w:t>N² log N). Questo rende FFTW preferibile per applicazioni pratiche, specialmente su matrici di dimensioni medio-grandi.</w:t>
+        <w:t>N² log N).</w:t>
       </w:r>
     </w:p>
     <w:p>
@@ -8816,7 +8777,6 @@
   <w:style w:type="character" w:default="1" w:styleId="Carpredefinitoparagrafo">
     <w:name w:val="Default Paragraph Font"/>
     <w:uiPriority w:val="1"/>
-    <w:semiHidden/>
     <w:unhideWhenUsed/>
   </w:style>
   <w:style w:type="table" w:default="1" w:styleId="Tabellanormale">
